--- a/Završni rad.docx
+++ b/Završni rad.docx
@@ -81,7 +81,7 @@
             </w:rPr>
             <w:fldChar w:fldCharType="separate"/>
           </w:r>
-          <w:hyperlink w:anchor="_Toc242635106" w:history="1">
+          <w:hyperlink w:anchor="_Toc243051043" w:history="1">
             <w:r>
               <w:rPr>
                 <w:rStyle w:val="Hyperlink"/>
@@ -125,7 +125,7 @@
                 <w:noProof/>
                 <w:webHidden/>
               </w:rPr>
-              <w:instrText xml:space="preserve"> PAGEREF _Toc242635106 \h </w:instrText>
+              <w:instrText xml:space="preserve"> PAGEREF _Toc243051043 \h </w:instrText>
             </w:r>
             <w:r>
               <w:rPr>
@@ -171,7 +171,7 @@
               <w:lang w:eastAsia="hr-HR"/>
             </w:rPr>
           </w:pPr>
-          <w:hyperlink w:anchor="_Toc242635107" w:history="1">
+          <w:hyperlink w:anchor="_Toc243051044" w:history="1">
             <w:r>
               <w:rPr>
                 <w:rStyle w:val="Hyperlink"/>
@@ -215,7 +215,7 @@
                 <w:noProof/>
                 <w:webHidden/>
               </w:rPr>
-              <w:instrText xml:space="preserve"> PAGEREF _Toc242635107 \h </w:instrText>
+              <w:instrText xml:space="preserve"> PAGEREF _Toc243051044 \h </w:instrText>
             </w:r>
             <w:r>
               <w:rPr>
@@ -261,7 +261,7 @@
               <w:lang w:eastAsia="hr-HR"/>
             </w:rPr>
           </w:pPr>
-          <w:hyperlink w:anchor="_Toc242635108" w:history="1">
+          <w:hyperlink w:anchor="_Toc243051045" w:history="1">
             <w:r>
               <w:rPr>
                 <w:rStyle w:val="Hyperlink"/>
@@ -305,7 +305,7 @@
                 <w:noProof/>
                 <w:webHidden/>
               </w:rPr>
-              <w:instrText xml:space="preserve"> PAGEREF _Toc242635108 \h </w:instrText>
+              <w:instrText xml:space="preserve"> PAGEREF _Toc243051045 \h </w:instrText>
             </w:r>
             <w:r>
               <w:rPr>
@@ -351,7 +351,7 @@
               <w:lang w:eastAsia="hr-HR"/>
             </w:rPr>
           </w:pPr>
-          <w:hyperlink w:anchor="_Toc242635109" w:history="1">
+          <w:hyperlink w:anchor="_Toc243051046" w:history="1">
             <w:r>
               <w:rPr>
                 <w:rStyle w:val="Hyperlink"/>
@@ -395,7 +395,7 @@
                 <w:noProof/>
                 <w:webHidden/>
               </w:rPr>
-              <w:instrText xml:space="preserve"> PAGEREF _Toc242635109 \h </w:instrText>
+              <w:instrText xml:space="preserve"> PAGEREF _Toc243051046 \h </w:instrText>
             </w:r>
             <w:r>
               <w:rPr>
@@ -441,7 +441,7 @@
               <w:lang w:eastAsia="hr-HR"/>
             </w:rPr>
           </w:pPr>
-          <w:hyperlink w:anchor="_Toc242635110" w:history="1">
+          <w:hyperlink w:anchor="_Toc243051047" w:history="1">
             <w:r>
               <w:rPr>
                 <w:rStyle w:val="Hyperlink"/>
@@ -485,7 +485,7 @@
                 <w:noProof/>
                 <w:webHidden/>
               </w:rPr>
-              <w:instrText xml:space="preserve"> PAGEREF _Toc242635110 \h </w:instrText>
+              <w:instrText xml:space="preserve"> PAGEREF _Toc243051047 \h </w:instrText>
             </w:r>
             <w:r>
               <w:rPr>
@@ -531,7 +531,7 @@
               <w:lang w:eastAsia="hr-HR"/>
             </w:rPr>
           </w:pPr>
-          <w:hyperlink w:anchor="_Toc242635111" w:history="1">
+          <w:hyperlink w:anchor="_Toc243051048" w:history="1">
             <w:r>
               <w:rPr>
                 <w:rStyle w:val="Hyperlink"/>
@@ -575,7 +575,7 @@
                 <w:noProof/>
                 <w:webHidden/>
               </w:rPr>
-              <w:instrText xml:space="preserve"> PAGEREF _Toc242635111 \h </w:instrText>
+              <w:instrText xml:space="preserve"> PAGEREF _Toc243051048 \h </w:instrText>
             </w:r>
             <w:r>
               <w:rPr>
@@ -621,7 +621,7 @@
               <w:lang w:eastAsia="hr-HR"/>
             </w:rPr>
           </w:pPr>
-          <w:hyperlink w:anchor="_Toc242635112" w:history="1">
+          <w:hyperlink w:anchor="_Toc243051049" w:history="1">
             <w:r>
               <w:rPr>
                 <w:rStyle w:val="Hyperlink"/>
@@ -665,7 +665,7 @@
                 <w:noProof/>
                 <w:webHidden/>
               </w:rPr>
-              <w:instrText xml:space="preserve"> PAGEREF _Toc242635112 \h </w:instrText>
+              <w:instrText xml:space="preserve"> PAGEREF _Toc243051049 \h </w:instrText>
             </w:r>
             <w:r>
               <w:rPr>
@@ -711,7 +711,7 @@
               <w:lang w:eastAsia="hr-HR"/>
             </w:rPr>
           </w:pPr>
-          <w:hyperlink w:anchor="_Toc242635113" w:history="1">
+          <w:hyperlink w:anchor="_Toc243051050" w:history="1">
             <w:r>
               <w:rPr>
                 <w:rStyle w:val="Hyperlink"/>
@@ -755,7 +755,7 @@
                 <w:noProof/>
                 <w:webHidden/>
               </w:rPr>
-              <w:instrText xml:space="preserve"> PAGEREF _Toc242635113 \h </w:instrText>
+              <w:instrText xml:space="preserve"> PAGEREF _Toc243051050 \h </w:instrText>
             </w:r>
             <w:r>
               <w:rPr>
@@ -801,7 +801,7 @@
               <w:lang w:eastAsia="hr-HR"/>
             </w:rPr>
           </w:pPr>
-          <w:hyperlink w:anchor="_Toc242635114" w:history="1">
+          <w:hyperlink w:anchor="_Toc243051051" w:history="1">
             <w:r>
               <w:rPr>
                 <w:rStyle w:val="Hyperlink"/>
@@ -845,7 +845,7 @@
                 <w:noProof/>
                 <w:webHidden/>
               </w:rPr>
-              <w:instrText xml:space="preserve"> PAGEREF _Toc242635114 \h </w:instrText>
+              <w:instrText xml:space="preserve"> PAGEREF _Toc243051051 \h </w:instrText>
             </w:r>
             <w:r>
               <w:rPr>
@@ -891,7 +891,7 @@
               <w:lang w:eastAsia="hr-HR"/>
             </w:rPr>
           </w:pPr>
-          <w:hyperlink w:anchor="_Toc242635115" w:history="1">
+          <w:hyperlink w:anchor="_Toc243051052" w:history="1">
             <w:r>
               <w:rPr>
                 <w:rStyle w:val="Hyperlink"/>
@@ -935,7 +935,7 @@
                 <w:noProof/>
                 <w:webHidden/>
               </w:rPr>
-              <w:instrText xml:space="preserve"> PAGEREF _Toc242635115 \h </w:instrText>
+              <w:instrText xml:space="preserve"> PAGEREF _Toc243051052 \h </w:instrText>
             </w:r>
             <w:r>
               <w:rPr>
@@ -981,7 +981,7 @@
               <w:lang w:eastAsia="hr-HR"/>
             </w:rPr>
           </w:pPr>
-          <w:hyperlink w:anchor="_Toc242635116" w:history="1">
+          <w:hyperlink w:anchor="_Toc243051053" w:history="1">
             <w:r>
               <w:rPr>
                 <w:rStyle w:val="Hyperlink"/>
@@ -1025,7 +1025,7 @@
                 <w:noProof/>
                 <w:webHidden/>
               </w:rPr>
-              <w:instrText xml:space="preserve"> PAGEREF _Toc242635116 \h </w:instrText>
+              <w:instrText xml:space="preserve"> PAGEREF _Toc243051053 \h </w:instrText>
             </w:r>
             <w:r>
               <w:rPr>
@@ -1071,7 +1071,7 @@
               <w:lang w:eastAsia="hr-HR"/>
             </w:rPr>
           </w:pPr>
-          <w:hyperlink w:anchor="_Toc242635117" w:history="1">
+          <w:hyperlink w:anchor="_Toc243051054" w:history="1">
             <w:r>
               <w:rPr>
                 <w:rStyle w:val="Hyperlink"/>
@@ -1115,7 +1115,7 @@
                 <w:noProof/>
                 <w:webHidden/>
               </w:rPr>
-              <w:instrText xml:space="preserve"> PAGEREF _Toc242635117 \h </w:instrText>
+              <w:instrText xml:space="preserve"> PAGEREF _Toc243051054 \h </w:instrText>
             </w:r>
             <w:r>
               <w:rPr>
@@ -1161,7 +1161,7 @@
               <w:lang w:eastAsia="hr-HR"/>
             </w:rPr>
           </w:pPr>
-          <w:hyperlink w:anchor="_Toc242635118" w:history="1">
+          <w:hyperlink w:anchor="_Toc243051055" w:history="1">
             <w:r>
               <w:rPr>
                 <w:rStyle w:val="Hyperlink"/>
@@ -1205,7 +1205,7 @@
                 <w:noProof/>
                 <w:webHidden/>
               </w:rPr>
-              <w:instrText xml:space="preserve"> PAGEREF _Toc242635118 \h </w:instrText>
+              <w:instrText xml:space="preserve"> PAGEREF _Toc243051055 \h </w:instrText>
             </w:r>
             <w:r>
               <w:rPr>
@@ -1251,7 +1251,7 @@
               <w:lang w:eastAsia="hr-HR"/>
             </w:rPr>
           </w:pPr>
-          <w:hyperlink w:anchor="_Toc242635119" w:history="1">
+          <w:hyperlink w:anchor="_Toc243051056" w:history="1">
             <w:r>
               <w:rPr>
                 <w:rStyle w:val="Hyperlink"/>
@@ -1295,7 +1295,7 @@
                 <w:noProof/>
                 <w:webHidden/>
               </w:rPr>
-              <w:instrText xml:space="preserve"> PAGEREF _Toc242635119 \h </w:instrText>
+              <w:instrText xml:space="preserve"> PAGEREF _Toc243051056 \h </w:instrText>
             </w:r>
             <w:r>
               <w:rPr>
@@ -1341,7 +1341,7 @@
               <w:lang w:eastAsia="hr-HR"/>
             </w:rPr>
           </w:pPr>
-          <w:hyperlink w:anchor="_Toc242635120" w:history="1">
+          <w:hyperlink w:anchor="_Toc243051057" w:history="1">
             <w:r>
               <w:rPr>
                 <w:rStyle w:val="Hyperlink"/>
@@ -1385,7 +1385,7 @@
                 <w:noProof/>
                 <w:webHidden/>
               </w:rPr>
-              <w:instrText xml:space="preserve"> PAGEREF _Toc242635120 \h </w:instrText>
+              <w:instrText xml:space="preserve"> PAGEREF _Toc243051057 \h </w:instrText>
             </w:r>
             <w:r>
               <w:rPr>
@@ -1431,7 +1431,7 @@
               <w:lang w:eastAsia="hr-HR"/>
             </w:rPr>
           </w:pPr>
-          <w:hyperlink w:anchor="_Toc242635121" w:history="1">
+          <w:hyperlink w:anchor="_Toc243051058" w:history="1">
             <w:r>
               <w:rPr>
                 <w:rStyle w:val="Hyperlink"/>
@@ -1475,7 +1475,7 @@
                 <w:noProof/>
                 <w:webHidden/>
               </w:rPr>
-              <w:instrText xml:space="preserve"> PAGEREF _Toc242635121 \h </w:instrText>
+              <w:instrText xml:space="preserve"> PAGEREF _Toc243051058 \h </w:instrText>
             </w:r>
             <w:r>
               <w:rPr>
@@ -1521,7 +1521,7 @@
               <w:lang w:eastAsia="hr-HR"/>
             </w:rPr>
           </w:pPr>
-          <w:hyperlink w:anchor="_Toc242635122" w:history="1">
+          <w:hyperlink w:anchor="_Toc243051059" w:history="1">
             <w:r>
               <w:rPr>
                 <w:rStyle w:val="Hyperlink"/>
@@ -1565,7 +1565,7 @@
                 <w:noProof/>
                 <w:webHidden/>
               </w:rPr>
-              <w:instrText xml:space="preserve"> PAGEREF _Toc242635122 \h </w:instrText>
+              <w:instrText xml:space="preserve"> PAGEREF _Toc243051059 \h </w:instrText>
             </w:r>
             <w:r>
               <w:rPr>
@@ -1611,7 +1611,7 @@
               <w:lang w:eastAsia="hr-HR"/>
             </w:rPr>
           </w:pPr>
-          <w:hyperlink w:anchor="_Toc242635123" w:history="1">
+          <w:hyperlink w:anchor="_Toc243051060" w:history="1">
             <w:r>
               <w:rPr>
                 <w:rStyle w:val="Hyperlink"/>
@@ -1655,7 +1655,7 @@
                 <w:noProof/>
                 <w:webHidden/>
               </w:rPr>
-              <w:instrText xml:space="preserve"> PAGEREF _Toc242635123 \h </w:instrText>
+              <w:instrText xml:space="preserve"> PAGEREF _Toc243051060 \h </w:instrText>
             </w:r>
             <w:r>
               <w:rPr>
@@ -1701,7 +1701,7 @@
               <w:lang w:eastAsia="hr-HR"/>
             </w:rPr>
           </w:pPr>
-          <w:hyperlink w:anchor="_Toc242635124" w:history="1">
+          <w:hyperlink w:anchor="_Toc243051061" w:history="1">
             <w:r>
               <w:rPr>
                 <w:rStyle w:val="Hyperlink"/>
@@ -1745,7 +1745,7 @@
                 <w:noProof/>
                 <w:webHidden/>
               </w:rPr>
-              <w:instrText xml:space="preserve"> PAGEREF _Toc242635124 \h </w:instrText>
+              <w:instrText xml:space="preserve"> PAGEREF _Toc243051061 \h </w:instrText>
             </w:r>
             <w:r>
               <w:rPr>
@@ -1791,7 +1791,7 @@
               <w:lang w:eastAsia="hr-HR"/>
             </w:rPr>
           </w:pPr>
-          <w:hyperlink w:anchor="_Toc242635125" w:history="1">
+          <w:hyperlink w:anchor="_Toc243051062" w:history="1">
             <w:r>
               <w:rPr>
                 <w:rStyle w:val="Hyperlink"/>
@@ -1835,7 +1835,7 @@
                 <w:noProof/>
                 <w:webHidden/>
               </w:rPr>
-              <w:instrText xml:space="preserve"> PAGEREF _Toc242635125 \h </w:instrText>
+              <w:instrText xml:space="preserve"> PAGEREF _Toc243051062 \h </w:instrText>
             </w:r>
             <w:r>
               <w:rPr>
@@ -1881,7 +1881,7 @@
               <w:lang w:eastAsia="hr-HR"/>
             </w:rPr>
           </w:pPr>
-          <w:hyperlink w:anchor="_Toc242635126" w:history="1">
+          <w:hyperlink w:anchor="_Toc243051063" w:history="1">
             <w:r>
               <w:rPr>
                 <w:rStyle w:val="Hyperlink"/>
@@ -1925,7 +1925,7 @@
                 <w:noProof/>
                 <w:webHidden/>
               </w:rPr>
-              <w:instrText xml:space="preserve"> PAGEREF _Toc242635126 \h </w:instrText>
+              <w:instrText xml:space="preserve"> PAGEREF _Toc243051063 \h </w:instrText>
             </w:r>
             <w:r>
               <w:rPr>
@@ -1971,7 +1971,7 @@
               <w:lang w:eastAsia="hr-HR"/>
             </w:rPr>
           </w:pPr>
-          <w:hyperlink w:anchor="_Toc242635127" w:history="1">
+          <w:hyperlink w:anchor="_Toc243051064" w:history="1">
             <w:r>
               <w:rPr>
                 <w:rStyle w:val="Hyperlink"/>
@@ -2015,7 +2015,7 @@
                 <w:noProof/>
                 <w:webHidden/>
               </w:rPr>
-              <w:instrText xml:space="preserve"> PAGEREF _Toc242635127 \h </w:instrText>
+              <w:instrText xml:space="preserve"> PAGEREF _Toc243051064 \h </w:instrText>
             </w:r>
             <w:r>
               <w:rPr>
@@ -2061,7 +2061,7 @@
               <w:lang w:eastAsia="hr-HR"/>
             </w:rPr>
           </w:pPr>
-          <w:hyperlink w:anchor="_Toc242635128" w:history="1">
+          <w:hyperlink w:anchor="_Toc243051065" w:history="1">
             <w:r>
               <w:rPr>
                 <w:rStyle w:val="Hyperlink"/>
@@ -2105,7 +2105,7 @@
                 <w:noProof/>
                 <w:webHidden/>
               </w:rPr>
-              <w:instrText xml:space="preserve"> PAGEREF _Toc242635128 \h </w:instrText>
+              <w:instrText xml:space="preserve"> PAGEREF _Toc243051065 \h </w:instrText>
             </w:r>
             <w:r>
               <w:rPr>
@@ -2151,7 +2151,7 @@
               <w:lang w:eastAsia="hr-HR"/>
             </w:rPr>
           </w:pPr>
-          <w:hyperlink w:anchor="_Toc242635129" w:history="1">
+          <w:hyperlink w:anchor="_Toc243051066" w:history="1">
             <w:r>
               <w:rPr>
                 <w:rStyle w:val="Hyperlink"/>
@@ -2195,7 +2195,7 @@
                 <w:noProof/>
                 <w:webHidden/>
               </w:rPr>
-              <w:instrText xml:space="preserve"> PAGEREF _Toc242635129 \h </w:instrText>
+              <w:instrText xml:space="preserve"> PAGEREF _Toc243051066 \h </w:instrText>
             </w:r>
             <w:r>
               <w:rPr>
@@ -2241,7 +2241,7 @@
               <w:lang w:eastAsia="hr-HR"/>
             </w:rPr>
           </w:pPr>
-          <w:hyperlink w:anchor="_Toc242635130" w:history="1">
+          <w:hyperlink w:anchor="_Toc243051067" w:history="1">
             <w:r>
               <w:rPr>
                 <w:rStyle w:val="Hyperlink"/>
@@ -2285,7 +2285,7 @@
                 <w:noProof/>
                 <w:webHidden/>
               </w:rPr>
-              <w:instrText xml:space="preserve"> PAGEREF _Toc242635130 \h </w:instrText>
+              <w:instrText xml:space="preserve"> PAGEREF _Toc243051067 \h </w:instrText>
             </w:r>
             <w:r>
               <w:rPr>
@@ -2331,7 +2331,7 @@
               <w:lang w:eastAsia="hr-HR"/>
             </w:rPr>
           </w:pPr>
-          <w:hyperlink w:anchor="_Toc242635131" w:history="1">
+          <w:hyperlink w:anchor="_Toc243051068" w:history="1">
             <w:r>
               <w:rPr>
                 <w:rStyle w:val="Hyperlink"/>
@@ -2375,7 +2375,7 @@
                 <w:noProof/>
                 <w:webHidden/>
               </w:rPr>
-              <w:instrText xml:space="preserve"> PAGEREF _Toc242635131 \h </w:instrText>
+              <w:instrText xml:space="preserve"> PAGEREF _Toc243051068 \h </w:instrText>
             </w:r>
             <w:r>
               <w:rPr>
@@ -2420,7 +2420,7 @@
               <w:lang w:eastAsia="hr-HR"/>
             </w:rPr>
           </w:pPr>
-          <w:hyperlink w:anchor="_Toc242635132" w:history="1">
+          <w:hyperlink w:anchor="_Toc243051069" w:history="1">
             <w:r>
               <w:rPr>
                 <w:rStyle w:val="Hyperlink"/>
@@ -2447,7 +2447,7 @@
                 <w:noProof/>
                 <w:webHidden/>
               </w:rPr>
-              <w:instrText xml:space="preserve"> PAGEREF _Toc242635132 \h </w:instrText>
+              <w:instrText xml:space="preserve"> PAGEREF _Toc243051069 \h </w:instrText>
             </w:r>
             <w:r>
               <w:rPr>
@@ -2493,7 +2493,7 @@
               <w:lang w:eastAsia="hr-HR"/>
             </w:rPr>
           </w:pPr>
-          <w:hyperlink w:anchor="_Toc242635133" w:history="1">
+          <w:hyperlink w:anchor="_Toc243051070" w:history="1">
             <w:r>
               <w:rPr>
                 <w:rStyle w:val="Hyperlink"/>
@@ -2537,7 +2537,7 @@
                 <w:noProof/>
                 <w:webHidden/>
               </w:rPr>
-              <w:instrText xml:space="preserve"> PAGEREF _Toc242635133 \h </w:instrText>
+              <w:instrText xml:space="preserve"> PAGEREF _Toc243051070 \h </w:instrText>
             </w:r>
             <w:r>
               <w:rPr>
@@ -2583,7 +2583,7 @@
               <w:lang w:eastAsia="hr-HR"/>
             </w:rPr>
           </w:pPr>
-          <w:hyperlink w:anchor="_Toc242635134" w:history="1">
+          <w:hyperlink w:anchor="_Toc243051071" w:history="1">
             <w:r>
               <w:rPr>
                 <w:rStyle w:val="Hyperlink"/>
@@ -2627,7 +2627,7 @@
                 <w:noProof/>
                 <w:webHidden/>
               </w:rPr>
-              <w:instrText xml:space="preserve"> PAGEREF _Toc242635134 \h </w:instrText>
+              <w:instrText xml:space="preserve"> PAGEREF _Toc243051071 \h </w:instrText>
             </w:r>
             <w:r>
               <w:rPr>
@@ -2744,7 +2744,7 @@
       <w:r>
         <w:fldChar w:fldCharType="separate"/>
       </w:r>
-      <w:hyperlink w:anchor="_Toc242635135" w:history="1">
+      <w:hyperlink w:anchor="_Toc243051032" w:history="1">
         <w:r>
           <w:rPr>
             <w:rStyle w:val="Hyperlink"/>
@@ -2771,7 +2771,7 @@
             <w:noProof/>
             <w:webHidden/>
           </w:rPr>
-          <w:instrText xml:space="preserve"> PAGEREF _Toc242635135 \h </w:instrText>
+          <w:instrText xml:space="preserve"> PAGEREF _Toc243051032 \h </w:instrText>
         </w:r>
         <w:r>
           <w:rPr>
@@ -2816,7 +2816,7 @@
           <w:lang w:eastAsia="hr-HR"/>
         </w:rPr>
       </w:pPr>
-      <w:hyperlink w:anchor="_Toc242635136" w:history="1">
+      <w:hyperlink w:anchor="_Toc243051033" w:history="1">
         <w:r>
           <w:rPr>
             <w:rStyle w:val="Hyperlink"/>
@@ -2843,7 +2843,7 @@
             <w:noProof/>
             <w:webHidden/>
           </w:rPr>
-          <w:instrText xml:space="preserve"> PAGEREF _Toc242635136 \h </w:instrText>
+          <w:instrText xml:space="preserve"> PAGEREF _Toc243051033 \h </w:instrText>
         </w:r>
         <w:r>
           <w:rPr>
@@ -2888,7 +2888,7 @@
           <w:lang w:eastAsia="hr-HR"/>
         </w:rPr>
       </w:pPr>
-      <w:hyperlink w:anchor="_Toc242635137" w:history="1">
+      <w:hyperlink w:anchor="_Toc243051034" w:history="1">
         <w:r>
           <w:rPr>
             <w:rStyle w:val="Hyperlink"/>
@@ -2915,7 +2915,7 @@
             <w:noProof/>
             <w:webHidden/>
           </w:rPr>
-          <w:instrText xml:space="preserve"> PAGEREF _Toc242635137 \h </w:instrText>
+          <w:instrText xml:space="preserve"> PAGEREF _Toc243051034 \h </w:instrText>
         </w:r>
         <w:r>
           <w:rPr>
@@ -2960,7 +2960,7 @@
           <w:lang w:eastAsia="hr-HR"/>
         </w:rPr>
       </w:pPr>
-      <w:hyperlink w:anchor="_Toc242635138" w:history="1">
+      <w:hyperlink w:anchor="_Toc243051035" w:history="1">
         <w:r>
           <w:rPr>
             <w:rStyle w:val="Hyperlink"/>
@@ -2987,7 +2987,7 @@
             <w:noProof/>
             <w:webHidden/>
           </w:rPr>
-          <w:instrText xml:space="preserve"> PAGEREF _Toc242635138 \h </w:instrText>
+          <w:instrText xml:space="preserve"> PAGEREF _Toc243051035 \h </w:instrText>
         </w:r>
         <w:r>
           <w:rPr>
@@ -3032,7 +3032,7 @@
           <w:lang w:eastAsia="hr-HR"/>
         </w:rPr>
       </w:pPr>
-      <w:hyperlink w:anchor="_Toc242635139" w:history="1">
+      <w:hyperlink w:anchor="_Toc243051036" w:history="1">
         <w:r>
           <w:rPr>
             <w:rStyle w:val="Hyperlink"/>
@@ -3059,7 +3059,7 @@
             <w:noProof/>
             <w:webHidden/>
           </w:rPr>
-          <w:instrText xml:space="preserve"> PAGEREF _Toc242635139 \h </w:instrText>
+          <w:instrText xml:space="preserve"> PAGEREF _Toc243051036 \h </w:instrText>
         </w:r>
         <w:r>
           <w:rPr>
@@ -3104,7 +3104,7 @@
           <w:lang w:eastAsia="hr-HR"/>
         </w:rPr>
       </w:pPr>
-      <w:hyperlink w:anchor="_Toc242635140" w:history="1">
+      <w:hyperlink w:anchor="_Toc243051037" w:history="1">
         <w:r>
           <w:rPr>
             <w:rStyle w:val="Hyperlink"/>
@@ -3131,7 +3131,7 @@
             <w:noProof/>
             <w:webHidden/>
           </w:rPr>
-          <w:instrText xml:space="preserve"> PAGEREF _Toc242635140 \h </w:instrText>
+          <w:instrText xml:space="preserve"> PAGEREF _Toc243051037 \h </w:instrText>
         </w:r>
         <w:r>
           <w:rPr>
@@ -3176,7 +3176,7 @@
           <w:lang w:eastAsia="hr-HR"/>
         </w:rPr>
       </w:pPr>
-      <w:hyperlink w:anchor="_Toc242635141" w:history="1">
+      <w:hyperlink w:anchor="_Toc243051038" w:history="1">
         <w:r>
           <w:rPr>
             <w:rStyle w:val="Hyperlink"/>
@@ -3203,7 +3203,7 @@
             <w:noProof/>
             <w:webHidden/>
           </w:rPr>
-          <w:instrText xml:space="preserve"> PAGEREF _Toc242635141 \h </w:instrText>
+          <w:instrText xml:space="preserve"> PAGEREF _Toc243051038 \h </w:instrText>
         </w:r>
         <w:r>
           <w:rPr>
@@ -3248,7 +3248,7 @@
           <w:lang w:eastAsia="hr-HR"/>
         </w:rPr>
       </w:pPr>
-      <w:hyperlink w:anchor="_Toc242635142" w:history="1">
+      <w:hyperlink w:anchor="_Toc243051039" w:history="1">
         <w:r>
           <w:rPr>
             <w:rStyle w:val="Hyperlink"/>
@@ -3275,7 +3275,7 @@
             <w:noProof/>
             <w:webHidden/>
           </w:rPr>
-          <w:instrText xml:space="preserve"> PAGEREF _Toc242635142 \h </w:instrText>
+          <w:instrText xml:space="preserve"> PAGEREF _Toc243051039 \h </w:instrText>
         </w:r>
         <w:r>
           <w:rPr>
@@ -3320,7 +3320,7 @@
           <w:lang w:eastAsia="hr-HR"/>
         </w:rPr>
       </w:pPr>
-      <w:hyperlink w:anchor="_Toc242635143" w:history="1">
+      <w:hyperlink w:anchor="_Toc243051040" w:history="1">
         <w:r>
           <w:rPr>
             <w:rStyle w:val="Hyperlink"/>
@@ -3347,7 +3347,7 @@
             <w:noProof/>
             <w:webHidden/>
           </w:rPr>
-          <w:instrText xml:space="preserve"> PAGEREF _Toc242635143 \h </w:instrText>
+          <w:instrText xml:space="preserve"> PAGEREF _Toc243051040 \h </w:instrText>
         </w:r>
         <w:r>
           <w:rPr>
@@ -3392,7 +3392,7 @@
           <w:lang w:eastAsia="hr-HR"/>
         </w:rPr>
       </w:pPr>
-      <w:hyperlink w:anchor="_Toc242635144" w:history="1">
+      <w:hyperlink w:anchor="_Toc243051041" w:history="1">
         <w:r>
           <w:rPr>
             <w:rStyle w:val="Hyperlink"/>
@@ -3419,7 +3419,7 @@
             <w:noProof/>
             <w:webHidden/>
           </w:rPr>
-          <w:instrText xml:space="preserve"> PAGEREF _Toc242635144 \h </w:instrText>
+          <w:instrText xml:space="preserve"> PAGEREF _Toc243051041 \h </w:instrText>
         </w:r>
         <w:r>
           <w:rPr>
@@ -3464,7 +3464,7 @@
           <w:lang w:eastAsia="hr-HR"/>
         </w:rPr>
       </w:pPr>
-      <w:hyperlink w:anchor="_Toc242635145" w:history="1">
+      <w:hyperlink w:anchor="_Toc243051042" w:history="1">
         <w:r>
           <w:rPr>
             <w:rStyle w:val="Hyperlink"/>
@@ -3491,7 +3491,7 @@
             <w:noProof/>
             <w:webHidden/>
           </w:rPr>
-          <w:instrText xml:space="preserve"> PAGEREF _Toc242635145 \h </w:instrText>
+          <w:instrText xml:space="preserve"> PAGEREF _Toc243051042 \h </w:instrText>
         </w:r>
         <w:r>
           <w:rPr>
@@ -3597,7 +3597,7 @@
         </w:rPr>
         <w:fldChar w:fldCharType="separate"/>
       </w:r>
-      <w:hyperlink w:anchor="_Toc242635146" w:history="1">
+      <w:hyperlink w:anchor="_Toc243051072" w:history="1">
         <w:r>
           <w:rPr>
             <w:rStyle w:val="Hyperlink"/>
@@ -3624,7 +3624,7 @@
             <w:noProof/>
             <w:webHidden/>
           </w:rPr>
-          <w:instrText xml:space="preserve"> PAGEREF _Toc242635146 \h </w:instrText>
+          <w:instrText xml:space="preserve"> PAGEREF _Toc243051072 \h </w:instrText>
         </w:r>
         <w:r>
           <w:rPr>
@@ -3669,7 +3669,7 @@
           <w:lang w:eastAsia="hr-HR"/>
         </w:rPr>
       </w:pPr>
-      <w:hyperlink w:anchor="_Toc242635147" w:history="1">
+      <w:hyperlink w:anchor="_Toc243051073" w:history="1">
         <w:r>
           <w:rPr>
             <w:rStyle w:val="Hyperlink"/>
@@ -3696,7 +3696,7 @@
             <w:noProof/>
             <w:webHidden/>
           </w:rPr>
-          <w:instrText xml:space="preserve"> PAGEREF _Toc242635147 \h </w:instrText>
+          <w:instrText xml:space="preserve"> PAGEREF _Toc243051073 \h </w:instrText>
         </w:r>
         <w:r>
           <w:rPr>
@@ -3741,7 +3741,7 @@
           <w:lang w:eastAsia="hr-HR"/>
         </w:rPr>
       </w:pPr>
-      <w:hyperlink w:anchor="_Toc242635148" w:history="1">
+      <w:hyperlink w:anchor="_Toc243051074" w:history="1">
         <w:r>
           <w:rPr>
             <w:rStyle w:val="Hyperlink"/>
@@ -3768,7 +3768,7 @@
             <w:noProof/>
             <w:webHidden/>
           </w:rPr>
-          <w:instrText xml:space="preserve"> PAGEREF _Toc242635148 \h </w:instrText>
+          <w:instrText xml:space="preserve"> PAGEREF _Toc243051074 \h </w:instrText>
         </w:r>
         <w:r>
           <w:rPr>
@@ -3899,27 +3899,13 @@
         </w:rPr>
         <w:fldChar w:fldCharType="separate"/>
       </w:r>
-      <w:hyperlink w:anchor="_Toc242635149" w:history="1">
+      <w:hyperlink w:anchor="_Toc243051075" w:history="1">
         <w:r>
           <w:rPr>
             <w:rStyle w:val="Hyperlink"/>
             <w:noProof/>
           </w:rPr>
-          <w:t>Kod 1 primjer switch naredbe unu</w:t>
-        </w:r>
-        <w:r>
-          <w:rPr>
-            <w:rStyle w:val="Hyperlink"/>
-            <w:noProof/>
-          </w:rPr>
-          <w:t>t</w:t>
-        </w:r>
-        <w:r>
-          <w:rPr>
-            <w:rStyle w:val="Hyperlink"/>
-            <w:noProof/>
-          </w:rPr>
-          <w:t>ar WndProc()</w:t>
+          <w:t>Kod 1 primjer switch naredbe unutar WndProc()</w:t>
         </w:r>
         <w:r>
           <w:rPr>
@@ -3940,7 +3926,7 @@
             <w:noProof/>
             <w:webHidden/>
           </w:rPr>
-          <w:instrText xml:space="preserve"> PAGEREF _Toc242635149 \h </w:instrText>
+          <w:instrText xml:space="preserve"> PAGEREF _Toc243051075 \h </w:instrText>
         </w:r>
         <w:r>
           <w:rPr>
@@ -3985,7 +3971,7 @@
           <w:lang w:eastAsia="hr-HR"/>
         </w:rPr>
       </w:pPr>
-      <w:hyperlink w:anchor="_Toc242635150" w:history="1">
+      <w:hyperlink w:anchor="_Toc243051076" w:history="1">
         <w:r>
           <w:rPr>
             <w:rStyle w:val="Hyperlink"/>
@@ -4012,7 +3998,7 @@
             <w:noProof/>
             <w:webHidden/>
           </w:rPr>
-          <w:instrText xml:space="preserve"> PAGEREF _Toc242635150 \h </w:instrText>
+          <w:instrText xml:space="preserve"> PAGEREF _Toc243051076 \h </w:instrText>
         </w:r>
         <w:r>
           <w:rPr>
@@ -4057,7 +4043,7 @@
           <w:lang w:eastAsia="hr-HR"/>
         </w:rPr>
       </w:pPr>
-      <w:hyperlink w:anchor="_Toc242635151" w:history="1">
+      <w:hyperlink w:anchor="_Toc243051077" w:history="1">
         <w:r>
           <w:rPr>
             <w:rStyle w:val="Hyperlink"/>
@@ -4084,7 +4070,7 @@
             <w:noProof/>
             <w:webHidden/>
           </w:rPr>
-          <w:instrText xml:space="preserve"> PAGEREF _Toc242635151 \h </w:instrText>
+          <w:instrText xml:space="preserve"> PAGEREF _Toc243051077 \h </w:instrText>
         </w:r>
         <w:r>
           <w:rPr>
@@ -4129,7 +4115,7 @@
           <w:lang w:eastAsia="hr-HR"/>
         </w:rPr>
       </w:pPr>
-      <w:hyperlink w:anchor="_Toc242635152" w:history="1">
+      <w:hyperlink w:anchor="_Toc243051078" w:history="1">
         <w:r>
           <w:rPr>
             <w:rStyle w:val="Hyperlink"/>
@@ -4156,7 +4142,7 @@
             <w:noProof/>
             <w:webHidden/>
           </w:rPr>
-          <w:instrText xml:space="preserve"> PAGEREF _Toc242635152 \h </w:instrText>
+          <w:instrText xml:space="preserve"> PAGEREF _Toc243051078 \h </w:instrText>
         </w:r>
         <w:r>
           <w:rPr>
@@ -4201,7 +4187,7 @@
           <w:lang w:eastAsia="hr-HR"/>
         </w:rPr>
       </w:pPr>
-      <w:hyperlink w:anchor="_Toc242635153" w:history="1">
+      <w:hyperlink w:anchor="_Toc243051079" w:history="1">
         <w:r>
           <w:rPr>
             <w:rStyle w:val="Hyperlink"/>
@@ -4228,7 +4214,7 @@
             <w:noProof/>
             <w:webHidden/>
           </w:rPr>
-          <w:instrText xml:space="preserve"> PAGEREF _Toc242635153 \h </w:instrText>
+          <w:instrText xml:space="preserve"> PAGEREF _Toc243051079 \h </w:instrText>
         </w:r>
         <w:r>
           <w:rPr>
@@ -4273,7 +4259,7 @@
           <w:lang w:eastAsia="hr-HR"/>
         </w:rPr>
       </w:pPr>
-      <w:hyperlink w:anchor="_Toc242635154" w:history="1">
+      <w:hyperlink w:anchor="_Toc243051080" w:history="1">
         <w:r>
           <w:rPr>
             <w:rStyle w:val="Hyperlink"/>
@@ -4300,7 +4286,7 @@
             <w:noProof/>
             <w:webHidden/>
           </w:rPr>
-          <w:instrText xml:space="preserve"> PAGEREF _Toc242635154 \h </w:instrText>
+          <w:instrText xml:space="preserve"> PAGEREF _Toc243051080 \h </w:instrText>
         </w:r>
         <w:r>
           <w:rPr>
@@ -4345,7 +4331,7 @@
           <w:lang w:eastAsia="hr-HR"/>
         </w:rPr>
       </w:pPr>
-      <w:hyperlink w:anchor="_Toc242635155" w:history="1">
+      <w:hyperlink w:anchor="_Toc243051081" w:history="1">
         <w:r>
           <w:rPr>
             <w:rStyle w:val="Hyperlink"/>
@@ -4372,7 +4358,7 @@
             <w:noProof/>
             <w:webHidden/>
           </w:rPr>
-          <w:instrText xml:space="preserve"> PAGEREF _Toc242635155 \h </w:instrText>
+          <w:instrText xml:space="preserve"> PAGEREF _Toc243051081 \h </w:instrText>
         </w:r>
         <w:r>
           <w:rPr>
@@ -4417,7 +4403,7 @@
           <w:lang w:eastAsia="hr-HR"/>
         </w:rPr>
       </w:pPr>
-      <w:hyperlink w:anchor="_Toc242635156" w:history="1">
+      <w:hyperlink w:anchor="_Toc243051082" w:history="1">
         <w:r>
           <w:rPr>
             <w:rStyle w:val="Hyperlink"/>
@@ -4444,7 +4430,7 @@
             <w:noProof/>
             <w:webHidden/>
           </w:rPr>
-          <w:instrText xml:space="preserve"> PAGEREF _Toc242635156 \h </w:instrText>
+          <w:instrText xml:space="preserve"> PAGEREF _Toc243051082 \h </w:instrText>
         </w:r>
         <w:r>
           <w:rPr>
@@ -4489,7 +4475,7 @@
           <w:lang w:eastAsia="hr-HR"/>
         </w:rPr>
       </w:pPr>
-      <w:hyperlink w:anchor="_Toc242635157" w:history="1">
+      <w:hyperlink w:anchor="_Toc243051083" w:history="1">
         <w:r>
           <w:rPr>
             <w:rStyle w:val="Hyperlink"/>
@@ -4516,7 +4502,7 @@
             <w:noProof/>
             <w:webHidden/>
           </w:rPr>
-          <w:instrText xml:space="preserve"> PAGEREF _Toc242635157 \h </w:instrText>
+          <w:instrText xml:space="preserve"> PAGEREF _Toc243051083 \h </w:instrText>
         </w:r>
         <w:r>
           <w:rPr>
@@ -4561,7 +4547,7 @@
           <w:lang w:eastAsia="hr-HR"/>
         </w:rPr>
       </w:pPr>
-      <w:hyperlink w:anchor="_Toc242635158" w:history="1">
+      <w:hyperlink w:anchor="_Toc243051084" w:history="1">
         <w:r>
           <w:rPr>
             <w:rStyle w:val="Hyperlink"/>
@@ -4588,7 +4574,7 @@
             <w:noProof/>
             <w:webHidden/>
           </w:rPr>
-          <w:instrText xml:space="preserve"> PAGEREF _Toc242635158 \h </w:instrText>
+          <w:instrText xml:space="preserve"> PAGEREF _Toc243051084 \h </w:instrText>
         </w:r>
         <w:r>
           <w:rPr>
@@ -4633,7 +4619,7 @@
           <w:lang w:eastAsia="hr-HR"/>
         </w:rPr>
       </w:pPr>
-      <w:hyperlink w:anchor="_Toc242635159" w:history="1">
+      <w:hyperlink w:anchor="_Toc243051085" w:history="1">
         <w:r>
           <w:rPr>
             <w:rStyle w:val="Hyperlink"/>
@@ -4660,7 +4646,7 @@
             <w:noProof/>
             <w:webHidden/>
           </w:rPr>
-          <w:instrText xml:space="preserve"> PAGEREF _Toc242635159 \h </w:instrText>
+          <w:instrText xml:space="preserve"> PAGEREF _Toc243051085 \h </w:instrText>
         </w:r>
         <w:r>
           <w:rPr>
@@ -4705,7 +4691,7 @@
           <w:lang w:eastAsia="hr-HR"/>
         </w:rPr>
       </w:pPr>
-      <w:hyperlink w:anchor="_Toc242635160" w:history="1">
+      <w:hyperlink w:anchor="_Toc243051086" w:history="1">
         <w:r>
           <w:rPr>
             <w:rStyle w:val="Hyperlink"/>
@@ -4732,7 +4718,7 @@
             <w:noProof/>
             <w:webHidden/>
           </w:rPr>
-          <w:instrText xml:space="preserve"> PAGEREF _Toc242635160 \h </w:instrText>
+          <w:instrText xml:space="preserve"> PAGEREF _Toc243051086 \h </w:instrText>
         </w:r>
         <w:r>
           <w:rPr>
@@ -4777,7 +4763,7 @@
           <w:lang w:eastAsia="hr-HR"/>
         </w:rPr>
       </w:pPr>
-      <w:hyperlink w:anchor="_Toc242635161" w:history="1">
+      <w:hyperlink w:anchor="_Toc243051087" w:history="1">
         <w:r>
           <w:rPr>
             <w:rStyle w:val="Hyperlink"/>
@@ -4804,7 +4790,7 @@
             <w:noProof/>
             <w:webHidden/>
           </w:rPr>
-          <w:instrText xml:space="preserve"> PAGEREF _Toc242635161 \h </w:instrText>
+          <w:instrText xml:space="preserve"> PAGEREF _Toc243051087 \h </w:instrText>
         </w:r>
         <w:r>
           <w:rPr>
@@ -4858,7 +4844,7 @@
       <w:pPr>
         <w:pStyle w:val="Heading1"/>
       </w:pPr>
-      <w:bookmarkStart w:id="0" w:name="_Toc242635106"/>
+      <w:bookmarkStart w:id="0" w:name="_Toc243051043"/>
       <w:r>
         <w:lastRenderedPageBreak/>
         <w:t>UVOD</w:t>
@@ -4961,6 +4947,9 @@
       </w:r>
       <w:r>
         <w:t>razvijene</w:t>
+      </w:r>
+      <w:r>
+        <w:t xml:space="preserve"> UNO</w:t>
       </w:r>
       <w:r>
         <w:t xml:space="preserve"> aplikacije: njezinu strukturu, glavne funkcionalne cjeline, način komunikacije između komponenti te korištenje MFC mehanizama poput dijaloga, kontrola i upravljanja porukama. Posebna pozornost posvećuje se dijelovima programa koji su najvažniji za razumijevanje njegove namjene i načina rada.</w:t>
@@ -4989,10 +4978,7 @@
       </w:r>
     </w:p>
     <w:p>
-      <w:pPr>
-        <w:pStyle w:val="Heading1"/>
-      </w:pPr>
-      <w:bookmarkStart w:id="1" w:name="_Toc242635107"/>
+      <w:bookmarkStart w:id="1" w:name="_Toc243051044"/>
       <w:r>
         <w:lastRenderedPageBreak/>
         <w:t>PREGLED PODRUČJA</w:t>
@@ -5006,7 +4992,7 @@
       <w:r>
         <w:t xml:space="preserve"> </w:t>
       </w:r>
-      <w:bookmarkStart w:id="2" w:name="_Toc242635108"/>
+      <w:bookmarkStart w:id="2" w:name="_Toc243051045"/>
       <w:r>
         <w:t>Povijest</w:t>
       </w:r>
@@ -5155,7 +5141,7 @@
         <w:keepNext/>
         <w:jc w:val="center"/>
       </w:pPr>
-      <w:bookmarkStart w:id="3" w:name="_Toc242635135"/>
+      <w:bookmarkStart w:id="3" w:name="_Toc243051032"/>
       <w:r>
         <w:t xml:space="preserve">Slika </w:t>
       </w:r>
@@ -5387,7 +5373,7 @@
         <w:keepNext/>
         <w:jc w:val="center"/>
       </w:pPr>
-      <w:bookmarkStart w:id="4" w:name="_Toc242635136"/>
+      <w:bookmarkStart w:id="4" w:name="_Toc243051033"/>
       <w:r>
         <w:t xml:space="preserve">Slika </w:t>
       </w:r>
@@ -5524,7 +5510,7 @@
         <w:pStyle w:val="Caption"/>
         <w:keepNext/>
       </w:pPr>
-      <w:bookmarkStart w:id="5" w:name="_Toc242635146"/>
+      <w:bookmarkStart w:id="5" w:name="_Toc243051072"/>
       <w:r>
         <w:t xml:space="preserve">Tablica </w:t>
       </w:r>
@@ -6205,7 +6191,7 @@
         <w:lastRenderedPageBreak/>
         <w:t xml:space="preserve"> </w:t>
       </w:r>
-      <w:bookmarkStart w:id="6" w:name="_Toc242635109"/>
+      <w:bookmarkStart w:id="6" w:name="_Toc243051046"/>
       <w:r>
         <w:t>Usporedba</w:t>
       </w:r>
@@ -6262,7 +6248,7 @@
         <w:pStyle w:val="Caption"/>
         <w:keepNext/>
       </w:pPr>
-      <w:bookmarkStart w:id="7" w:name="_Toc242635137"/>
+      <w:bookmarkStart w:id="7" w:name="_Toc243051034"/>
       <w:r>
         <w:t xml:space="preserve">Slika </w:t>
       </w:r>
@@ -6371,7 +6357,7 @@
       <w:pPr>
         <w:pStyle w:val="Heading3"/>
       </w:pPr>
-      <w:bookmarkStart w:id="8" w:name="_Toc242635110"/>
+      <w:bookmarkStart w:id="8" w:name="_Toc243051047"/>
       <w:r>
         <w:t>Microsoftov</w:t>
       </w:r>
@@ -6571,7 +6557,7 @@
       <w:pPr>
         <w:pStyle w:val="Heading3"/>
       </w:pPr>
-      <w:bookmarkStart w:id="9" w:name="_Toc242635111"/>
+      <w:bookmarkStart w:id="9" w:name="_Toc243051048"/>
       <w:r>
         <w:t>Nezavisn</w:t>
       </w:r>
@@ -6855,7 +6841,7 @@
       <w:pPr>
         <w:pStyle w:val="Heading1"/>
       </w:pPr>
-      <w:bookmarkStart w:id="10" w:name="_Toc242635112"/>
+      <w:bookmarkStart w:id="10" w:name="_Toc243051049"/>
       <w:r>
         <w:lastRenderedPageBreak/>
         <w:t>FUNKCIONALNOST</w:t>
@@ -6872,7 +6858,7 @@
       <w:r>
         <w:t xml:space="preserve"> </w:t>
       </w:r>
-      <w:bookmarkStart w:id="11" w:name="_Toc242635113"/>
+      <w:bookmarkStart w:id="11" w:name="_Toc243051050"/>
       <w:r>
         <w:t>Windows programski model</w:t>
       </w:r>
@@ -6929,7 +6915,7 @@
         <w:pStyle w:val="Caption"/>
         <w:keepNext/>
       </w:pPr>
-      <w:bookmarkStart w:id="12" w:name="_Toc242635138"/>
+      <w:bookmarkStart w:id="12" w:name="_Toc243051035"/>
       <w:r>
         <w:t xml:space="preserve">Slika </w:t>
       </w:r>
@@ -7026,7 +7012,7 @@
         <w:pStyle w:val="Caption"/>
         <w:keepNext/>
       </w:pPr>
-      <w:bookmarkStart w:id="13" w:name="_Toc242635147"/>
+      <w:bookmarkStart w:id="13" w:name="_Toc243051073"/>
       <w:r>
         <w:lastRenderedPageBreak/>
         <w:t xml:space="preserve">Tablica </w:t>
@@ -7358,7 +7344,7 @@
         <w:pStyle w:val="Caption"/>
         <w:keepNext/>
       </w:pPr>
-      <w:bookmarkStart w:id="14" w:name="_Toc242635149"/>
+      <w:bookmarkStart w:id="14" w:name="_Toc243051075"/>
       <w:r>
         <w:t xml:space="preserve">Kod </w:t>
       </w:r>
@@ -7573,7 +7559,7 @@
       <w:r>
         <w:t xml:space="preserve"> </w:t>
       </w:r>
-      <w:bookmarkStart w:id="15" w:name="_Toc242635114"/>
+      <w:bookmarkStart w:id="15" w:name="_Toc243051051"/>
       <w:r>
         <w:t>Mapiranje poruka (</w:t>
       </w:r>
@@ -7670,7 +7656,7 @@
         <w:pStyle w:val="Caption"/>
         <w:keepNext/>
       </w:pPr>
-      <w:bookmarkStart w:id="16" w:name="_Toc242635150"/>
+      <w:bookmarkStart w:id="16" w:name="_Toc243051076"/>
       <w:r>
         <w:lastRenderedPageBreak/>
         <w:t xml:space="preserve">Kod </w:t>
@@ -8111,7 +8097,7 @@
       <w:r>
         <w:t xml:space="preserve"> </w:t>
       </w:r>
-      <w:bookmarkStart w:id="17" w:name="_Toc242635115"/>
+      <w:bookmarkStart w:id="17" w:name="_Toc243051052"/>
       <w:r>
         <w:t>Hijerarhija klasa MFC-a</w:t>
       </w:r>
@@ -8150,7 +8136,7 @@
         <w:pStyle w:val="Caption"/>
         <w:keepNext/>
       </w:pPr>
-      <w:bookmarkStart w:id="18" w:name="_Toc242635139"/>
+      <w:bookmarkStart w:id="18" w:name="_Toc243051036"/>
       <w:r>
         <w:lastRenderedPageBreak/>
         <w:t xml:space="preserve">Slika </w:t>
@@ -8628,7 +8614,7 @@
         <w:lastRenderedPageBreak/>
         <w:t xml:space="preserve"> </w:t>
       </w:r>
-      <w:bookmarkStart w:id="19" w:name="_Toc242635116"/>
+      <w:bookmarkStart w:id="19" w:name="_Toc243051053"/>
       <w:r>
         <w:t>Do</w:t>
       </w:r>
@@ -8882,7 +8868,7 @@
         <w:pStyle w:val="Caption"/>
         <w:keepNext/>
       </w:pPr>
-      <w:bookmarkStart w:id="20" w:name="_Toc242635140"/>
+      <w:bookmarkStart w:id="20" w:name="_Toc243051037"/>
       <w:r>
         <w:t xml:space="preserve">Slika </w:t>
       </w:r>
@@ -8971,7 +8957,7 @@
       <w:pPr>
         <w:pStyle w:val="Heading2"/>
       </w:pPr>
-      <w:bookmarkStart w:id="21" w:name="_Toc242635117"/>
+      <w:bookmarkStart w:id="21" w:name="_Toc243051054"/>
       <w:r>
         <w:t>AFX funkcije</w:t>
       </w:r>
@@ -9004,7 +8990,7 @@
         <w:pStyle w:val="Caption"/>
         <w:keepNext/>
       </w:pPr>
-      <w:bookmarkStart w:id="22" w:name="_Toc242635148"/>
+      <w:bookmarkStart w:id="22" w:name="_Toc243051074"/>
       <w:r>
         <w:lastRenderedPageBreak/>
         <w:t xml:space="preserve">Tablica </w:t>
@@ -9615,7 +9601,7 @@
       <w:pPr>
         <w:pStyle w:val="Heading1"/>
       </w:pPr>
-      <w:bookmarkStart w:id="23" w:name="_Toc242635118"/>
+      <w:bookmarkStart w:id="23" w:name="_Toc243051055"/>
       <w:r>
         <w:lastRenderedPageBreak/>
         <w:t>PODRŠKA U VISUAL STUDIJU</w:t>
@@ -9629,7 +9615,7 @@
       <w:r>
         <w:t xml:space="preserve"> </w:t>
       </w:r>
-      <w:bookmarkStart w:id="24" w:name="_Toc242635119"/>
+      <w:bookmarkStart w:id="24" w:name="_Toc243051056"/>
       <w:r>
         <w:t xml:space="preserve">Integracija MFC-a u </w:t>
       </w:r>
@@ -9792,7 +9778,7 @@
       <w:r>
         <w:t xml:space="preserve"> </w:t>
       </w:r>
-      <w:bookmarkStart w:id="25" w:name="_Toc242635120"/>
+      <w:bookmarkStart w:id="25" w:name="_Toc243051057"/>
       <w:r>
         <w:t>MFC</w:t>
       </w:r>
@@ -9838,10 +9824,16 @@
         <w:t>Čarobnjak omogućuje odabir vrste aplikacije (SDI, MDI, dijaloška aplikacija)</w:t>
       </w:r>
       <w:r>
-        <w:t>, [15]</w:t>
-      </w:r>
-      <w:r>
-        <w:t xml:space="preserve"> izgleda sučelja (</w:t>
+        <w:t xml:space="preserve"> </w:t>
+      </w:r>
+      <w:r>
+        <w:t>[15]</w:t>
+      </w:r>
+      <w:r>
+        <w:t xml:space="preserve">, </w:t>
+      </w:r>
+      <w:r>
+        <w:t>izgleda sučelja (</w:t>
       </w:r>
       <w:proofErr w:type="spellStart"/>
       <w:r>
@@ -9871,7 +9863,7 @@
         <w:pStyle w:val="Caption"/>
         <w:keepNext/>
       </w:pPr>
-      <w:bookmarkStart w:id="26" w:name="_Toc242635141"/>
+      <w:bookmarkStart w:id="26" w:name="_Toc243051038"/>
       <w:r>
         <w:t xml:space="preserve">Slika </w:t>
       </w:r>
@@ -9971,7 +9963,7 @@
       <w:pPr>
         <w:pStyle w:val="Heading2"/>
       </w:pPr>
-      <w:bookmarkStart w:id="27" w:name="_Toc242635121"/>
+      <w:bookmarkStart w:id="27" w:name="_Toc243051058"/>
       <w:r>
         <w:lastRenderedPageBreak/>
         <w:t>Uređivači</w:t>
@@ -10318,7 +10310,7 @@
         <w:pStyle w:val="Caption"/>
         <w:keepNext/>
       </w:pPr>
-      <w:bookmarkStart w:id="28" w:name="_Toc242635142"/>
+      <w:bookmarkStart w:id="28" w:name="_Toc243051039"/>
       <w:r>
         <w:t xml:space="preserve">Slika </w:t>
       </w:r>
@@ -10421,7 +10413,7 @@
       <w:pPr>
         <w:pStyle w:val="Heading1"/>
       </w:pPr>
-      <w:bookmarkStart w:id="29" w:name="_Toc242635122"/>
+      <w:bookmarkStart w:id="29" w:name="_Toc243051059"/>
       <w:r>
         <w:lastRenderedPageBreak/>
         <w:t>PRAKTIČAN RAD – UNO KARTAŠKA IGRA</w:t>
@@ -10432,7 +10424,7 @@
       <w:pPr>
         <w:pStyle w:val="Heading2"/>
       </w:pPr>
-      <w:bookmarkStart w:id="30" w:name="_Toc242635123"/>
+      <w:bookmarkStart w:id="30" w:name="_Toc243051060"/>
       <w:r>
         <w:t>Svrha aplikacije</w:t>
       </w:r>
@@ -10599,7 +10591,7 @@
       <w:pPr>
         <w:pStyle w:val="Heading2"/>
       </w:pPr>
-      <w:bookmarkStart w:id="31" w:name="_Toc242635124"/>
+      <w:bookmarkStart w:id="31" w:name="_Toc243051061"/>
       <w:r>
         <w:t>Struktura aplikacije</w:t>
       </w:r>
@@ -11514,7 +11506,7 @@
         <w:pStyle w:val="Caption"/>
         <w:keepNext/>
       </w:pPr>
-      <w:bookmarkStart w:id="32" w:name="_Toc242635143"/>
+      <w:bookmarkStart w:id="32" w:name="_Toc243051040"/>
       <w:r>
         <w:t xml:space="preserve">Slika </w:t>
       </w:r>
@@ -11616,7 +11608,7 @@
       <w:r>
         <w:t xml:space="preserve"> </w:t>
       </w:r>
-      <w:bookmarkStart w:id="33" w:name="_Toc242635125"/>
+      <w:bookmarkStart w:id="33" w:name="_Toc243051062"/>
       <w:r>
         <w:t>Korištene MFC komponente</w:t>
       </w:r>
@@ -11626,7 +11618,7 @@
       <w:pPr>
         <w:pStyle w:val="Heading3"/>
       </w:pPr>
-      <w:bookmarkStart w:id="34" w:name="_Toc242635126"/>
+      <w:bookmarkStart w:id="34" w:name="_Toc243051063"/>
       <w:r>
         <w:t>Dijaloški prozori</w:t>
       </w:r>
@@ -11830,7 +11822,7 @@
         <w:pStyle w:val="Caption"/>
         <w:keepNext/>
       </w:pPr>
-      <w:bookmarkStart w:id="35" w:name="_Toc242635144"/>
+      <w:bookmarkStart w:id="35" w:name="_Toc243051041"/>
       <w:r>
         <w:t xml:space="preserve">Slika </w:t>
       </w:r>
@@ -12048,7 +12040,7 @@
         <w:pStyle w:val="Caption"/>
         <w:keepNext/>
       </w:pPr>
-      <w:bookmarkStart w:id="36" w:name="_Toc242635151"/>
+      <w:bookmarkStart w:id="36" w:name="_Toc243051077"/>
       <w:r>
         <w:t xml:space="preserve">Kod </w:t>
       </w:r>
@@ -12424,7 +12416,7 @@
         <w:pStyle w:val="Caption"/>
         <w:keepNext/>
       </w:pPr>
-      <w:bookmarkStart w:id="37" w:name="_Toc242635152"/>
+      <w:bookmarkStart w:id="37" w:name="_Toc243051078"/>
       <w:r>
         <w:t xml:space="preserve">Kod </w:t>
       </w:r>
@@ -13461,7 +13453,7 @@
         <w:pStyle w:val="Caption"/>
         <w:keepNext/>
       </w:pPr>
-      <w:bookmarkStart w:id="38" w:name="_Toc242635153"/>
+      <w:bookmarkStart w:id="38" w:name="_Toc243051079"/>
       <w:r>
         <w:t xml:space="preserve">Kod </w:t>
       </w:r>
@@ -13906,7 +13898,7 @@
       <w:pPr>
         <w:pStyle w:val="Heading3"/>
       </w:pPr>
-      <w:bookmarkStart w:id="39" w:name="_Toc242635127"/>
+      <w:bookmarkStart w:id="39" w:name="_Toc243051064"/>
       <w:proofErr w:type="spellStart"/>
       <w:r>
         <w:t>Afx</w:t>
@@ -13996,7 +13988,7 @@
         <w:pStyle w:val="Caption"/>
         <w:keepNext/>
       </w:pPr>
-      <w:bookmarkStart w:id="40" w:name="_Toc242635154"/>
+      <w:bookmarkStart w:id="40" w:name="_Toc243051080"/>
       <w:r>
         <w:t xml:space="preserve">Kod </w:t>
       </w:r>
@@ -14274,7 +14266,7 @@
         <w:pStyle w:val="Caption"/>
         <w:keepNext/>
       </w:pPr>
-      <w:bookmarkStart w:id="41" w:name="_Toc242635145"/>
+      <w:bookmarkStart w:id="41" w:name="_Toc243051042"/>
       <w:r>
         <w:lastRenderedPageBreak/>
         <w:t xml:space="preserve">Slika </w:t>
@@ -14572,7 +14564,7 @@
         <w:pStyle w:val="Caption"/>
         <w:keepNext/>
       </w:pPr>
-      <w:bookmarkStart w:id="42" w:name="_Toc242635155"/>
+      <w:bookmarkStart w:id="42" w:name="_Toc243051081"/>
       <w:r>
         <w:t xml:space="preserve">Kod </w:t>
       </w:r>
@@ -14852,7 +14844,7 @@
       <w:pPr>
         <w:pStyle w:val="Heading3"/>
       </w:pPr>
-      <w:bookmarkStart w:id="43" w:name="_Toc242635128"/>
+      <w:bookmarkStart w:id="43" w:name="_Toc243051065"/>
       <w:r>
         <w:t xml:space="preserve">Dvostruko </w:t>
       </w:r>
@@ -15194,7 +15186,7 @@
         <w:pStyle w:val="Caption"/>
         <w:keepNext/>
       </w:pPr>
-      <w:bookmarkStart w:id="44" w:name="_Toc242635156"/>
+      <w:bookmarkStart w:id="44" w:name="_Toc243051082"/>
       <w:r>
         <w:t xml:space="preserve">Kod </w:t>
       </w:r>
@@ -16441,7 +16433,7 @@
       <w:pPr>
         <w:pStyle w:val="Heading3"/>
       </w:pPr>
-      <w:bookmarkStart w:id="45" w:name="_Toc242635129"/>
+      <w:bookmarkStart w:id="45" w:name="_Toc243051066"/>
       <w:r>
         <w:lastRenderedPageBreak/>
         <w:t>Ostale komponente korištene u '</w:t>
@@ -16628,7 +16620,7 @@
         <w:pStyle w:val="Caption"/>
         <w:keepNext/>
       </w:pPr>
-      <w:bookmarkStart w:id="46" w:name="_Toc242635157"/>
+      <w:bookmarkStart w:id="46" w:name="_Toc243051083"/>
       <w:r>
         <w:t xml:space="preserve">Kod </w:t>
       </w:r>
@@ -17380,7 +17372,7 @@
         <w:pStyle w:val="Caption"/>
         <w:keepNext/>
       </w:pPr>
-      <w:bookmarkStart w:id="47" w:name="_Toc242635158"/>
+      <w:bookmarkStart w:id="47" w:name="_Toc243051084"/>
       <w:r>
         <w:t xml:space="preserve">Kod </w:t>
       </w:r>
@@ -18342,7 +18334,7 @@
         <w:pStyle w:val="Caption"/>
         <w:keepNext/>
       </w:pPr>
-      <w:bookmarkStart w:id="48" w:name="_Toc242635159"/>
+      <w:bookmarkStart w:id="48" w:name="_Toc243051085"/>
       <w:r>
         <w:t xml:space="preserve">Kod </w:t>
       </w:r>
@@ -18949,7 +18941,7 @@
         <w:pStyle w:val="Caption"/>
         <w:keepNext/>
       </w:pPr>
-      <w:bookmarkStart w:id="49" w:name="_Toc242635160"/>
+      <w:bookmarkStart w:id="49" w:name="_Toc243051086"/>
       <w:r>
         <w:lastRenderedPageBreak/>
         <w:t xml:space="preserve">Kod </w:t>
@@ -19992,7 +19984,7 @@
         <w:pStyle w:val="Caption"/>
         <w:keepNext/>
       </w:pPr>
-      <w:bookmarkStart w:id="50" w:name="_Toc242635161"/>
+      <w:bookmarkStart w:id="50" w:name="_Toc243051087"/>
       <w:r>
         <w:t xml:space="preserve">Kod </w:t>
       </w:r>
@@ -20260,7 +20252,7 @@
       <w:r>
         <w:t xml:space="preserve"> </w:t>
       </w:r>
-      <w:bookmarkStart w:id="51" w:name="_Toc242635130"/>
+      <w:bookmarkStart w:id="51" w:name="_Toc243051067"/>
       <w:r>
         <w:t>Korištenje GDI+ biblioteke</w:t>
       </w:r>
@@ -20510,7 +20502,7 @@
       <w:pPr>
         <w:pStyle w:val="Heading1"/>
       </w:pPr>
-      <w:bookmarkStart w:id="52" w:name="_Toc242635131"/>
+      <w:bookmarkStart w:id="52" w:name="_Toc243051068"/>
       <w:r>
         <w:lastRenderedPageBreak/>
         <w:t>ZAKLJUČAK</w:t>
@@ -20634,7 +20626,7 @@
         </w:numPr>
         <w:ind w:left="360" w:hanging="360"/>
       </w:pPr>
-      <w:bookmarkStart w:id="53" w:name="_Toc242635132"/>
+      <w:bookmarkStart w:id="53" w:name="_Toc243051069"/>
       <w:r>
         <w:lastRenderedPageBreak/>
         <w:t>LITERATURA</w:t>
@@ -21830,7 +21822,7 @@
       <w:pPr>
         <w:pStyle w:val="Heading1"/>
       </w:pPr>
-      <w:bookmarkStart w:id="54" w:name="_Toc242635133"/>
+      <w:bookmarkStart w:id="54" w:name="_Toc243051070"/>
       <w:r>
         <w:lastRenderedPageBreak/>
         <w:t>SAŽETAK</w:t>
@@ -21998,7 +21990,7 @@
       <w:pPr>
         <w:pStyle w:val="Heading1"/>
       </w:pPr>
-      <w:bookmarkStart w:id="55" w:name="_Toc242635134"/>
+      <w:bookmarkStart w:id="55" w:name="_Toc243051071"/>
       <w:r>
         <w:lastRenderedPageBreak/>
         <w:t>SUMMARY</w:t>

--- a/Završni rad.docx
+++ b/Završni rad.docx
@@ -81,13 +81,13 @@
             </w:rPr>
             <w:fldChar w:fldCharType="separate"/>
           </w:r>
-          <w:hyperlink w:anchor="_Toc243051043" w:history="1">
+          <w:hyperlink w:anchor="_Toc243485942" w:history="1">
             <w:r>
               <w:rPr>
                 <w:rStyle w:val="Hyperlink"/>
                 <w:noProof/>
               </w:rPr>
-              <w:t>1.</w:t>
+              <w:t>1</w:t>
             </w:r>
             <w:r>
               <w:rPr>
@@ -125,7 +125,7 @@
                 <w:noProof/>
                 <w:webHidden/>
               </w:rPr>
-              <w:instrText xml:space="preserve"> PAGEREF _Toc243051043 \h </w:instrText>
+              <w:instrText xml:space="preserve"> PAGEREF _Toc243485942 \h </w:instrText>
             </w:r>
             <w:r>
               <w:rPr>
@@ -171,13 +171,13 @@
               <w:lang w:eastAsia="hr-HR"/>
             </w:rPr>
           </w:pPr>
-          <w:hyperlink w:anchor="_Toc243051044" w:history="1">
+          <w:hyperlink w:anchor="_Toc243485943" w:history="1">
             <w:r>
               <w:rPr>
                 <w:rStyle w:val="Hyperlink"/>
                 <w:noProof/>
               </w:rPr>
-              <w:t>2.</w:t>
+              <w:t>2</w:t>
             </w:r>
             <w:r>
               <w:rPr>
@@ -215,7 +215,7 @@
                 <w:noProof/>
                 <w:webHidden/>
               </w:rPr>
-              <w:instrText xml:space="preserve"> PAGEREF _Toc243051044 \h </w:instrText>
+              <w:instrText xml:space="preserve"> PAGEREF _Toc243485943 \h </w:instrText>
             </w:r>
             <w:r>
               <w:rPr>
@@ -261,7 +261,7 @@
               <w:lang w:eastAsia="hr-HR"/>
             </w:rPr>
           </w:pPr>
-          <w:hyperlink w:anchor="_Toc243051045" w:history="1">
+          <w:hyperlink w:anchor="_Toc243485944" w:history="1">
             <w:r>
               <w:rPr>
                 <w:rStyle w:val="Hyperlink"/>
@@ -305,7 +305,7 @@
                 <w:noProof/>
                 <w:webHidden/>
               </w:rPr>
-              <w:instrText xml:space="preserve"> PAGEREF _Toc243051045 \h </w:instrText>
+              <w:instrText xml:space="preserve"> PAGEREF _Toc243485944 \h </w:instrText>
             </w:r>
             <w:r>
               <w:rPr>
@@ -351,7 +351,7 @@
               <w:lang w:eastAsia="hr-HR"/>
             </w:rPr>
           </w:pPr>
-          <w:hyperlink w:anchor="_Toc243051046" w:history="1">
+          <w:hyperlink w:anchor="_Toc243485945" w:history="1">
             <w:r>
               <w:rPr>
                 <w:rStyle w:val="Hyperlink"/>
@@ -395,7 +395,7 @@
                 <w:noProof/>
                 <w:webHidden/>
               </w:rPr>
-              <w:instrText xml:space="preserve"> PAGEREF _Toc243051046 \h </w:instrText>
+              <w:instrText xml:space="preserve"> PAGEREF _Toc243485945 \h </w:instrText>
             </w:r>
             <w:r>
               <w:rPr>
@@ -441,7 +441,7 @@
               <w:lang w:eastAsia="hr-HR"/>
             </w:rPr>
           </w:pPr>
-          <w:hyperlink w:anchor="_Toc243051047" w:history="1">
+          <w:hyperlink w:anchor="_Toc243485946" w:history="1">
             <w:r>
               <w:rPr>
                 <w:rStyle w:val="Hyperlink"/>
@@ -485,7 +485,7 @@
                 <w:noProof/>
                 <w:webHidden/>
               </w:rPr>
-              <w:instrText xml:space="preserve"> PAGEREF _Toc243051047 \h </w:instrText>
+              <w:instrText xml:space="preserve"> PAGEREF _Toc243485946 \h </w:instrText>
             </w:r>
             <w:r>
               <w:rPr>
@@ -531,7 +531,7 @@
               <w:lang w:eastAsia="hr-HR"/>
             </w:rPr>
           </w:pPr>
-          <w:hyperlink w:anchor="_Toc243051048" w:history="1">
+          <w:hyperlink w:anchor="_Toc243485947" w:history="1">
             <w:r>
               <w:rPr>
                 <w:rStyle w:val="Hyperlink"/>
@@ -575,7 +575,7 @@
                 <w:noProof/>
                 <w:webHidden/>
               </w:rPr>
-              <w:instrText xml:space="preserve"> PAGEREF _Toc243051048 \h </w:instrText>
+              <w:instrText xml:space="preserve"> PAGEREF _Toc243485947 \h </w:instrText>
             </w:r>
             <w:r>
               <w:rPr>
@@ -621,13 +621,13 @@
               <w:lang w:eastAsia="hr-HR"/>
             </w:rPr>
           </w:pPr>
-          <w:hyperlink w:anchor="_Toc243051049" w:history="1">
+          <w:hyperlink w:anchor="_Toc243485948" w:history="1">
             <w:r>
               <w:rPr>
                 <w:rStyle w:val="Hyperlink"/>
                 <w:noProof/>
               </w:rPr>
-              <w:t>3.</w:t>
+              <w:t>3</w:t>
             </w:r>
             <w:r>
               <w:rPr>
@@ -665,7 +665,7 @@
                 <w:noProof/>
                 <w:webHidden/>
               </w:rPr>
-              <w:instrText xml:space="preserve"> PAGEREF _Toc243051049 \h </w:instrText>
+              <w:instrText xml:space="preserve"> PAGEREF _Toc243485948 \h </w:instrText>
             </w:r>
             <w:r>
               <w:rPr>
@@ -711,7 +711,7 @@
               <w:lang w:eastAsia="hr-HR"/>
             </w:rPr>
           </w:pPr>
-          <w:hyperlink w:anchor="_Toc243051050" w:history="1">
+          <w:hyperlink w:anchor="_Toc243485949" w:history="1">
             <w:r>
               <w:rPr>
                 <w:rStyle w:val="Hyperlink"/>
@@ -755,7 +755,7 @@
                 <w:noProof/>
                 <w:webHidden/>
               </w:rPr>
-              <w:instrText xml:space="preserve"> PAGEREF _Toc243051050 \h </w:instrText>
+              <w:instrText xml:space="preserve"> PAGEREF _Toc243485949 \h </w:instrText>
             </w:r>
             <w:r>
               <w:rPr>
@@ -801,7 +801,7 @@
               <w:lang w:eastAsia="hr-HR"/>
             </w:rPr>
           </w:pPr>
-          <w:hyperlink w:anchor="_Toc243051051" w:history="1">
+          <w:hyperlink w:anchor="_Toc243485950" w:history="1">
             <w:r>
               <w:rPr>
                 <w:rStyle w:val="Hyperlink"/>
@@ -845,7 +845,7 @@
                 <w:noProof/>
                 <w:webHidden/>
               </w:rPr>
-              <w:instrText xml:space="preserve"> PAGEREF _Toc243051051 \h </w:instrText>
+              <w:instrText xml:space="preserve"> PAGEREF _Toc243485950 \h </w:instrText>
             </w:r>
             <w:r>
               <w:rPr>
@@ -891,7 +891,7 @@
               <w:lang w:eastAsia="hr-HR"/>
             </w:rPr>
           </w:pPr>
-          <w:hyperlink w:anchor="_Toc243051052" w:history="1">
+          <w:hyperlink w:anchor="_Toc243485951" w:history="1">
             <w:r>
               <w:rPr>
                 <w:rStyle w:val="Hyperlink"/>
@@ -935,7 +935,7 @@
                 <w:noProof/>
                 <w:webHidden/>
               </w:rPr>
-              <w:instrText xml:space="preserve"> PAGEREF _Toc243051052 \h </w:instrText>
+              <w:instrText xml:space="preserve"> PAGEREF _Toc243485951 \h </w:instrText>
             </w:r>
             <w:r>
               <w:rPr>
@@ -981,7 +981,7 @@
               <w:lang w:eastAsia="hr-HR"/>
             </w:rPr>
           </w:pPr>
-          <w:hyperlink w:anchor="_Toc243051053" w:history="1">
+          <w:hyperlink w:anchor="_Toc243485952" w:history="1">
             <w:r>
               <w:rPr>
                 <w:rStyle w:val="Hyperlink"/>
@@ -1025,7 +1025,7 @@
                 <w:noProof/>
                 <w:webHidden/>
               </w:rPr>
-              <w:instrText xml:space="preserve"> PAGEREF _Toc243051053 \h </w:instrText>
+              <w:instrText xml:space="preserve"> PAGEREF _Toc243485952 \h </w:instrText>
             </w:r>
             <w:r>
               <w:rPr>
@@ -1071,7 +1071,7 @@
               <w:lang w:eastAsia="hr-HR"/>
             </w:rPr>
           </w:pPr>
-          <w:hyperlink w:anchor="_Toc243051054" w:history="1">
+          <w:hyperlink w:anchor="_Toc243485953" w:history="1">
             <w:r>
               <w:rPr>
                 <w:rStyle w:val="Hyperlink"/>
@@ -1115,7 +1115,7 @@
                 <w:noProof/>
                 <w:webHidden/>
               </w:rPr>
-              <w:instrText xml:space="preserve"> PAGEREF _Toc243051054 \h </w:instrText>
+              <w:instrText xml:space="preserve"> PAGEREF _Toc243485953 \h </w:instrText>
             </w:r>
             <w:r>
               <w:rPr>
@@ -1161,13 +1161,13 @@
               <w:lang w:eastAsia="hr-HR"/>
             </w:rPr>
           </w:pPr>
-          <w:hyperlink w:anchor="_Toc243051055" w:history="1">
+          <w:hyperlink w:anchor="_Toc243485954" w:history="1">
             <w:r>
               <w:rPr>
                 <w:rStyle w:val="Hyperlink"/>
                 <w:noProof/>
               </w:rPr>
-              <w:t>4.</w:t>
+              <w:t>4</w:t>
             </w:r>
             <w:r>
               <w:rPr>
@@ -1205,7 +1205,7 @@
                 <w:noProof/>
                 <w:webHidden/>
               </w:rPr>
-              <w:instrText xml:space="preserve"> PAGEREF _Toc243051055 \h </w:instrText>
+              <w:instrText xml:space="preserve"> PAGEREF _Toc243485954 \h </w:instrText>
             </w:r>
             <w:r>
               <w:rPr>
@@ -1251,7 +1251,7 @@
               <w:lang w:eastAsia="hr-HR"/>
             </w:rPr>
           </w:pPr>
-          <w:hyperlink w:anchor="_Toc243051056" w:history="1">
+          <w:hyperlink w:anchor="_Toc243485955" w:history="1">
             <w:r>
               <w:rPr>
                 <w:rStyle w:val="Hyperlink"/>
@@ -1295,7 +1295,7 @@
                 <w:noProof/>
                 <w:webHidden/>
               </w:rPr>
-              <w:instrText xml:space="preserve"> PAGEREF _Toc243051056 \h </w:instrText>
+              <w:instrText xml:space="preserve"> PAGEREF _Toc243485955 \h </w:instrText>
             </w:r>
             <w:r>
               <w:rPr>
@@ -1341,7 +1341,7 @@
               <w:lang w:eastAsia="hr-HR"/>
             </w:rPr>
           </w:pPr>
-          <w:hyperlink w:anchor="_Toc243051057" w:history="1">
+          <w:hyperlink w:anchor="_Toc243485956" w:history="1">
             <w:r>
               <w:rPr>
                 <w:rStyle w:val="Hyperlink"/>
@@ -1385,7 +1385,7 @@
                 <w:noProof/>
                 <w:webHidden/>
               </w:rPr>
-              <w:instrText xml:space="preserve"> PAGEREF _Toc243051057 \h </w:instrText>
+              <w:instrText xml:space="preserve"> PAGEREF _Toc243485956 \h </w:instrText>
             </w:r>
             <w:r>
               <w:rPr>
@@ -1431,7 +1431,7 @@
               <w:lang w:eastAsia="hr-HR"/>
             </w:rPr>
           </w:pPr>
-          <w:hyperlink w:anchor="_Toc243051058" w:history="1">
+          <w:hyperlink w:anchor="_Toc243485957" w:history="1">
             <w:r>
               <w:rPr>
                 <w:rStyle w:val="Hyperlink"/>
@@ -1475,7 +1475,7 @@
                 <w:noProof/>
                 <w:webHidden/>
               </w:rPr>
-              <w:instrText xml:space="preserve"> PAGEREF _Toc243051058 \h </w:instrText>
+              <w:instrText xml:space="preserve"> PAGEREF _Toc243485957 \h </w:instrText>
             </w:r>
             <w:r>
               <w:rPr>
@@ -1521,13 +1521,13 @@
               <w:lang w:eastAsia="hr-HR"/>
             </w:rPr>
           </w:pPr>
-          <w:hyperlink w:anchor="_Toc243051059" w:history="1">
+          <w:hyperlink w:anchor="_Toc243485958" w:history="1">
             <w:r>
               <w:rPr>
                 <w:rStyle w:val="Hyperlink"/>
                 <w:noProof/>
               </w:rPr>
-              <w:t>5.</w:t>
+              <w:t>5</w:t>
             </w:r>
             <w:r>
               <w:rPr>
@@ -1565,7 +1565,7 @@
                 <w:noProof/>
                 <w:webHidden/>
               </w:rPr>
-              <w:instrText xml:space="preserve"> PAGEREF _Toc243051059 \h </w:instrText>
+              <w:instrText xml:space="preserve"> PAGEREF _Toc243485958 \h </w:instrText>
             </w:r>
             <w:r>
               <w:rPr>
@@ -1611,7 +1611,7 @@
               <w:lang w:eastAsia="hr-HR"/>
             </w:rPr>
           </w:pPr>
-          <w:hyperlink w:anchor="_Toc243051060" w:history="1">
+          <w:hyperlink w:anchor="_Toc243485959" w:history="1">
             <w:r>
               <w:rPr>
                 <w:rStyle w:val="Hyperlink"/>
@@ -1655,7 +1655,7 @@
                 <w:noProof/>
                 <w:webHidden/>
               </w:rPr>
-              <w:instrText xml:space="preserve"> PAGEREF _Toc243051060 \h </w:instrText>
+              <w:instrText xml:space="preserve"> PAGEREF _Toc243485959 \h </w:instrText>
             </w:r>
             <w:r>
               <w:rPr>
@@ -1701,7 +1701,7 @@
               <w:lang w:eastAsia="hr-HR"/>
             </w:rPr>
           </w:pPr>
-          <w:hyperlink w:anchor="_Toc243051061" w:history="1">
+          <w:hyperlink w:anchor="_Toc243485960" w:history="1">
             <w:r>
               <w:rPr>
                 <w:rStyle w:val="Hyperlink"/>
@@ -1745,7 +1745,7 @@
                 <w:noProof/>
                 <w:webHidden/>
               </w:rPr>
-              <w:instrText xml:space="preserve"> PAGEREF _Toc243051061 \h </w:instrText>
+              <w:instrText xml:space="preserve"> PAGEREF _Toc243485960 \h </w:instrText>
             </w:r>
             <w:r>
               <w:rPr>
@@ -1791,7 +1791,7 @@
               <w:lang w:eastAsia="hr-HR"/>
             </w:rPr>
           </w:pPr>
-          <w:hyperlink w:anchor="_Toc243051062" w:history="1">
+          <w:hyperlink w:anchor="_Toc243485961" w:history="1">
             <w:r>
               <w:rPr>
                 <w:rStyle w:val="Hyperlink"/>
@@ -1835,7 +1835,7 @@
                 <w:noProof/>
                 <w:webHidden/>
               </w:rPr>
-              <w:instrText xml:space="preserve"> PAGEREF _Toc243051062 \h </w:instrText>
+              <w:instrText xml:space="preserve"> PAGEREF _Toc243485961 \h </w:instrText>
             </w:r>
             <w:r>
               <w:rPr>
@@ -1881,7 +1881,7 @@
               <w:lang w:eastAsia="hr-HR"/>
             </w:rPr>
           </w:pPr>
-          <w:hyperlink w:anchor="_Toc243051063" w:history="1">
+          <w:hyperlink w:anchor="_Toc243485962" w:history="1">
             <w:r>
               <w:rPr>
                 <w:rStyle w:val="Hyperlink"/>
@@ -1925,7 +1925,7 @@
                 <w:noProof/>
                 <w:webHidden/>
               </w:rPr>
-              <w:instrText xml:space="preserve"> PAGEREF _Toc243051063 \h </w:instrText>
+              <w:instrText xml:space="preserve"> PAGEREF _Toc243485962 \h </w:instrText>
             </w:r>
             <w:r>
               <w:rPr>
@@ -1971,7 +1971,7 @@
               <w:lang w:eastAsia="hr-HR"/>
             </w:rPr>
           </w:pPr>
-          <w:hyperlink w:anchor="_Toc243051064" w:history="1">
+          <w:hyperlink w:anchor="_Toc243485963" w:history="1">
             <w:r>
               <w:rPr>
                 <w:rStyle w:val="Hyperlink"/>
@@ -2015,7 +2015,7 @@
                 <w:noProof/>
                 <w:webHidden/>
               </w:rPr>
-              <w:instrText xml:space="preserve"> PAGEREF _Toc243051064 \h </w:instrText>
+              <w:instrText xml:space="preserve"> PAGEREF _Toc243485963 \h </w:instrText>
             </w:r>
             <w:r>
               <w:rPr>
@@ -2061,7 +2061,7 @@
               <w:lang w:eastAsia="hr-HR"/>
             </w:rPr>
           </w:pPr>
-          <w:hyperlink w:anchor="_Toc243051065" w:history="1">
+          <w:hyperlink w:anchor="_Toc243485964" w:history="1">
             <w:r>
               <w:rPr>
                 <w:rStyle w:val="Hyperlink"/>
@@ -2105,7 +2105,7 @@
                 <w:noProof/>
                 <w:webHidden/>
               </w:rPr>
-              <w:instrText xml:space="preserve"> PAGEREF _Toc243051065 \h </w:instrText>
+              <w:instrText xml:space="preserve"> PAGEREF _Toc243485964 \h </w:instrText>
             </w:r>
             <w:r>
               <w:rPr>
@@ -2151,7 +2151,7 @@
               <w:lang w:eastAsia="hr-HR"/>
             </w:rPr>
           </w:pPr>
-          <w:hyperlink w:anchor="_Toc243051066" w:history="1">
+          <w:hyperlink w:anchor="_Toc243485965" w:history="1">
             <w:r>
               <w:rPr>
                 <w:rStyle w:val="Hyperlink"/>
@@ -2195,7 +2195,7 @@
                 <w:noProof/>
                 <w:webHidden/>
               </w:rPr>
-              <w:instrText xml:space="preserve"> PAGEREF _Toc243051066 \h </w:instrText>
+              <w:instrText xml:space="preserve"> PAGEREF _Toc243485965 \h </w:instrText>
             </w:r>
             <w:r>
               <w:rPr>
@@ -2241,7 +2241,7 @@
               <w:lang w:eastAsia="hr-HR"/>
             </w:rPr>
           </w:pPr>
-          <w:hyperlink w:anchor="_Toc243051067" w:history="1">
+          <w:hyperlink w:anchor="_Toc243485966" w:history="1">
             <w:r>
               <w:rPr>
                 <w:rStyle w:val="Hyperlink"/>
@@ -2285,7 +2285,7 @@
                 <w:noProof/>
                 <w:webHidden/>
               </w:rPr>
-              <w:instrText xml:space="preserve"> PAGEREF _Toc243051067 \h </w:instrText>
+              <w:instrText xml:space="preserve"> PAGEREF _Toc243485966 \h </w:instrText>
             </w:r>
             <w:r>
               <w:rPr>
@@ -2331,13 +2331,13 @@
               <w:lang w:eastAsia="hr-HR"/>
             </w:rPr>
           </w:pPr>
-          <w:hyperlink w:anchor="_Toc243051068" w:history="1">
+          <w:hyperlink w:anchor="_Toc243485967" w:history="1">
             <w:r>
               <w:rPr>
                 <w:rStyle w:val="Hyperlink"/>
                 <w:noProof/>
               </w:rPr>
-              <w:t>6.</w:t>
+              <w:t>6</w:t>
             </w:r>
             <w:r>
               <w:rPr>
@@ -2375,7 +2375,7 @@
                 <w:noProof/>
                 <w:webHidden/>
               </w:rPr>
-              <w:instrText xml:space="preserve"> PAGEREF _Toc243051068 \h </w:instrText>
+              <w:instrText xml:space="preserve"> PAGEREF _Toc243485967 \h </w:instrText>
             </w:r>
             <w:r>
               <w:rPr>
@@ -2420,7 +2420,7 @@
               <w:lang w:eastAsia="hr-HR"/>
             </w:rPr>
           </w:pPr>
-          <w:hyperlink w:anchor="_Toc243051069" w:history="1">
+          <w:hyperlink w:anchor="_Toc243485968" w:history="1">
             <w:r>
               <w:rPr>
                 <w:rStyle w:val="Hyperlink"/>
@@ -2447,7 +2447,7 @@
                 <w:noProof/>
                 <w:webHidden/>
               </w:rPr>
-              <w:instrText xml:space="preserve"> PAGEREF _Toc243051069 \h </w:instrText>
+              <w:instrText xml:space="preserve"> PAGEREF _Toc243485968 \h </w:instrText>
             </w:r>
             <w:r>
               <w:rPr>
@@ -2482,7 +2482,6 @@
           <w:pPr>
             <w:pStyle w:val="TOC1"/>
             <w:tabs>
-              <w:tab w:val="left" w:pos="440"/>
               <w:tab w:val="right" w:leader="dot" w:pos="8494"/>
             </w:tabs>
             <w:rPr>
@@ -2493,51 +2492,34 @@
               <w:lang w:eastAsia="hr-HR"/>
             </w:rPr>
           </w:pPr>
-          <w:hyperlink w:anchor="_Toc243051070" w:history="1">
+          <w:hyperlink w:anchor="_Toc243485969" w:history="1">
             <w:r>
               <w:rPr>
                 <w:rStyle w:val="Hyperlink"/>
                 <w:noProof/>
               </w:rPr>
-              <w:t>7.</w:t>
-            </w:r>
-            <w:r>
-              <w:rPr>
-                <w:rFonts w:asciiTheme="minorHAnsi" w:eastAsiaTheme="minorEastAsia" w:hAnsiTheme="minorHAnsi"/>
-                <w:noProof/>
-                <w:kern w:val="2"/>
-                <w:szCs w:val="24"/>
-                <w:lang w:eastAsia="hr-HR"/>
+              <w:t>SAŽETAK</w:t>
+            </w:r>
+            <w:r>
+              <w:rPr>
+                <w:noProof/>
+                <w:webHidden/>
               </w:rPr>
               <w:tab/>
             </w:r>
             <w:r>
               <w:rPr>
-                <w:rStyle w:val="Hyperlink"/>
-                <w:noProof/>
-              </w:rPr>
-              <w:t>SAŽETAK</w:t>
-            </w:r>
-            <w:r>
-              <w:rPr>
                 <w:noProof/>
                 <w:webHidden/>
               </w:rPr>
-              <w:tab/>
+              <w:fldChar w:fldCharType="begin"/>
             </w:r>
             <w:r>
               <w:rPr>
                 <w:noProof/>
                 <w:webHidden/>
               </w:rPr>
-              <w:fldChar w:fldCharType="begin"/>
-            </w:r>
-            <w:r>
-              <w:rPr>
-                <w:noProof/>
-                <w:webHidden/>
-              </w:rPr>
-              <w:instrText xml:space="preserve"> PAGEREF _Toc243051070 \h </w:instrText>
+              <w:instrText xml:space="preserve"> PAGEREF _Toc243485969 \h </w:instrText>
             </w:r>
             <w:r>
               <w:rPr>
@@ -2572,7 +2554,6 @@
           <w:pPr>
             <w:pStyle w:val="TOC1"/>
             <w:tabs>
-              <w:tab w:val="left" w:pos="440"/>
               <w:tab w:val="right" w:leader="dot" w:pos="8494"/>
             </w:tabs>
             <w:rPr>
@@ -2583,51 +2564,34 @@
               <w:lang w:eastAsia="hr-HR"/>
             </w:rPr>
           </w:pPr>
-          <w:hyperlink w:anchor="_Toc243051071" w:history="1">
+          <w:hyperlink w:anchor="_Toc243485970" w:history="1">
             <w:r>
               <w:rPr>
                 <w:rStyle w:val="Hyperlink"/>
                 <w:noProof/>
               </w:rPr>
-              <w:t>8.</w:t>
-            </w:r>
-            <w:r>
-              <w:rPr>
-                <w:rFonts w:asciiTheme="minorHAnsi" w:eastAsiaTheme="minorEastAsia" w:hAnsiTheme="minorHAnsi"/>
-                <w:noProof/>
-                <w:kern w:val="2"/>
-                <w:szCs w:val="24"/>
-                <w:lang w:eastAsia="hr-HR"/>
+              <w:t>SUMMARY</w:t>
+            </w:r>
+            <w:r>
+              <w:rPr>
+                <w:noProof/>
+                <w:webHidden/>
               </w:rPr>
               <w:tab/>
             </w:r>
             <w:r>
               <w:rPr>
-                <w:rStyle w:val="Hyperlink"/>
-                <w:noProof/>
-              </w:rPr>
-              <w:t>SUMMARY</w:t>
-            </w:r>
-            <w:r>
-              <w:rPr>
                 <w:noProof/>
                 <w:webHidden/>
               </w:rPr>
-              <w:tab/>
+              <w:fldChar w:fldCharType="begin"/>
             </w:r>
             <w:r>
               <w:rPr>
                 <w:noProof/>
                 <w:webHidden/>
               </w:rPr>
-              <w:fldChar w:fldCharType="begin"/>
-            </w:r>
-            <w:r>
-              <w:rPr>
-                <w:noProof/>
-                <w:webHidden/>
-              </w:rPr>
-              <w:instrText xml:space="preserve"> PAGEREF _Toc243051071 \h </w:instrText>
+              <w:instrText xml:space="preserve"> PAGEREF _Toc243485970 \h </w:instrText>
             </w:r>
             <w:r>
               <w:rPr>
@@ -2744,7 +2708,7 @@
       <w:r>
         <w:fldChar w:fldCharType="separate"/>
       </w:r>
-      <w:hyperlink w:anchor="_Toc243051032" w:history="1">
+      <w:hyperlink w:anchor="_Toc243485971" w:history="1">
         <w:r>
           <w:rPr>
             <w:rStyle w:val="Hyperlink"/>
@@ -2771,7 +2735,7 @@
             <w:noProof/>
             <w:webHidden/>
           </w:rPr>
-          <w:instrText xml:space="preserve"> PAGEREF _Toc243051032 \h </w:instrText>
+          <w:instrText xml:space="preserve"> PAGEREF _Toc243485971 \h </w:instrText>
         </w:r>
         <w:r>
           <w:rPr>
@@ -2816,7 +2780,7 @@
           <w:lang w:eastAsia="hr-HR"/>
         </w:rPr>
       </w:pPr>
-      <w:hyperlink w:anchor="_Toc243051033" w:history="1">
+      <w:hyperlink w:anchor="_Toc243485972" w:history="1">
         <w:r>
           <w:rPr>
             <w:rStyle w:val="Hyperlink"/>
@@ -2843,7 +2807,7 @@
             <w:noProof/>
             <w:webHidden/>
           </w:rPr>
-          <w:instrText xml:space="preserve"> PAGEREF _Toc243051033 \h </w:instrText>
+          <w:instrText xml:space="preserve"> PAGEREF _Toc243485972 \h </w:instrText>
         </w:r>
         <w:r>
           <w:rPr>
@@ -2888,7 +2852,7 @@
           <w:lang w:eastAsia="hr-HR"/>
         </w:rPr>
       </w:pPr>
-      <w:hyperlink w:anchor="_Toc243051034" w:history="1">
+      <w:hyperlink w:anchor="_Toc243485973" w:history="1">
         <w:r>
           <w:rPr>
             <w:rStyle w:val="Hyperlink"/>
@@ -2915,7 +2879,7 @@
             <w:noProof/>
             <w:webHidden/>
           </w:rPr>
-          <w:instrText xml:space="preserve"> PAGEREF _Toc243051034 \h </w:instrText>
+          <w:instrText xml:space="preserve"> PAGEREF _Toc243485973 \h </w:instrText>
         </w:r>
         <w:r>
           <w:rPr>
@@ -2960,7 +2924,7 @@
           <w:lang w:eastAsia="hr-HR"/>
         </w:rPr>
       </w:pPr>
-      <w:hyperlink w:anchor="_Toc243051035" w:history="1">
+      <w:hyperlink w:anchor="_Toc243485974" w:history="1">
         <w:r>
           <w:rPr>
             <w:rStyle w:val="Hyperlink"/>
@@ -2987,7 +2951,7 @@
             <w:noProof/>
             <w:webHidden/>
           </w:rPr>
-          <w:instrText xml:space="preserve"> PAGEREF _Toc243051035 \h </w:instrText>
+          <w:instrText xml:space="preserve"> PAGEREF _Toc243485974 \h </w:instrText>
         </w:r>
         <w:r>
           <w:rPr>
@@ -3032,7 +2996,7 @@
           <w:lang w:eastAsia="hr-HR"/>
         </w:rPr>
       </w:pPr>
-      <w:hyperlink w:anchor="_Toc243051036" w:history="1">
+      <w:hyperlink w:anchor="_Toc243485975" w:history="1">
         <w:r>
           <w:rPr>
             <w:rStyle w:val="Hyperlink"/>
@@ -3059,7 +3023,7 @@
             <w:noProof/>
             <w:webHidden/>
           </w:rPr>
-          <w:instrText xml:space="preserve"> PAGEREF _Toc243051036 \h </w:instrText>
+          <w:instrText xml:space="preserve"> PAGEREF _Toc243485975 \h </w:instrText>
         </w:r>
         <w:r>
           <w:rPr>
@@ -3104,7 +3068,7 @@
           <w:lang w:eastAsia="hr-HR"/>
         </w:rPr>
       </w:pPr>
-      <w:hyperlink w:anchor="_Toc243051037" w:history="1">
+      <w:hyperlink w:anchor="_Toc243485976" w:history="1">
         <w:r>
           <w:rPr>
             <w:rStyle w:val="Hyperlink"/>
@@ -3131,7 +3095,7 @@
             <w:noProof/>
             <w:webHidden/>
           </w:rPr>
-          <w:instrText xml:space="preserve"> PAGEREF _Toc243051037 \h </w:instrText>
+          <w:instrText xml:space="preserve"> PAGEREF _Toc243485976 \h </w:instrText>
         </w:r>
         <w:r>
           <w:rPr>
@@ -3176,7 +3140,7 @@
           <w:lang w:eastAsia="hr-HR"/>
         </w:rPr>
       </w:pPr>
-      <w:hyperlink w:anchor="_Toc243051038" w:history="1">
+      <w:hyperlink w:anchor="_Toc243485977" w:history="1">
         <w:r>
           <w:rPr>
             <w:rStyle w:val="Hyperlink"/>
@@ -3203,7 +3167,7 @@
             <w:noProof/>
             <w:webHidden/>
           </w:rPr>
-          <w:instrText xml:space="preserve"> PAGEREF _Toc243051038 \h </w:instrText>
+          <w:instrText xml:space="preserve"> PAGEREF _Toc243485977 \h </w:instrText>
         </w:r>
         <w:r>
           <w:rPr>
@@ -3248,7 +3212,7 @@
           <w:lang w:eastAsia="hr-HR"/>
         </w:rPr>
       </w:pPr>
-      <w:hyperlink w:anchor="_Toc243051039" w:history="1">
+      <w:hyperlink w:anchor="_Toc243485978" w:history="1">
         <w:r>
           <w:rPr>
             <w:rStyle w:val="Hyperlink"/>
@@ -3275,7 +3239,7 @@
             <w:noProof/>
             <w:webHidden/>
           </w:rPr>
-          <w:instrText xml:space="preserve"> PAGEREF _Toc243051039 \h </w:instrText>
+          <w:instrText xml:space="preserve"> PAGEREF _Toc243485978 \h </w:instrText>
         </w:r>
         <w:r>
           <w:rPr>
@@ -3320,7 +3284,7 @@
           <w:lang w:eastAsia="hr-HR"/>
         </w:rPr>
       </w:pPr>
-      <w:hyperlink w:anchor="_Toc243051040" w:history="1">
+      <w:hyperlink w:anchor="_Toc243485979" w:history="1">
         <w:r>
           <w:rPr>
             <w:rStyle w:val="Hyperlink"/>
@@ -3347,7 +3311,7 @@
             <w:noProof/>
             <w:webHidden/>
           </w:rPr>
-          <w:instrText xml:space="preserve"> PAGEREF _Toc243051040 \h </w:instrText>
+          <w:instrText xml:space="preserve"> PAGEREF _Toc243485979 \h </w:instrText>
         </w:r>
         <w:r>
           <w:rPr>
@@ -3392,7 +3356,7 @@
           <w:lang w:eastAsia="hr-HR"/>
         </w:rPr>
       </w:pPr>
-      <w:hyperlink w:anchor="_Toc243051041" w:history="1">
+      <w:hyperlink w:anchor="_Toc243485980" w:history="1">
         <w:r>
           <w:rPr>
             <w:rStyle w:val="Hyperlink"/>
@@ -3419,7 +3383,7 @@
             <w:noProof/>
             <w:webHidden/>
           </w:rPr>
-          <w:instrText xml:space="preserve"> PAGEREF _Toc243051041 \h </w:instrText>
+          <w:instrText xml:space="preserve"> PAGEREF _Toc243485980 \h </w:instrText>
         </w:r>
         <w:r>
           <w:rPr>
@@ -3464,7 +3428,7 @@
           <w:lang w:eastAsia="hr-HR"/>
         </w:rPr>
       </w:pPr>
-      <w:hyperlink w:anchor="_Toc243051042" w:history="1">
+      <w:hyperlink w:anchor="_Toc243485981" w:history="1">
         <w:r>
           <w:rPr>
             <w:rStyle w:val="Hyperlink"/>
@@ -3491,7 +3455,7 @@
             <w:noProof/>
             <w:webHidden/>
           </w:rPr>
-          <w:instrText xml:space="preserve"> PAGEREF _Toc243051042 \h </w:instrText>
+          <w:instrText xml:space="preserve"> PAGEREF _Toc243485981 \h </w:instrText>
         </w:r>
         <w:r>
           <w:rPr>
@@ -3597,7 +3561,7 @@
         </w:rPr>
         <w:fldChar w:fldCharType="separate"/>
       </w:r>
-      <w:hyperlink w:anchor="_Toc243051072" w:history="1">
+      <w:hyperlink w:anchor="_Toc243485982" w:history="1">
         <w:r>
           <w:rPr>
             <w:rStyle w:val="Hyperlink"/>
@@ -3624,7 +3588,7 @@
             <w:noProof/>
             <w:webHidden/>
           </w:rPr>
-          <w:instrText xml:space="preserve"> PAGEREF _Toc243051072 \h </w:instrText>
+          <w:instrText xml:space="preserve"> PAGEREF _Toc243485982 \h </w:instrText>
         </w:r>
         <w:r>
           <w:rPr>
@@ -3669,7 +3633,7 @@
           <w:lang w:eastAsia="hr-HR"/>
         </w:rPr>
       </w:pPr>
-      <w:hyperlink w:anchor="_Toc243051073" w:history="1">
+      <w:hyperlink w:anchor="_Toc243485983" w:history="1">
         <w:r>
           <w:rPr>
             <w:rStyle w:val="Hyperlink"/>
@@ -3696,7 +3660,7 @@
             <w:noProof/>
             <w:webHidden/>
           </w:rPr>
-          <w:instrText xml:space="preserve"> PAGEREF _Toc243051073 \h </w:instrText>
+          <w:instrText xml:space="preserve"> PAGEREF _Toc243485983 \h </w:instrText>
         </w:r>
         <w:r>
           <w:rPr>
@@ -3741,7 +3705,7 @@
           <w:lang w:eastAsia="hr-HR"/>
         </w:rPr>
       </w:pPr>
-      <w:hyperlink w:anchor="_Toc243051074" w:history="1">
+      <w:hyperlink w:anchor="_Toc243485984" w:history="1">
         <w:r>
           <w:rPr>
             <w:rStyle w:val="Hyperlink"/>
@@ -3768,7 +3732,7 @@
             <w:noProof/>
             <w:webHidden/>
           </w:rPr>
-          <w:instrText xml:space="preserve"> PAGEREF _Toc243051074 \h </w:instrText>
+          <w:instrText xml:space="preserve"> PAGEREF _Toc243485984 \h </w:instrText>
         </w:r>
         <w:r>
           <w:rPr>
@@ -3899,7 +3863,7 @@
         </w:rPr>
         <w:fldChar w:fldCharType="separate"/>
       </w:r>
-      <w:hyperlink w:anchor="_Toc243051075" w:history="1">
+      <w:hyperlink w:anchor="_Toc243485985" w:history="1">
         <w:r>
           <w:rPr>
             <w:rStyle w:val="Hyperlink"/>
@@ -3926,7 +3890,7 @@
             <w:noProof/>
             <w:webHidden/>
           </w:rPr>
-          <w:instrText xml:space="preserve"> PAGEREF _Toc243051075 \h </w:instrText>
+          <w:instrText xml:space="preserve"> PAGEREF _Toc243485985 \h </w:instrText>
         </w:r>
         <w:r>
           <w:rPr>
@@ -3971,7 +3935,7 @@
           <w:lang w:eastAsia="hr-HR"/>
         </w:rPr>
       </w:pPr>
-      <w:hyperlink w:anchor="_Toc243051076" w:history="1">
+      <w:hyperlink w:anchor="_Toc243485986" w:history="1">
         <w:r>
           <w:rPr>
             <w:rStyle w:val="Hyperlink"/>
@@ -3998,7 +3962,7 @@
             <w:noProof/>
             <w:webHidden/>
           </w:rPr>
-          <w:instrText xml:space="preserve"> PAGEREF _Toc243051076 \h </w:instrText>
+          <w:instrText xml:space="preserve"> PAGEREF _Toc243485986 \h </w:instrText>
         </w:r>
         <w:r>
           <w:rPr>
@@ -4043,7 +4007,7 @@
           <w:lang w:eastAsia="hr-HR"/>
         </w:rPr>
       </w:pPr>
-      <w:hyperlink w:anchor="_Toc243051077" w:history="1">
+      <w:hyperlink w:anchor="_Toc243485987" w:history="1">
         <w:r>
           <w:rPr>
             <w:rStyle w:val="Hyperlink"/>
@@ -4070,7 +4034,7 @@
             <w:noProof/>
             <w:webHidden/>
           </w:rPr>
-          <w:instrText xml:space="preserve"> PAGEREF _Toc243051077 \h </w:instrText>
+          <w:instrText xml:space="preserve"> PAGEREF _Toc243485987 \h </w:instrText>
         </w:r>
         <w:r>
           <w:rPr>
@@ -4115,7 +4079,7 @@
           <w:lang w:eastAsia="hr-HR"/>
         </w:rPr>
       </w:pPr>
-      <w:hyperlink w:anchor="_Toc243051078" w:history="1">
+      <w:hyperlink w:anchor="_Toc243485988" w:history="1">
         <w:r>
           <w:rPr>
             <w:rStyle w:val="Hyperlink"/>
@@ -4142,7 +4106,7 @@
             <w:noProof/>
             <w:webHidden/>
           </w:rPr>
-          <w:instrText xml:space="preserve"> PAGEREF _Toc243051078 \h </w:instrText>
+          <w:instrText xml:space="preserve"> PAGEREF _Toc243485988 \h </w:instrText>
         </w:r>
         <w:r>
           <w:rPr>
@@ -4187,7 +4151,7 @@
           <w:lang w:eastAsia="hr-HR"/>
         </w:rPr>
       </w:pPr>
-      <w:hyperlink w:anchor="_Toc243051079" w:history="1">
+      <w:hyperlink w:anchor="_Toc243485989" w:history="1">
         <w:r>
           <w:rPr>
             <w:rStyle w:val="Hyperlink"/>
@@ -4214,7 +4178,7 @@
             <w:noProof/>
             <w:webHidden/>
           </w:rPr>
-          <w:instrText xml:space="preserve"> PAGEREF _Toc243051079 \h </w:instrText>
+          <w:instrText xml:space="preserve"> PAGEREF _Toc243485989 \h </w:instrText>
         </w:r>
         <w:r>
           <w:rPr>
@@ -4259,7 +4223,7 @@
           <w:lang w:eastAsia="hr-HR"/>
         </w:rPr>
       </w:pPr>
-      <w:hyperlink w:anchor="_Toc243051080" w:history="1">
+      <w:hyperlink w:anchor="_Toc243485990" w:history="1">
         <w:r>
           <w:rPr>
             <w:rStyle w:val="Hyperlink"/>
@@ -4286,7 +4250,7 @@
             <w:noProof/>
             <w:webHidden/>
           </w:rPr>
-          <w:instrText xml:space="preserve"> PAGEREF _Toc243051080 \h </w:instrText>
+          <w:instrText xml:space="preserve"> PAGEREF _Toc243485990 \h </w:instrText>
         </w:r>
         <w:r>
           <w:rPr>
@@ -4331,7 +4295,7 @@
           <w:lang w:eastAsia="hr-HR"/>
         </w:rPr>
       </w:pPr>
-      <w:hyperlink w:anchor="_Toc243051081" w:history="1">
+      <w:hyperlink w:anchor="_Toc243485991" w:history="1">
         <w:r>
           <w:rPr>
             <w:rStyle w:val="Hyperlink"/>
@@ -4358,7 +4322,7 @@
             <w:noProof/>
             <w:webHidden/>
           </w:rPr>
-          <w:instrText xml:space="preserve"> PAGEREF _Toc243051081 \h </w:instrText>
+          <w:instrText xml:space="preserve"> PAGEREF _Toc243485991 \h </w:instrText>
         </w:r>
         <w:r>
           <w:rPr>
@@ -4403,7 +4367,7 @@
           <w:lang w:eastAsia="hr-HR"/>
         </w:rPr>
       </w:pPr>
-      <w:hyperlink w:anchor="_Toc243051082" w:history="1">
+      <w:hyperlink w:anchor="_Toc243485992" w:history="1">
         <w:r>
           <w:rPr>
             <w:rStyle w:val="Hyperlink"/>
@@ -4430,7 +4394,7 @@
             <w:noProof/>
             <w:webHidden/>
           </w:rPr>
-          <w:instrText xml:space="preserve"> PAGEREF _Toc243051082 \h </w:instrText>
+          <w:instrText xml:space="preserve"> PAGEREF _Toc243485992 \h </w:instrText>
         </w:r>
         <w:r>
           <w:rPr>
@@ -4475,7 +4439,7 @@
           <w:lang w:eastAsia="hr-HR"/>
         </w:rPr>
       </w:pPr>
-      <w:hyperlink w:anchor="_Toc243051083" w:history="1">
+      <w:hyperlink w:anchor="_Toc243485993" w:history="1">
         <w:r>
           <w:rPr>
             <w:rStyle w:val="Hyperlink"/>
@@ -4502,7 +4466,7 @@
             <w:noProof/>
             <w:webHidden/>
           </w:rPr>
-          <w:instrText xml:space="preserve"> PAGEREF _Toc243051083 \h </w:instrText>
+          <w:instrText xml:space="preserve"> PAGEREF _Toc243485993 \h </w:instrText>
         </w:r>
         <w:r>
           <w:rPr>
@@ -4547,7 +4511,7 @@
           <w:lang w:eastAsia="hr-HR"/>
         </w:rPr>
       </w:pPr>
-      <w:hyperlink w:anchor="_Toc243051084" w:history="1">
+      <w:hyperlink w:anchor="_Toc243485994" w:history="1">
         <w:r>
           <w:rPr>
             <w:rStyle w:val="Hyperlink"/>
@@ -4574,7 +4538,7 @@
             <w:noProof/>
             <w:webHidden/>
           </w:rPr>
-          <w:instrText xml:space="preserve"> PAGEREF _Toc243051084 \h </w:instrText>
+          <w:instrText xml:space="preserve"> PAGEREF _Toc243485994 \h </w:instrText>
         </w:r>
         <w:r>
           <w:rPr>
@@ -4619,7 +4583,7 @@
           <w:lang w:eastAsia="hr-HR"/>
         </w:rPr>
       </w:pPr>
-      <w:hyperlink w:anchor="_Toc243051085" w:history="1">
+      <w:hyperlink w:anchor="_Toc243485995" w:history="1">
         <w:r>
           <w:rPr>
             <w:rStyle w:val="Hyperlink"/>
@@ -4646,7 +4610,7 @@
             <w:noProof/>
             <w:webHidden/>
           </w:rPr>
-          <w:instrText xml:space="preserve"> PAGEREF _Toc243051085 \h </w:instrText>
+          <w:instrText xml:space="preserve"> PAGEREF _Toc243485995 \h </w:instrText>
         </w:r>
         <w:r>
           <w:rPr>
@@ -4691,7 +4655,7 @@
           <w:lang w:eastAsia="hr-HR"/>
         </w:rPr>
       </w:pPr>
-      <w:hyperlink w:anchor="_Toc243051086" w:history="1">
+      <w:hyperlink w:anchor="_Toc243485996" w:history="1">
         <w:r>
           <w:rPr>
             <w:rStyle w:val="Hyperlink"/>
@@ -4718,7 +4682,7 @@
             <w:noProof/>
             <w:webHidden/>
           </w:rPr>
-          <w:instrText xml:space="preserve"> PAGEREF _Toc243051086 \h </w:instrText>
+          <w:instrText xml:space="preserve"> PAGEREF _Toc243485996 \h </w:instrText>
         </w:r>
         <w:r>
           <w:rPr>
@@ -4763,7 +4727,7 @@
           <w:lang w:eastAsia="hr-HR"/>
         </w:rPr>
       </w:pPr>
-      <w:hyperlink w:anchor="_Toc243051087" w:history="1">
+      <w:hyperlink w:anchor="_Toc243485997" w:history="1">
         <w:r>
           <w:rPr>
             <w:rStyle w:val="Hyperlink"/>
@@ -4790,7 +4754,7 @@
             <w:noProof/>
             <w:webHidden/>
           </w:rPr>
-          <w:instrText xml:space="preserve"> PAGEREF _Toc243051087 \h </w:instrText>
+          <w:instrText xml:space="preserve"> PAGEREF _Toc243485997 \h </w:instrText>
         </w:r>
         <w:r>
           <w:rPr>
@@ -4844,7 +4808,7 @@
       <w:pPr>
         <w:pStyle w:val="Heading1"/>
       </w:pPr>
-      <w:bookmarkStart w:id="0" w:name="_Toc243051043"/>
+      <w:bookmarkStart w:id="0" w:name="_Toc243485942"/>
       <w:r>
         <w:lastRenderedPageBreak/>
         <w:t>UVOD</w:t>
@@ -4853,7 +4817,19 @@
     </w:p>
     <w:p>
       <w:r>
-        <w:t xml:space="preserve">U suvremenom razvoju softvera, osobito u području izrade desktop aplikacija za Windows operacijski sustav, i dalje postoji velik broj rješenja temeljenih na tehnologijama koje su nastale prije modernih </w:t>
+        <w:t>U suvremenom razvoju softvera, osobito u području izrade desktop aplikacija za Windows operacijsk</w:t>
+      </w:r>
+      <w:r>
+        <w:t>e</w:t>
+      </w:r>
+      <w:r>
+        <w:t xml:space="preserve"> sustav</w:t>
+      </w:r>
+      <w:r>
+        <w:t>e</w:t>
+      </w:r>
+      <w:r>
+        <w:t xml:space="preserve">, i dalje postoji velik broj rješenja temeljenih na tehnologijama koje su nastale prije modernih </w:t>
       </w:r>
       <w:r>
         <w:t>okvira</w:t>
@@ -4866,8 +4842,10 @@
         <w:t>a ili WinUI</w:t>
       </w:r>
       <w:r>
-        <w:noBreakHyphen/>
-        <w:t>a. Jedna od takvih</w:t>
+        <w:t xml:space="preserve"> 3</w:t>
+      </w:r>
+      <w:r>
+        <w:t>. Jedna od takvih</w:t>
       </w:r>
       <w:r>
         <w:t xml:space="preserve"> </w:t>
@@ -4952,7 +4930,7 @@
         <w:t xml:space="preserve"> UNO</w:t>
       </w:r>
       <w:r>
-        <w:t xml:space="preserve"> aplikacije: njezinu strukturu, glavne funkcionalne cjeline, način komunikacije između komponenti te korištenje MFC mehanizama poput dijaloga, kontrola i upravljanja porukama. Posebna pozornost posvećuje se dijelovima programa koji su najvažniji za razumijevanje njegove namjene i načina rada.</w:t>
+        <w:t xml:space="preserve"> aplikacije: njezinu strukturu, glavne funkcionalne cjeline, način komunikacije između komponenti te korištenje MFC mehanizama poput dijaloga, kontrola i upravljanja porukama. </w:t>
       </w:r>
     </w:p>
     <w:p>
@@ -4978,7 +4956,10 @@
       </w:r>
     </w:p>
     <w:p>
-      <w:bookmarkStart w:id="1" w:name="_Toc243051044"/>
+      <w:pPr>
+        <w:pStyle w:val="Heading1"/>
+      </w:pPr>
+      <w:bookmarkStart w:id="1" w:name="_Toc243485943"/>
       <w:r>
         <w:lastRenderedPageBreak/>
         <w:t>PREGLED PODRUČJA</w:t>
@@ -4989,10 +4970,7 @@
       <w:pPr>
         <w:pStyle w:val="Heading2"/>
       </w:pPr>
-      <w:r>
-        <w:t xml:space="preserve"> </w:t>
-      </w:r>
-      <w:bookmarkStart w:id="2" w:name="_Toc243051045"/>
+      <w:bookmarkStart w:id="2" w:name="_Toc243485944"/>
       <w:r>
         <w:t>Povijest</w:t>
       </w:r>
@@ -5099,7 +5077,7 @@
         <w:t>,</w:t>
       </w:r>
       <w:r>
-        <w:t xml:space="preserve"> imaju naziv koji </w:t>
+        <w:t xml:space="preserve"> ima naziv koji </w:t>
       </w:r>
       <w:r>
         <w:t>počinj</w:t>
@@ -5141,7 +5119,7 @@
         <w:keepNext/>
         <w:jc w:val="center"/>
       </w:pPr>
-      <w:bookmarkStart w:id="3" w:name="_Toc243051032"/>
+      <w:bookmarkStart w:id="3" w:name="_Toc243485971"/>
       <w:r>
         <w:t xml:space="preserve">Slika </w:t>
       </w:r>
@@ -5345,7 +5323,13 @@
       </w:r>
       <w:proofErr w:type="spellEnd"/>
       <w:r>
-        <w:t xml:space="preserve"> Studija i Windows operacijskog sustava.</w:t>
+        <w:t xml:space="preserve"> Studija i Windows operacijsk</w:t>
+      </w:r>
+      <w:r>
+        <w:t>ih</w:t>
+      </w:r>
+      <w:r>
+        <w:t xml:space="preserve"> sustava.</w:t>
       </w:r>
     </w:p>
     <w:p>
@@ -5373,7 +5357,7 @@
         <w:keepNext/>
         <w:jc w:val="center"/>
       </w:pPr>
-      <w:bookmarkStart w:id="4" w:name="_Toc243051033"/>
+      <w:bookmarkStart w:id="4" w:name="_Toc243485972"/>
       <w:r>
         <w:t xml:space="preserve">Slika </w:t>
       </w:r>
@@ -5510,7 +5494,7 @@
         <w:pStyle w:val="Caption"/>
         <w:keepNext/>
       </w:pPr>
-      <w:bookmarkStart w:id="5" w:name="_Toc243051072"/>
+      <w:bookmarkStart w:id="5" w:name="_Toc243485982"/>
       <w:r>
         <w:t xml:space="preserve">Tablica </w:t>
       </w:r>
@@ -5862,7 +5846,19 @@
               <w:t>S</w:t>
             </w:r>
             <w:r>
-              <w:t>tudio 6.0, MFC je u ovom periodu bio najpopularniji</w:t>
+              <w:t xml:space="preserve">tudio 6.0, MFC je u </w:t>
+            </w:r>
+            <w:r>
+              <w:t>tom</w:t>
+            </w:r>
+            <w:r>
+              <w:t xml:space="preserve"> </w:t>
+            </w:r>
+            <w:r>
+              <w:t>razdoblju</w:t>
+            </w:r>
+            <w:r>
+              <w:t xml:space="preserve"> bio najpopularniji</w:t>
             </w:r>
           </w:p>
         </w:tc>
@@ -6191,7 +6187,7 @@
         <w:lastRenderedPageBreak/>
         <w:t xml:space="preserve"> </w:t>
       </w:r>
-      <w:bookmarkStart w:id="6" w:name="_Toc243051046"/>
+      <w:bookmarkStart w:id="6" w:name="_Toc243485945"/>
       <w:r>
         <w:t>Usporedba</w:t>
       </w:r>
@@ -6248,7 +6244,7 @@
         <w:pStyle w:val="Caption"/>
         <w:keepNext/>
       </w:pPr>
-      <w:bookmarkStart w:id="7" w:name="_Toc243051034"/>
+      <w:bookmarkStart w:id="7" w:name="_Toc243485973"/>
       <w:r>
         <w:t xml:space="preserve">Slika </w:t>
       </w:r>
@@ -6357,7 +6353,7 @@
       <w:pPr>
         <w:pStyle w:val="Heading3"/>
       </w:pPr>
-      <w:bookmarkStart w:id="8" w:name="_Toc243051047"/>
+      <w:bookmarkStart w:id="8" w:name="_Toc243485946"/>
       <w:r>
         <w:t>Microsoftov</w:t>
       </w:r>
@@ -6557,7 +6553,7 @@
       <w:pPr>
         <w:pStyle w:val="Heading3"/>
       </w:pPr>
-      <w:bookmarkStart w:id="9" w:name="_Toc243051048"/>
+      <w:bookmarkStart w:id="9" w:name="_Toc243485947"/>
       <w:r>
         <w:t>Nezavisn</w:t>
       </w:r>
@@ -6841,7 +6837,7 @@
       <w:pPr>
         <w:pStyle w:val="Heading1"/>
       </w:pPr>
-      <w:bookmarkStart w:id="10" w:name="_Toc243051049"/>
+      <w:bookmarkStart w:id="10" w:name="_Toc243485948"/>
       <w:r>
         <w:lastRenderedPageBreak/>
         <w:t>FUNKCIONALNOST</w:t>
@@ -6858,7 +6854,7 @@
       <w:r>
         <w:t xml:space="preserve"> </w:t>
       </w:r>
-      <w:bookmarkStart w:id="11" w:name="_Toc243051050"/>
+      <w:bookmarkStart w:id="11" w:name="_Toc243485949"/>
       <w:r>
         <w:t>Windows programski model</w:t>
       </w:r>
@@ -6915,7 +6911,7 @@
         <w:pStyle w:val="Caption"/>
         <w:keepNext/>
       </w:pPr>
-      <w:bookmarkStart w:id="12" w:name="_Toc243051035"/>
+      <w:bookmarkStart w:id="12" w:name="_Toc243485974"/>
       <w:r>
         <w:t xml:space="preserve">Slika </w:t>
       </w:r>
@@ -7012,7 +7008,7 @@
         <w:pStyle w:val="Caption"/>
         <w:keepNext/>
       </w:pPr>
-      <w:bookmarkStart w:id="13" w:name="_Toc243051073"/>
+      <w:bookmarkStart w:id="13" w:name="_Toc243485983"/>
       <w:r>
         <w:lastRenderedPageBreak/>
         <w:t xml:space="preserve">Tablica </w:t>
@@ -7344,7 +7340,7 @@
         <w:pStyle w:val="Caption"/>
         <w:keepNext/>
       </w:pPr>
-      <w:bookmarkStart w:id="14" w:name="_Toc243051075"/>
+      <w:bookmarkStart w:id="14" w:name="_Toc243485985"/>
       <w:r>
         <w:t xml:space="preserve">Kod </w:t>
       </w:r>
@@ -7559,7 +7555,7 @@
       <w:r>
         <w:t xml:space="preserve"> </w:t>
       </w:r>
-      <w:bookmarkStart w:id="15" w:name="_Toc243051051"/>
+      <w:bookmarkStart w:id="15" w:name="_Toc243485950"/>
       <w:r>
         <w:t>Mapiranje poruka (</w:t>
       </w:r>
@@ -7589,7 +7585,13 @@
         <w:t>apiranje poruka</w:t>
       </w:r>
       <w:r>
-        <w:t xml:space="preserve"> je jedan od važnijih mehanizama u MFC-u. Omogućava automatsko mapiranje Windows poruka i naredbi na metode u klasama bez ručnog pozivanja </w:t>
+        <w:t xml:space="preserve"> je jedan od važnijih mehanizama u MFC-u. </w:t>
+      </w:r>
+      <w:r>
+        <w:t>Omogućuje</w:t>
+      </w:r>
+      <w:r>
+        <w:t xml:space="preserve"> automatsko mapiranje Windows poruka i naredbi na metode u klasama bez ručnog pozivanja </w:t>
       </w:r>
       <w:r>
         <w:t>'</w:t>
@@ -7656,7 +7658,7 @@
         <w:pStyle w:val="Caption"/>
         <w:keepNext/>
       </w:pPr>
-      <w:bookmarkStart w:id="16" w:name="_Toc243051076"/>
+      <w:bookmarkStart w:id="16" w:name="_Toc243485986"/>
       <w:r>
         <w:lastRenderedPageBreak/>
         <w:t xml:space="preserve">Kod </w:t>
@@ -8097,7 +8099,7 @@
       <w:r>
         <w:t xml:space="preserve"> </w:t>
       </w:r>
-      <w:bookmarkStart w:id="17" w:name="_Toc243051052"/>
+      <w:bookmarkStart w:id="17" w:name="_Toc243485951"/>
       <w:r>
         <w:t>Hijerarhija klasa MFC-a</w:t>
       </w:r>
@@ -8136,7 +8138,7 @@
         <w:pStyle w:val="Caption"/>
         <w:keepNext/>
       </w:pPr>
-      <w:bookmarkStart w:id="18" w:name="_Toc243051036"/>
+      <w:bookmarkStart w:id="18" w:name="_Toc243485975"/>
       <w:r>
         <w:lastRenderedPageBreak/>
         <w:t xml:space="preserve">Slika </w:t>
@@ -8441,7 +8443,7 @@
         <w:pStyle w:val="ListParagraph"/>
         <w:numPr>
           <w:ilvl w:val="0"/>
-          <w:numId w:val="16"/>
+          <w:numId w:val="1"/>
         </w:numPr>
         <w:rPr>
           <w:rFonts w:cstheme="majorBidi"/>
@@ -8459,7 +8461,7 @@
         <w:pStyle w:val="ListParagraph"/>
         <w:numPr>
           <w:ilvl w:val="0"/>
-          <w:numId w:val="16"/>
+          <w:numId w:val="1"/>
         </w:numPr>
         <w:rPr>
           <w:rFonts w:cstheme="majorBidi"/>
@@ -8477,7 +8479,7 @@
         <w:pStyle w:val="ListParagraph"/>
         <w:numPr>
           <w:ilvl w:val="0"/>
-          <w:numId w:val="16"/>
+          <w:numId w:val="1"/>
         </w:numPr>
         <w:rPr>
           <w:rFonts w:cstheme="majorBidi"/>
@@ -8555,13 +8557,25 @@
         <w:rPr>
           <w:rFonts w:cstheme="majorBidi"/>
         </w:rPr>
-        <w:t xml:space="preserve">MFC je implementirao vlastiti sustav RTCI-ja prije nego što je standard C++ uveo mehanizam poznat kao </w:t>
-      </w:r>
-      <w:proofErr w:type="spellStart"/>
+        <w:t xml:space="preserve">MFC je implementirao vlastiti sustav RTCI-ja prije nego što je </w:t>
+      </w:r>
       <w:r>
         <w:rPr>
           <w:rFonts w:cstheme="majorBidi"/>
         </w:rPr>
+        <w:t xml:space="preserve">uveden </w:t>
+      </w:r>
+      <w:r>
+        <w:rPr>
+          <w:rFonts w:cstheme="majorBidi"/>
+        </w:rPr>
+        <w:t xml:space="preserve">C++ mehanizam poznat kao </w:t>
+      </w:r>
+      <w:proofErr w:type="spellStart"/>
+      <w:r>
+        <w:rPr>
+          <w:rFonts w:cstheme="majorBidi"/>
+        </w:rPr>
         <w:t>Run</w:t>
       </w:r>
       <w:proofErr w:type="spellEnd"/>
@@ -8614,7 +8628,7 @@
         <w:lastRenderedPageBreak/>
         <w:t xml:space="preserve"> </w:t>
       </w:r>
-      <w:bookmarkStart w:id="19" w:name="_Toc243051053"/>
+      <w:bookmarkStart w:id="19" w:name="_Toc243485952"/>
       <w:r>
         <w:t>Do</w:t>
       </w:r>
@@ -8681,9 +8695,6 @@
         <w:t xml:space="preserve">, </w:t>
       </w:r>
       <w:r>
-        <w:t xml:space="preserve"> </w:t>
-      </w:r>
-      <w:r>
         <w:t>'</w:t>
       </w:r>
       <w:proofErr w:type="spellStart"/>
@@ -8868,7 +8879,7 @@
         <w:pStyle w:val="Caption"/>
         <w:keepNext/>
       </w:pPr>
-      <w:bookmarkStart w:id="20" w:name="_Toc243051037"/>
+      <w:bookmarkStart w:id="20" w:name="_Toc243485976"/>
       <w:r>
         <w:t xml:space="preserve">Slika </w:t>
       </w:r>
@@ -8957,7 +8968,7 @@
       <w:pPr>
         <w:pStyle w:val="Heading2"/>
       </w:pPr>
-      <w:bookmarkStart w:id="21" w:name="_Toc243051054"/>
+      <w:bookmarkStart w:id="21" w:name="_Toc243485953"/>
       <w:r>
         <w:t>AFX funkcije</w:t>
       </w:r>
@@ -8990,7 +9001,7 @@
         <w:pStyle w:val="Caption"/>
         <w:keepNext/>
       </w:pPr>
-      <w:bookmarkStart w:id="22" w:name="_Toc243051074"/>
+      <w:bookmarkStart w:id="22" w:name="_Toc243485984"/>
       <w:r>
         <w:lastRenderedPageBreak/>
         <w:t xml:space="preserve">Tablica </w:t>
@@ -9165,13 +9176,7 @@
               <w:rPr>
                 <w:rFonts w:cstheme="majorBidi"/>
               </w:rPr>
-              <w:t>pokazivač</w:t>
-            </w:r>
-            <w:r>
-              <w:rPr>
-                <w:rFonts w:cstheme="majorBidi"/>
-              </w:rPr>
-              <w:t xml:space="preserve"> </w:t>
+              <w:t xml:space="preserve">pokazivač </w:t>
             </w:r>
             <w:r>
               <w:rPr>
@@ -9601,7 +9606,7 @@
       <w:pPr>
         <w:pStyle w:val="Heading1"/>
       </w:pPr>
-      <w:bookmarkStart w:id="23" w:name="_Toc243051055"/>
+      <w:bookmarkStart w:id="23" w:name="_Toc243485954"/>
       <w:r>
         <w:lastRenderedPageBreak/>
         <w:t>PODRŠKA U VISUAL STUDIJU</w:t>
@@ -9615,7 +9620,7 @@
       <w:r>
         <w:t xml:space="preserve"> </w:t>
       </w:r>
-      <w:bookmarkStart w:id="24" w:name="_Toc243051056"/>
+      <w:bookmarkStart w:id="24" w:name="_Toc243485955"/>
       <w:r>
         <w:t xml:space="preserve">Integracija MFC-a u </w:t>
       </w:r>
@@ -9778,7 +9783,7 @@
       <w:r>
         <w:t xml:space="preserve"> </w:t>
       </w:r>
-      <w:bookmarkStart w:id="25" w:name="_Toc243051057"/>
+      <w:bookmarkStart w:id="25" w:name="_Toc243485956"/>
       <w:r>
         <w:t>MFC</w:t>
       </w:r>
@@ -9824,10 +9829,7 @@
         <w:t>Čarobnjak omogućuje odabir vrste aplikacije (SDI, MDI, dijaloška aplikacija)</w:t>
       </w:r>
       <w:r>
-        <w:t xml:space="preserve"> </w:t>
-      </w:r>
-      <w:r>
-        <w:t>[15]</w:t>
+        <w:t xml:space="preserve"> [15]</w:t>
       </w:r>
       <w:r>
         <w:t xml:space="preserve">, </w:t>
@@ -9863,7 +9865,7 @@
         <w:pStyle w:val="Caption"/>
         <w:keepNext/>
       </w:pPr>
-      <w:bookmarkStart w:id="26" w:name="_Toc243051038"/>
+      <w:bookmarkStart w:id="26" w:name="_Toc243485977"/>
       <w:r>
         <w:t xml:space="preserve">Slika </w:t>
       </w:r>
@@ -9892,7 +9894,7 @@
           <w:noProof/>
         </w:rPr>
         <w:drawing>
-          <wp:inline distT="0" distB="0" distL="0" distR="0" wp14:anchorId="0D5672C1" wp14:editId="030CABC1">
+          <wp:inline distT="0" distB="0" distL="0" distR="0" wp14:anchorId="0D5672C1" wp14:editId="36E2653E">
             <wp:extent cx="3856081" cy="2887980"/>
             <wp:effectExtent l="0" t="0" r="0" b="0"/>
             <wp:docPr id="196229130" name="Picture 6"/>
@@ -9963,7 +9965,7 @@
       <w:pPr>
         <w:pStyle w:val="Heading2"/>
       </w:pPr>
-      <w:bookmarkStart w:id="27" w:name="_Toc243051058"/>
+      <w:bookmarkStart w:id="27" w:name="_Toc243485957"/>
       <w:r>
         <w:lastRenderedPageBreak/>
         <w:t>Uređivači</w:t>
@@ -10058,7 +10060,7 @@
         <w:pStyle w:val="ListParagraph"/>
         <w:numPr>
           <w:ilvl w:val="0"/>
-          <w:numId w:val="18"/>
+          <w:numId w:val="2"/>
         </w:numPr>
         <w:tabs>
           <w:tab w:val="left" w:pos="6048"/>
@@ -10085,7 +10087,7 @@
         <w:pStyle w:val="ListParagraph"/>
         <w:numPr>
           <w:ilvl w:val="0"/>
-          <w:numId w:val="18"/>
+          <w:numId w:val="2"/>
         </w:numPr>
         <w:tabs>
           <w:tab w:val="left" w:pos="6048"/>
@@ -10112,7 +10114,7 @@
         <w:pStyle w:val="ListParagraph"/>
         <w:numPr>
           <w:ilvl w:val="0"/>
-          <w:numId w:val="18"/>
+          <w:numId w:val="2"/>
         </w:numPr>
         <w:tabs>
           <w:tab w:val="left" w:pos="6048"/>
@@ -10139,7 +10141,7 @@
         <w:pStyle w:val="ListParagraph"/>
         <w:numPr>
           <w:ilvl w:val="0"/>
-          <w:numId w:val="18"/>
+          <w:numId w:val="2"/>
         </w:numPr>
         <w:tabs>
           <w:tab w:val="left" w:pos="6048"/>
@@ -10180,7 +10182,7 @@
         <w:pStyle w:val="ListParagraph"/>
         <w:numPr>
           <w:ilvl w:val="0"/>
-          <w:numId w:val="18"/>
+          <w:numId w:val="2"/>
         </w:numPr>
         <w:tabs>
           <w:tab w:val="left" w:pos="6048"/>
@@ -10207,7 +10209,7 @@
         <w:pStyle w:val="ListParagraph"/>
         <w:numPr>
           <w:ilvl w:val="0"/>
-          <w:numId w:val="18"/>
+          <w:numId w:val="2"/>
         </w:numPr>
         <w:tabs>
           <w:tab w:val="left" w:pos="6048"/>
@@ -10234,7 +10236,7 @@
         <w:pStyle w:val="ListParagraph"/>
         <w:numPr>
           <w:ilvl w:val="0"/>
-          <w:numId w:val="18"/>
+          <w:numId w:val="2"/>
         </w:numPr>
         <w:tabs>
           <w:tab w:val="left" w:pos="6048"/>
@@ -10310,7 +10312,7 @@
         <w:pStyle w:val="Caption"/>
         <w:keepNext/>
       </w:pPr>
-      <w:bookmarkStart w:id="28" w:name="_Toc243051039"/>
+      <w:bookmarkStart w:id="28" w:name="_Toc243485978"/>
       <w:r>
         <w:t xml:space="preserve">Slika </w:t>
       </w:r>
@@ -10347,7 +10349,7 @@
           <w:noProof/>
         </w:rPr>
         <w:drawing>
-          <wp:inline distT="0" distB="0" distL="0" distR="0" wp14:anchorId="65726087" wp14:editId="3CEC7AD2">
+          <wp:inline distT="0" distB="0" distL="0" distR="0" wp14:anchorId="65726087" wp14:editId="2AC3DC2D">
             <wp:extent cx="5784215" cy="2606040"/>
             <wp:effectExtent l="0" t="0" r="0" b="0"/>
             <wp:docPr id="1717817295" name="Picture 7"/>
@@ -10413,7 +10415,7 @@
       <w:pPr>
         <w:pStyle w:val="Heading1"/>
       </w:pPr>
-      <w:bookmarkStart w:id="29" w:name="_Toc243051059"/>
+      <w:bookmarkStart w:id="29" w:name="_Toc243485958"/>
       <w:r>
         <w:lastRenderedPageBreak/>
         <w:t>PRAKTIČAN RAD – UNO KARTAŠKA IGRA</w:t>
@@ -10424,7 +10426,7 @@
       <w:pPr>
         <w:pStyle w:val="Heading2"/>
       </w:pPr>
-      <w:bookmarkStart w:id="30" w:name="_Toc243051060"/>
+      <w:bookmarkStart w:id="30" w:name="_Toc243485959"/>
       <w:r>
         <w:t>Svrha aplikacije</w:t>
       </w:r>
@@ -10451,7 +10453,7 @@
         <w:pStyle w:val="ListParagraph"/>
         <w:numPr>
           <w:ilvl w:val="0"/>
-          <w:numId w:val="20"/>
+          <w:numId w:val="3"/>
         </w:numPr>
       </w:pPr>
       <w:r>
@@ -10463,7 +10465,7 @@
         <w:pStyle w:val="ListParagraph"/>
         <w:numPr>
           <w:ilvl w:val="0"/>
-          <w:numId w:val="20"/>
+          <w:numId w:val="3"/>
         </w:numPr>
       </w:pPr>
       <w:r>
@@ -10502,7 +10504,7 @@
         <w:pStyle w:val="ListParagraph"/>
         <w:numPr>
           <w:ilvl w:val="0"/>
-          <w:numId w:val="20"/>
+          <w:numId w:val="3"/>
         </w:numPr>
       </w:pPr>
       <w:r>
@@ -10544,7 +10546,7 @@
         <w:pStyle w:val="ListParagraph"/>
         <w:numPr>
           <w:ilvl w:val="0"/>
-          <w:numId w:val="20"/>
+          <w:numId w:val="3"/>
         </w:numPr>
       </w:pPr>
       <w:r>
@@ -10591,7 +10593,7 @@
       <w:pPr>
         <w:pStyle w:val="Heading2"/>
       </w:pPr>
-      <w:bookmarkStart w:id="31" w:name="_Toc243051061"/>
+      <w:bookmarkStart w:id="31" w:name="_Toc243485960"/>
       <w:r>
         <w:t>Struktura aplikacije</w:t>
       </w:r>
@@ -10664,14 +10666,23 @@
         <w:pStyle w:val="ListParagraph"/>
         <w:numPr>
           <w:ilvl w:val="0"/>
-          <w:numId w:val="23"/>
+          <w:numId w:val="4"/>
         </w:numPr>
       </w:pPr>
       <w:r>
         <w:t>inicijalizaciju aplikacije</w:t>
       </w:r>
       <w:r>
-        <w:t>, glavnog prozora i game objekta</w:t>
+        <w:t>, glavnog prozora i</w:t>
+      </w:r>
+      <w:r>
+        <w:t xml:space="preserve"> </w:t>
+      </w:r>
+      <w:r>
+        <w:t>objekta</w:t>
+      </w:r>
+      <w:r>
+        <w:t xml:space="preserve"> klase 'Game'</w:t>
       </w:r>
       <w:r>
         <w:t>,</w:t>
@@ -10682,7 +10693,7 @@
         <w:pStyle w:val="ListParagraph"/>
         <w:numPr>
           <w:ilvl w:val="0"/>
-          <w:numId w:val="23"/>
+          <w:numId w:val="4"/>
         </w:numPr>
       </w:pPr>
       <w:r>
@@ -10731,13 +10742,7 @@
         <w:t xml:space="preserve"> </w:t>
       </w:r>
       <w:r>
-        <w:t xml:space="preserve">Za razliku od klasične </w:t>
-      </w:r>
-      <w:r>
-        <w:t>dokument/pogled arhitektur</w:t>
-      </w:r>
-      <w:r>
-        <w:t xml:space="preserve">e, </w:t>
+        <w:t xml:space="preserve">Za razliku od klasične dokument/pogled arhitekture, </w:t>
       </w:r>
       <w:r>
         <w:t>'</w:t>
@@ -10748,10 +10753,7 @@
       </w:r>
       <w:proofErr w:type="spellEnd"/>
       <w:r>
-        <w:t>'</w:t>
-      </w:r>
-      <w:r>
-        <w:t xml:space="preserve"> stvara '</w:t>
+        <w:t>' stvara '</w:t>
       </w:r>
       <w:proofErr w:type="spellStart"/>
       <w:r>
@@ -10858,7 +10860,7 @@
         <w:pStyle w:val="ListParagraph"/>
         <w:numPr>
           <w:ilvl w:val="0"/>
-          <w:numId w:val="41"/>
+          <w:numId w:val="12"/>
         </w:numPr>
       </w:pPr>
       <w:r>
@@ -10896,13 +10898,7 @@
         <w:t>karata koje korisnik može odigrati</w:t>
       </w:r>
       <w:r>
-        <w:t>, uvećanu sliku karte</w:t>
-      </w:r>
-      <w:r>
-        <w:t xml:space="preserve"> </w:t>
-      </w:r>
-      <w:r>
-        <w:t>u ruci ako je korisnik pozicionirao kursor miša iznad te karte i zadnju kartu u špilu odigranih karata,</w:t>
+        <w:t>, uvećanu sliku karte u ruci ako je korisnik pozicionirao kursor miša iznad te karte i zadnju kartu u špilu odigranih karata,</w:t>
       </w:r>
     </w:p>
     <w:p>
@@ -10910,17 +10906,11 @@
         <w:pStyle w:val="ListParagraph"/>
         <w:numPr>
           <w:ilvl w:val="0"/>
-          <w:numId w:val="41"/>
+          <w:numId w:val="12"/>
         </w:numPr>
       </w:pPr>
       <w:r>
-        <w:t xml:space="preserve">korisnički unos odigravanja karata ili </w:t>
-      </w:r>
-      <w:r>
-        <w:t>gumb</w:t>
-      </w:r>
-      <w:r>
-        <w:t>a</w:t>
+        <w:t>korisnički unos odigravanja karata i korištenja gumba</w:t>
       </w:r>
       <w:r>
         <w:t>,</w:t>
@@ -10931,7 +10921,7 @@
         <w:pStyle w:val="ListParagraph"/>
         <w:numPr>
           <w:ilvl w:val="0"/>
-          <w:numId w:val="39"/>
+          <w:numId w:val="11"/>
         </w:numPr>
       </w:pPr>
       <w:r>
@@ -10949,7 +10939,7 @@
         <w:pStyle w:val="ListParagraph"/>
         <w:numPr>
           <w:ilvl w:val="0"/>
-          <w:numId w:val="39"/>
+          <w:numId w:val="11"/>
         </w:numPr>
       </w:pPr>
       <w:r>
@@ -10970,7 +10960,7 @@
         <w:pStyle w:val="ListParagraph"/>
         <w:numPr>
           <w:ilvl w:val="0"/>
-          <w:numId w:val="39"/>
+          <w:numId w:val="11"/>
         </w:numPr>
       </w:pPr>
       <w:r>
@@ -10980,10 +10970,7 @@
         <w:t xml:space="preserve"> </w:t>
       </w:r>
       <w:r>
-        <w:t>promjene boje</w:t>
-      </w:r>
-      <w:r>
-        <w:t>, upozorenj</w:t>
+        <w:t>promjene boje, upozorenj</w:t>
       </w:r>
       <w:r>
         <w:t>a</w:t>
@@ -11079,7 +11066,7 @@
         <w:pStyle w:val="ListParagraph"/>
         <w:numPr>
           <w:ilvl w:val="0"/>
-          <w:numId w:val="20"/>
+          <w:numId w:val="3"/>
         </w:numPr>
       </w:pPr>
       <w:r>
@@ -11091,7 +11078,7 @@
         <w:pStyle w:val="ListParagraph"/>
         <w:numPr>
           <w:ilvl w:val="0"/>
-          <w:numId w:val="20"/>
+          <w:numId w:val="3"/>
         </w:numPr>
       </w:pPr>
       <w:r>
@@ -11103,7 +11090,7 @@
         <w:pStyle w:val="ListParagraph"/>
         <w:numPr>
           <w:ilvl w:val="0"/>
-          <w:numId w:val="20"/>
+          <w:numId w:val="3"/>
         </w:numPr>
       </w:pPr>
       <w:r>
@@ -11115,7 +11102,7 @@
         <w:pStyle w:val="ListParagraph"/>
         <w:numPr>
           <w:ilvl w:val="0"/>
-          <w:numId w:val="20"/>
+          <w:numId w:val="3"/>
         </w:numPr>
       </w:pPr>
       <w:r>
@@ -11127,7 +11114,7 @@
         <w:pStyle w:val="ListParagraph"/>
         <w:numPr>
           <w:ilvl w:val="0"/>
-          <w:numId w:val="20"/>
+          <w:numId w:val="3"/>
         </w:numPr>
       </w:pPr>
       <w:r>
@@ -11196,7 +11183,7 @@
         <w:pStyle w:val="ListParagraph"/>
         <w:numPr>
           <w:ilvl w:val="0"/>
-          <w:numId w:val="25"/>
+          <w:numId w:val="5"/>
         </w:numPr>
       </w:pPr>
       <w:r>
@@ -11208,7 +11195,7 @@
         <w:pStyle w:val="ListParagraph"/>
         <w:numPr>
           <w:ilvl w:val="0"/>
-          <w:numId w:val="25"/>
+          <w:numId w:val="5"/>
         </w:numPr>
       </w:pPr>
       <w:r>
@@ -11232,7 +11219,7 @@
         <w:pStyle w:val="ListParagraph"/>
         <w:numPr>
           <w:ilvl w:val="0"/>
-          <w:numId w:val="25"/>
+          <w:numId w:val="5"/>
         </w:numPr>
       </w:pPr>
       <w:r>
@@ -11284,7 +11271,7 @@
         <w:pStyle w:val="ListParagraph"/>
         <w:numPr>
           <w:ilvl w:val="0"/>
-          <w:numId w:val="27"/>
+          <w:numId w:val="6"/>
         </w:numPr>
       </w:pPr>
       <w:r>
@@ -11296,7 +11283,7 @@
         <w:pStyle w:val="ListParagraph"/>
         <w:numPr>
           <w:ilvl w:val="0"/>
-          <w:numId w:val="27"/>
+          <w:numId w:val="6"/>
         </w:numPr>
       </w:pPr>
       <w:r>
@@ -11308,7 +11295,7 @@
         <w:pStyle w:val="ListParagraph"/>
         <w:numPr>
           <w:ilvl w:val="0"/>
-          <w:numId w:val="27"/>
+          <w:numId w:val="6"/>
         </w:numPr>
       </w:pPr>
       <w:r>
@@ -11324,10 +11311,7 @@
         <w:t xml:space="preserve"> iz špila odigranih karata</w:t>
       </w:r>
       <w:r>
-        <w:t xml:space="preserve"> </w:t>
-      </w:r>
-      <w:r>
-        <w:t>kada se odigraju sve karte</w:t>
+        <w:t xml:space="preserve"> kada se odigraju sve karte</w:t>
       </w:r>
       <w:r>
         <w:t>.</w:t>
@@ -11410,7 +11394,7 @@
         <w:pStyle w:val="ListParagraph"/>
         <w:numPr>
           <w:ilvl w:val="0"/>
-          <w:numId w:val="29"/>
+          <w:numId w:val="7"/>
         </w:numPr>
       </w:pPr>
       <w:r>
@@ -11428,7 +11412,7 @@
         <w:pStyle w:val="ListParagraph"/>
         <w:numPr>
           <w:ilvl w:val="0"/>
-          <w:numId w:val="29"/>
+          <w:numId w:val="7"/>
         </w:numPr>
       </w:pPr>
       <w:r>
@@ -11506,28 +11490,18 @@
         <w:pStyle w:val="Caption"/>
         <w:keepNext/>
       </w:pPr>
-      <w:bookmarkStart w:id="32" w:name="_Toc243051040"/>
+      <w:bookmarkStart w:id="32" w:name="_Toc243485979"/>
       <w:r>
         <w:t xml:space="preserve">Slika </w:t>
       </w:r>
-      <w:r>
-        <w:fldChar w:fldCharType="begin"/>
-      </w:r>
-      <w:r>
-        <w:instrText xml:space="preserve"> SEQ Slika \* ARABIC </w:instrText>
-      </w:r>
-      <w:r>
-        <w:fldChar w:fldCharType="separate"/>
-      </w:r>
-      <w:r>
-        <w:rPr>
-          <w:noProof/>
-        </w:rPr>
-        <w:t>9</w:t>
-      </w:r>
-      <w:r>
-        <w:fldChar w:fldCharType="end"/>
-      </w:r>
+      <w:fldSimple w:instr=" SEQ Slika \* ARABIC ">
+        <w:r>
+          <w:rPr>
+            <w:noProof/>
+          </w:rPr>
+          <w:t>9</w:t>
+        </w:r>
+      </w:fldSimple>
       <w:r>
         <w:t xml:space="preserve"> </w:t>
       </w:r>
@@ -11598,7 +11572,16 @@
         <w:t>slikao autor</w:t>
       </w:r>
       <w:r>
-        <w:t>, [16]</w:t>
+        <w:t>,</w:t>
+      </w:r>
+      <w:r>
+        <w:t xml:space="preserve"> izvor slika karata </w:t>
+      </w:r>
+      <w:r>
+        <w:t>korištenih u programu</w:t>
+      </w:r>
+      <w:r>
+        <w:t>: [16]</w:t>
       </w:r>
     </w:p>
     <w:p>
@@ -11608,7 +11591,7 @@
       <w:r>
         <w:t xml:space="preserve"> </w:t>
       </w:r>
-      <w:bookmarkStart w:id="33" w:name="_Toc243051062"/>
+      <w:bookmarkStart w:id="33" w:name="_Toc243485961"/>
       <w:r>
         <w:t>Korištene MFC komponente</w:t>
       </w:r>
@@ -11618,7 +11601,7 @@
       <w:pPr>
         <w:pStyle w:val="Heading3"/>
       </w:pPr>
-      <w:bookmarkStart w:id="34" w:name="_Toc243051063"/>
+      <w:bookmarkStart w:id="34" w:name="_Toc243485962"/>
       <w:r>
         <w:t>Dijaloški prozori</w:t>
       </w:r>
@@ -11689,7 +11672,7 @@
         <w:pStyle w:val="ListParagraph"/>
         <w:numPr>
           <w:ilvl w:val="0"/>
-          <w:numId w:val="38"/>
+          <w:numId w:val="10"/>
         </w:numPr>
       </w:pPr>
       <w:r>
@@ -11721,7 +11704,7 @@
         <w:pStyle w:val="ListParagraph"/>
         <w:numPr>
           <w:ilvl w:val="0"/>
-          <w:numId w:val="38"/>
+          <w:numId w:val="10"/>
         </w:numPr>
       </w:pPr>
       <w:r>
@@ -11771,7 +11754,7 @@
         <w:pStyle w:val="ListParagraph"/>
         <w:numPr>
           <w:ilvl w:val="0"/>
-          <w:numId w:val="38"/>
+          <w:numId w:val="10"/>
         </w:numPr>
       </w:pPr>
       <w:r>
@@ -11822,7 +11805,7 @@
         <w:pStyle w:val="Caption"/>
         <w:keepNext/>
       </w:pPr>
-      <w:bookmarkStart w:id="35" w:name="_Toc243051041"/>
+      <w:bookmarkStart w:id="35" w:name="_Toc243485980"/>
       <w:r>
         <w:t xml:space="preserve">Slika </w:t>
       </w:r>
@@ -12040,7 +12023,7 @@
         <w:pStyle w:val="Caption"/>
         <w:keepNext/>
       </w:pPr>
-      <w:bookmarkStart w:id="36" w:name="_Toc243051077"/>
+      <w:bookmarkStart w:id="36" w:name="_Toc243485987"/>
       <w:r>
         <w:t xml:space="preserve">Kod </w:t>
       </w:r>
@@ -12353,10 +12336,7 @@
         <w:t xml:space="preserve"> je</w:t>
       </w:r>
       <w:r>
-        <w:t xml:space="preserve"> izvedena iz </w:t>
-      </w:r>
-      <w:r>
-        <w:t>'</w:t>
+        <w:t xml:space="preserve"> izvedena iz '</w:t>
       </w:r>
       <w:proofErr w:type="spellStart"/>
       <w:r>
@@ -12416,7 +12396,7 @@
         <w:pStyle w:val="Caption"/>
         <w:keepNext/>
       </w:pPr>
-      <w:bookmarkStart w:id="37" w:name="_Toc243051078"/>
+      <w:bookmarkStart w:id="37" w:name="_Toc243485988"/>
       <w:r>
         <w:t xml:space="preserve">Kod </w:t>
       </w:r>
@@ -12602,15 +12582,7 @@
       </w:r>
       <w:proofErr w:type="spellEnd"/>
       <w:r>
-        <w:t xml:space="preserve"> </w:t>
-      </w:r>
-      <w:proofErr w:type="spellStart"/>
-      <w:r>
-        <w:t>color</w:t>
-      </w:r>
-      <w:proofErr w:type="spellEnd"/>
-      <w:r>
-        <w:t xml:space="preserve"> = </w:t>
+        <w:t xml:space="preserve"> color = </w:t>
       </w:r>
       <w:proofErr w:type="spellStart"/>
       <w:r>
@@ -12738,7 +12710,13 @@
         </w:pBdr>
       </w:pPr>
       <w:r>
-        <w:t>//ChoseColorDlg.cpp</w:t>
+        <w:t>//Cho</w:t>
+      </w:r>
+      <w:r>
+        <w:t>o</w:t>
+      </w:r>
+      <w:r>
+        <w:t>seColorDlg.cpp</w:t>
       </w:r>
     </w:p>
     <w:p>
@@ -13430,22 +13408,25 @@
         <w:t>pojavljuje se kada neki igrač pobijedi partiju</w:t>
       </w:r>
       <w:r>
-        <w:t>. Korisnik će biti obav</w:t>
-      </w:r>
-      <w:r>
-        <w:t>i</w:t>
-      </w:r>
-      <w:r>
-        <w:t xml:space="preserve">ješten koji je to igrač bio te </w:t>
-      </w:r>
-      <w:r>
-        <w:t>može odabrati hoće li nastaviti igru ili izaći iz aplikacije. Također ako je neki od igrača završio igru pobjedom na bodove, korisnik je isto obav</w:t>
-      </w:r>
-      <w:r>
-        <w:t>i</w:t>
-      </w:r>
-      <w:r>
-        <w:t>ješten o tome.</w:t>
+        <w:t xml:space="preserve">. </w:t>
+      </w:r>
+      <w:r>
+        <w:t>Korisnik će biti obaviješten o tome koji je igrač pobijedio</w:t>
+      </w:r>
+      <w:r>
+        <w:t xml:space="preserve"> i</w:t>
+      </w:r>
+      <w:r>
+        <w:t xml:space="preserve"> </w:t>
+      </w:r>
+      <w:r>
+        <w:t xml:space="preserve">može odabrati hoće li nastaviti igru ili izaći iz aplikacije. </w:t>
+      </w:r>
+      <w:r>
+        <w:t>Korisnik je isto obaviješten</w:t>
+      </w:r>
+      <w:r>
+        <w:t xml:space="preserve"> ako je neki od igrača završio igru pobjedom na bodove.</w:t>
       </w:r>
     </w:p>
     <w:p>
@@ -13453,7 +13434,7 @@
         <w:pStyle w:val="Caption"/>
         <w:keepNext/>
       </w:pPr>
-      <w:bookmarkStart w:id="38" w:name="_Toc243051079"/>
+      <w:bookmarkStart w:id="38" w:name="_Toc243485989"/>
       <w:r>
         <w:t xml:space="preserve">Kod </w:t>
       </w:r>
@@ -13840,19 +13821,16 @@
     </w:p>
     <w:p>
       <w:r>
-        <w:t xml:space="preserve">Dijaloški prozor </w:t>
-      </w:r>
+        <w:t>Dijaloški prozor '</w:t>
+      </w:r>
+      <w:proofErr w:type="spellStart"/>
+      <w:r>
+        <w:t>About</w:t>
+      </w:r>
+      <w:proofErr w:type="spellEnd"/>
       <w:r>
         <w:t>'</w:t>
       </w:r>
-      <w:proofErr w:type="spellStart"/>
-      <w:r>
-        <w:t>About</w:t>
-      </w:r>
-      <w:proofErr w:type="spellEnd"/>
-      <w:r>
-        <w:t>'</w:t>
-      </w:r>
       <w:r>
         <w:t xml:space="preserve"> korisnik otvara na </w:t>
       </w:r>
@@ -13898,7 +13876,7 @@
       <w:pPr>
         <w:pStyle w:val="Heading3"/>
       </w:pPr>
-      <w:bookmarkStart w:id="39" w:name="_Toc243051064"/>
+      <w:bookmarkStart w:id="39" w:name="_Toc243485963"/>
       <w:proofErr w:type="spellStart"/>
       <w:r>
         <w:t>Afx</w:t>
@@ -13988,7 +13966,7 @@
         <w:pStyle w:val="Caption"/>
         <w:keepNext/>
       </w:pPr>
-      <w:bookmarkStart w:id="40" w:name="_Toc243051080"/>
+      <w:bookmarkStart w:id="40" w:name="_Toc243485990"/>
       <w:r>
         <w:t xml:space="preserve">Kod </w:t>
       </w:r>
@@ -14266,7 +14244,7 @@
         <w:pStyle w:val="Caption"/>
         <w:keepNext/>
       </w:pPr>
-      <w:bookmarkStart w:id="41" w:name="_Toc243051042"/>
+      <w:bookmarkStart w:id="41" w:name="_Toc243485981"/>
       <w:r>
         <w:lastRenderedPageBreak/>
         <w:t xml:space="preserve">Slika </w:t>
@@ -14373,10 +14351,7 @@
       </w:r>
       <w:proofErr w:type="spellEnd"/>
       <w:r>
-        <w:t>()'</w:t>
-      </w:r>
-      <w:r>
-        <w:t xml:space="preserve"> funkcija </w:t>
+        <w:t xml:space="preserve">()' funkcija </w:t>
       </w:r>
       <w:r>
         <w:t>dohvaća</w:t>
@@ -14399,10 +14374,13 @@
         <w:t>Primjer njezine uporabe prikazan je u Kodu 5</w:t>
       </w:r>
       <w:r>
-        <w:t xml:space="preserve">, gdje ako korisnik odluči ne nastaviti igru. </w:t>
-      </w:r>
-      <w:r>
-        <w:t>'</w:t>
+        <w:t xml:space="preserve">, </w:t>
+      </w:r>
+      <w:r>
+        <w:t>kada</w:t>
+      </w:r>
+      <w:r>
+        <w:t xml:space="preserve"> korisnik odluči ne nastaviti igru. '</w:t>
       </w:r>
       <w:proofErr w:type="spellStart"/>
       <w:r>
@@ -14410,10 +14388,7 @@
       </w:r>
       <w:proofErr w:type="spellEnd"/>
       <w:r>
-        <w:t>()</w:t>
-      </w:r>
-      <w:r>
-        <w:t xml:space="preserve">' se </w:t>
+        <w:t xml:space="preserve">()' se </w:t>
       </w:r>
       <w:r>
         <w:t>poziva</w:t>
@@ -14510,16 +14485,10 @@
       </w:r>
       <w:proofErr w:type="spellEnd"/>
       <w:r>
-        <w:t>()'</w:t>
-      </w:r>
-      <w:r>
-        <w:t xml:space="preserve"> funkcija </w:t>
-      </w:r>
-      <w:r>
-        <w:t xml:space="preserve">dohvaća </w:t>
-      </w:r>
-      <w:r>
-        <w:t>'</w:t>
+        <w:t xml:space="preserve">()' funkcija </w:t>
+      </w:r>
+      <w:r>
+        <w:t>dohvaća '</w:t>
       </w:r>
       <w:proofErr w:type="spellStart"/>
       <w:r>
@@ -14544,19 +14513,19 @@
         <w:t xml:space="preserve"> module' (HMODULE) poput EXE ili DLL koji služe kao identifikator za modul u memoriji. </w:t>
       </w:r>
       <w:r>
-        <w:t>N</w:t>
-      </w:r>
-      <w:r>
-        <w:t>eophodn</w:t>
-      </w:r>
-      <w:r>
-        <w:t>e su</w:t>
+        <w:t>Potrebne</w:t>
+      </w:r>
+      <w:r>
+        <w:t xml:space="preserve"> su</w:t>
       </w:r>
       <w:r>
         <w:t xml:space="preserve"> za</w:t>
       </w:r>
       <w:r>
-        <w:t xml:space="preserve"> funkcije koje upravljaju resursima. Primjer u aplikaciji je za crtanje zadnje karte u špilu odigranih karata.</w:t>
+        <w:t xml:space="preserve"> funkcije koje upravljaju resursima. </w:t>
+      </w:r>
+      <w:r>
+        <w:t>Primjer uporabe u aplikaciji je crtanje zadnje karte u špilu odigranih karata.</w:t>
       </w:r>
     </w:p>
     <w:p>
@@ -14564,7 +14533,7 @@
         <w:pStyle w:val="Caption"/>
         <w:keepNext/>
       </w:pPr>
-      <w:bookmarkStart w:id="42" w:name="_Toc243051081"/>
+      <w:bookmarkStart w:id="42" w:name="_Toc243485991"/>
       <w:r>
         <w:t xml:space="preserve">Kod </w:t>
       </w:r>
@@ -14733,7 +14702,15 @@
       </w:r>
       <w:proofErr w:type="spellEnd"/>
       <w:r>
-        <w:t>* pImage=</w:t>
+        <w:t xml:space="preserve">* </w:t>
+      </w:r>
+      <w:proofErr w:type="spellStart"/>
+      <w:r>
+        <w:t>pImage</w:t>
+      </w:r>
+      <w:proofErr w:type="spellEnd"/>
+      <w:r>
+        <w:t>=</w:t>
       </w:r>
     </w:p>
     <w:p>
@@ -14844,7 +14821,7 @@
       <w:pPr>
         <w:pStyle w:val="Heading3"/>
       </w:pPr>
-      <w:bookmarkStart w:id="43" w:name="_Toc243051065"/>
+      <w:bookmarkStart w:id="43" w:name="_Toc243485964"/>
       <w:r>
         <w:t xml:space="preserve">Dvostruko </w:t>
       </w:r>
@@ -15105,7 +15082,7 @@
         <w:pStyle w:val="ListParagraph"/>
         <w:numPr>
           <w:ilvl w:val="0"/>
-          <w:numId w:val="45"/>
+          <w:numId w:val="14"/>
         </w:numPr>
       </w:pPr>
       <w:r>
@@ -15117,7 +15094,7 @@
         <w:pStyle w:val="ListParagraph"/>
         <w:numPr>
           <w:ilvl w:val="0"/>
-          <w:numId w:val="45"/>
+          <w:numId w:val="14"/>
         </w:numPr>
       </w:pPr>
       <w:r>
@@ -15163,7 +15140,7 @@
         <w:pStyle w:val="ListParagraph"/>
         <w:numPr>
           <w:ilvl w:val="0"/>
-          <w:numId w:val="45"/>
+          <w:numId w:val="14"/>
         </w:numPr>
       </w:pPr>
       <w:r>
@@ -15186,7 +15163,7 @@
         <w:pStyle w:val="Caption"/>
         <w:keepNext/>
       </w:pPr>
-      <w:bookmarkStart w:id="44" w:name="_Toc243051082"/>
+      <w:bookmarkStart w:id="44" w:name="_Toc243485992"/>
       <w:r>
         <w:t xml:space="preserve">Kod </w:t>
       </w:r>
@@ -16433,7 +16410,7 @@
       <w:pPr>
         <w:pStyle w:val="Heading3"/>
       </w:pPr>
-      <w:bookmarkStart w:id="45" w:name="_Toc243051066"/>
+      <w:bookmarkStart w:id="45" w:name="_Toc243485965"/>
       <w:r>
         <w:lastRenderedPageBreak/>
         <w:t>Ostale komponente korištene u '</w:t>
@@ -16472,7 +16449,7 @@
         <w:pStyle w:val="ListParagraph"/>
         <w:numPr>
           <w:ilvl w:val="0"/>
-          <w:numId w:val="50"/>
+          <w:numId w:val="17"/>
         </w:numPr>
       </w:pPr>
       <w:r>
@@ -16583,7 +16560,7 @@
         <w:pStyle w:val="ListParagraph"/>
         <w:numPr>
           <w:ilvl w:val="0"/>
-          <w:numId w:val="50"/>
+          <w:numId w:val="17"/>
         </w:numPr>
       </w:pPr>
       <w:r>
@@ -16595,13 +16572,7 @@
       </w:r>
       <w:proofErr w:type="spellEnd"/>
       <w:r>
-        <w:t>'</w:t>
-      </w:r>
-      <w:r>
-        <w:t xml:space="preserve"> kontrolu </w:t>
-      </w:r>
-      <w:r>
-        <w:t>'</w:t>
+        <w:t>' kontrolu '</w:t>
       </w:r>
       <w:proofErr w:type="spellStart"/>
       <w:r>
@@ -16609,10 +16580,7 @@
       </w:r>
       <w:proofErr w:type="spellEnd"/>
       <w:r>
-        <w:t>'</w:t>
-      </w:r>
-      <w:r>
-        <w:t xml:space="preserve"> za prikaz stanja svih igrača. Korisnik ne može mijenjati odabir unutar liste jer je kontrola stvorena sa stilom WS_DISABLED, dok se pokazivač (selektirani redak) koristi za označavanje igrača koji je trenutačno na potezu.</w:t>
+        <w:t>' za prikaz stanja svih igrača. Korisnik ne može mijenjati odabir unutar liste jer je kontrola stvorena sa stilom WS_DISABLED, dok se pokazivač (selektirani redak) koristi za označavanje igrača koji je trenutačno na potezu.</w:t>
       </w:r>
     </w:p>
     <w:p>
@@ -16620,7 +16588,7 @@
         <w:pStyle w:val="Caption"/>
         <w:keepNext/>
       </w:pPr>
-      <w:bookmarkStart w:id="46" w:name="_Toc243051083"/>
+      <w:bookmarkStart w:id="46" w:name="_Toc243485993"/>
       <w:r>
         <w:t xml:space="preserve">Kod </w:t>
       </w:r>
@@ -17245,10 +17213,7 @@
         <w:t>mapira funkcije poput</w:t>
       </w:r>
       <w:r>
-        <w:t xml:space="preserve"> </w:t>
-      </w:r>
-      <w:r>
-        <w:t>'</w:t>
+        <w:t xml:space="preserve"> '</w:t>
       </w:r>
       <w:proofErr w:type="spellStart"/>
       <w:r>
@@ -17259,10 +17224,7 @@
         <w:t>()</w:t>
       </w:r>
       <w:r>
-        <w:t>'</w:t>
-      </w:r>
-      <w:r>
-        <w:t>,</w:t>
+        <w:t>',</w:t>
       </w:r>
       <w:r>
         <w:t xml:space="preserve"> '</w:t>
@@ -17290,10 +17252,7 @@
         <w:t>'.</w:t>
       </w:r>
       <w:r>
-        <w:t xml:space="preserve"> </w:t>
-      </w:r>
-      <w:r>
-        <w:t>'</w:t>
+        <w:t xml:space="preserve"> '</w:t>
       </w:r>
       <w:proofErr w:type="spellStart"/>
       <w:r>
@@ -17304,10 +17263,7 @@
         <w:t>()</w:t>
       </w:r>
       <w:r>
-        <w:t>'</w:t>
-      </w:r>
-      <w:r>
-        <w:t xml:space="preserve"> se </w:t>
+        <w:t xml:space="preserve">' se </w:t>
       </w:r>
       <w:r>
         <w:t>poziva</w:t>
@@ -17343,10 +17299,7 @@
         <w:t>()</w:t>
       </w:r>
       <w:r>
-        <w:t>'</w:t>
-      </w:r>
-      <w:r>
-        <w:t>)</w:t>
+        <w:t>')</w:t>
       </w:r>
       <w:r>
         <w:t xml:space="preserve"> </w:t>
@@ -17372,7 +17325,7 @@
         <w:pStyle w:val="Caption"/>
         <w:keepNext/>
       </w:pPr>
-      <w:bookmarkStart w:id="47" w:name="_Toc243051084"/>
+      <w:bookmarkStart w:id="47" w:name="_Toc243485994"/>
       <w:r>
         <w:t xml:space="preserve">Kod </w:t>
       </w:r>
@@ -17717,15 +17670,7 @@
       </w:r>
       <w:proofErr w:type="spellEnd"/>
       <w:r>
-        <w:t xml:space="preserve"> = </w:t>
-      </w:r>
-      <w:proofErr w:type="spellStart"/>
-      <w:r>
-        <w:t>true</w:t>
-      </w:r>
-      <w:proofErr w:type="spellEnd"/>
-      <w:r>
-        <w:t>;</w:t>
+        <w:t xml:space="preserve"> = true;</w:t>
       </w:r>
     </w:p>
     <w:p>
@@ -17747,15 +17692,7 @@
       </w:r>
       <w:proofErr w:type="spellEnd"/>
       <w:r>
-        <w:t xml:space="preserve"> </w:t>
-      </w:r>
-      <w:proofErr w:type="spellStart"/>
-      <w:r>
-        <w:t>previewRect</w:t>
-      </w:r>
-      <w:proofErr w:type="spellEnd"/>
-      <w:r>
-        <w:t>;</w:t>
+        <w:t xml:space="preserve"> previewRect;</w:t>
       </w:r>
     </w:p>
     <w:p>
@@ -17963,10 +17900,7 @@
       </w:r>
       <w:r>
         <w:tab/>
-        <w:t xml:space="preserve">  </w:t>
-      </w:r>
-      <w:r>
-        <w:t>!</w:t>
+        <w:t xml:space="preserve">  !</w:t>
       </w:r>
       <w:proofErr w:type="spellStart"/>
       <w:r>
@@ -18334,7 +18268,7 @@
         <w:pStyle w:val="Caption"/>
         <w:keepNext/>
       </w:pPr>
-      <w:bookmarkStart w:id="48" w:name="_Toc243051085"/>
+      <w:bookmarkStart w:id="48" w:name="_Toc243485995"/>
       <w:r>
         <w:t xml:space="preserve">Kod </w:t>
       </w:r>
@@ -18873,10 +18807,7 @@
     <w:p/>
     <w:p>
       <w:r>
-        <w:t xml:space="preserve">Funkcija </w:t>
-      </w:r>
-      <w:r>
-        <w:t>'</w:t>
+        <w:t>Funkcija '</w:t>
       </w:r>
       <w:proofErr w:type="spellStart"/>
       <w:r>
@@ -18884,13 +18815,7 @@
       </w:r>
       <w:proofErr w:type="spellEnd"/>
       <w:r>
-        <w:t>()</w:t>
-      </w:r>
-      <w:r>
-        <w:t>'</w:t>
-      </w:r>
-      <w:r>
-        <w:t xml:space="preserve"> </w:t>
+        <w:t xml:space="preserve">()' </w:t>
       </w:r>
       <w:r>
         <w:t>omogućava događaje koj</w:t>
@@ -18941,7 +18866,7 @@
         <w:pStyle w:val="Caption"/>
         <w:keepNext/>
       </w:pPr>
-      <w:bookmarkStart w:id="49" w:name="_Toc243051086"/>
+      <w:bookmarkStart w:id="49" w:name="_Toc243485996"/>
       <w:r>
         <w:lastRenderedPageBreak/>
         <w:t xml:space="preserve">Kod </w:t>
@@ -19125,6 +19050,9 @@
       <w:r>
         <w:t xml:space="preserve"> na glavni prozor</w:t>
       </w:r>
+      <w:r>
+        <w:t xml:space="preserve"> (HWND)</w:t>
+      </w:r>
     </w:p>
     <w:p>
       <w:pPr>
@@ -19917,7 +19845,7 @@
         <w:pStyle w:val="ListParagraph"/>
         <w:numPr>
           <w:ilvl w:val="0"/>
-          <w:numId w:val="43"/>
+          <w:numId w:val="13"/>
         </w:numPr>
       </w:pPr>
       <w:r>
@@ -19929,7 +19857,7 @@
         <w:pStyle w:val="ListParagraph"/>
         <w:numPr>
           <w:ilvl w:val="0"/>
-          <w:numId w:val="43"/>
+          <w:numId w:val="13"/>
         </w:numPr>
       </w:pPr>
       <w:r>
@@ -19941,7 +19869,7 @@
         <w:pStyle w:val="ListParagraph"/>
         <w:numPr>
           <w:ilvl w:val="0"/>
-          <w:numId w:val="43"/>
+          <w:numId w:val="13"/>
         </w:numPr>
       </w:pPr>
       <w:r>
@@ -19954,7 +19882,7 @@
         <w:pStyle w:val="ListParagraph"/>
         <w:numPr>
           <w:ilvl w:val="0"/>
-          <w:numId w:val="43"/>
+          <w:numId w:val="13"/>
         </w:numPr>
       </w:pPr>
       <w:r>
@@ -19966,7 +19894,7 @@
         <w:pStyle w:val="ListParagraph"/>
         <w:numPr>
           <w:ilvl w:val="0"/>
-          <w:numId w:val="43"/>
+          <w:numId w:val="13"/>
         </w:numPr>
       </w:pPr>
       <w:r>
@@ -19984,7 +19912,7 @@
         <w:pStyle w:val="Caption"/>
         <w:keepNext/>
       </w:pPr>
-      <w:bookmarkStart w:id="50" w:name="_Toc243051087"/>
+      <w:bookmarkStart w:id="50" w:name="_Toc243485997"/>
       <w:r>
         <w:t xml:space="preserve">Kod </w:t>
       </w:r>
@@ -20252,7 +20180,7 @@
       <w:r>
         <w:t xml:space="preserve"> </w:t>
       </w:r>
-      <w:bookmarkStart w:id="51" w:name="_Toc243051067"/>
+      <w:bookmarkStart w:id="51" w:name="_Toc243485966"/>
       <w:r>
         <w:t>Korištenje GDI+ biblioteke</w:t>
       </w:r>
@@ -20293,7 +20221,7 @@
         <w:pStyle w:val="ListParagraph"/>
         <w:numPr>
           <w:ilvl w:val="0"/>
-          <w:numId w:val="30"/>
+          <w:numId w:val="8"/>
         </w:numPr>
       </w:pPr>
       <w:r>
@@ -20319,7 +20247,7 @@
         <w:pStyle w:val="ListParagraph"/>
         <w:numPr>
           <w:ilvl w:val="0"/>
-          <w:numId w:val="30"/>
+          <w:numId w:val="8"/>
         </w:numPr>
       </w:pPr>
       <w:r>
@@ -20347,7 +20275,7 @@
         <w:pStyle w:val="ListParagraph"/>
         <w:numPr>
           <w:ilvl w:val="0"/>
-          <w:numId w:val="30"/>
+          <w:numId w:val="8"/>
         </w:numPr>
       </w:pPr>
       <w:r>
@@ -20367,7 +20295,7 @@
         <w:pStyle w:val="ListParagraph"/>
         <w:numPr>
           <w:ilvl w:val="0"/>
-          <w:numId w:val="30"/>
+          <w:numId w:val="8"/>
         </w:numPr>
       </w:pPr>
       <w:r>
@@ -20385,7 +20313,7 @@
         <w:pStyle w:val="ListParagraph"/>
         <w:numPr>
           <w:ilvl w:val="0"/>
-          <w:numId w:val="30"/>
+          <w:numId w:val="8"/>
         </w:numPr>
       </w:pPr>
       <w:r>
@@ -20397,7 +20325,7 @@
         <w:pStyle w:val="ListParagraph"/>
         <w:numPr>
           <w:ilvl w:val="0"/>
-          <w:numId w:val="30"/>
+          <w:numId w:val="8"/>
         </w:numPr>
       </w:pPr>
       <w:r>
@@ -20431,7 +20359,7 @@
         <w:pStyle w:val="ListParagraph"/>
         <w:numPr>
           <w:ilvl w:val="0"/>
-          <w:numId w:val="48"/>
+          <w:numId w:val="16"/>
         </w:numPr>
         <w:rPr>
           <w:lang w:eastAsia="hr-HR"/>
@@ -20449,7 +20377,7 @@
         <w:pStyle w:val="ListParagraph"/>
         <w:numPr>
           <w:ilvl w:val="0"/>
-          <w:numId w:val="47"/>
+          <w:numId w:val="15"/>
         </w:numPr>
         <w:rPr>
           <w:lang w:eastAsia="hr-HR"/>
@@ -20467,7 +20395,7 @@
         <w:pStyle w:val="ListParagraph"/>
         <w:numPr>
           <w:ilvl w:val="0"/>
-          <w:numId w:val="47"/>
+          <w:numId w:val="15"/>
         </w:numPr>
         <w:rPr>
           <w:lang w:eastAsia="hr-HR"/>
@@ -20485,7 +20413,7 @@
         <w:pStyle w:val="ListParagraph"/>
         <w:numPr>
           <w:ilvl w:val="0"/>
-          <w:numId w:val="47"/>
+          <w:numId w:val="15"/>
         </w:numPr>
         <w:rPr>
           <w:lang w:eastAsia="hr-HR"/>
@@ -20502,7 +20430,7 @@
       <w:pPr>
         <w:pStyle w:val="Heading1"/>
       </w:pPr>
-      <w:bookmarkStart w:id="52" w:name="_Toc243051068"/>
+      <w:bookmarkStart w:id="52" w:name="_Toc243485967"/>
       <w:r>
         <w:lastRenderedPageBreak/>
         <w:t>ZAKLJUČAK</w:t>
@@ -20528,7 +20456,13 @@
         <w:t>okvirima</w:t>
       </w:r>
       <w:r>
-        <w:t xml:space="preserve"> poput WPF-a i WinUI-ja.</w:t>
+        <w:t xml:space="preserve"> poput WPF-a i WinUI</w:t>
+      </w:r>
+      <w:r>
+        <w:t xml:space="preserve"> 3</w:t>
+      </w:r>
+      <w:r>
+        <w:t>.</w:t>
       </w:r>
       <w:r>
         <w:t xml:space="preserve"> Nedostatak ugrađene podrške za podatkovno povezivanje, oslanjanje na mehanizam mapiranja poruka te veća količina programskog koda potrebna za izradu korisničkog sučelja čine razvoj sporijim u usporedbi s modernim okvirima.</w:t>
@@ -20624,9 +20558,8 @@
           <w:ilvl w:val="0"/>
           <w:numId w:val="0"/>
         </w:numPr>
-        <w:ind w:left="360" w:hanging="360"/>
-      </w:pPr>
-      <w:bookmarkStart w:id="53" w:name="_Toc243051069"/>
+      </w:pPr>
+      <w:bookmarkStart w:id="53" w:name="_Toc243485968"/>
       <w:r>
         <w:lastRenderedPageBreak/>
         <w:t>LITERATURA</w:t>
@@ -20638,7 +20571,7 @@
         <w:pStyle w:val="ListParagraph"/>
         <w:numPr>
           <w:ilvl w:val="0"/>
-          <w:numId w:val="35"/>
+          <w:numId w:val="9"/>
         </w:numPr>
       </w:pPr>
       <w:r>
@@ -20659,7 +20592,7 @@
         <w:t>.</w:t>
       </w:r>
       <w:r>
-        <w:t xml:space="preserve">),  MFC Desktop </w:t>
+        <w:t xml:space="preserve">), MFC Desktop </w:t>
       </w:r>
       <w:proofErr w:type="spellStart"/>
       <w:r>
@@ -20697,7 +20630,7 @@
         <w:pStyle w:val="ListParagraph"/>
         <w:numPr>
           <w:ilvl w:val="0"/>
-          <w:numId w:val="35"/>
+          <w:numId w:val="9"/>
         </w:numPr>
       </w:pPr>
       <w:r>
@@ -20718,7 +20651,13 @@
         <w:t>.</w:t>
       </w:r>
       <w:r>
-        <w:t xml:space="preserve">) </w:t>
+        <w:t>)</w:t>
+      </w:r>
+      <w:r>
+        <w:t>,</w:t>
+      </w:r>
+      <w:r>
+        <w:t xml:space="preserve"> </w:t>
       </w:r>
       <w:proofErr w:type="spellStart"/>
       <w:r>
@@ -20793,7 +20732,7 @@
         <w:pStyle w:val="ListParagraph"/>
         <w:numPr>
           <w:ilvl w:val="0"/>
-          <w:numId w:val="35"/>
+          <w:numId w:val="9"/>
         </w:numPr>
       </w:pPr>
       <w:r>
@@ -20863,7 +20802,7 @@
         <w:pStyle w:val="ListParagraph"/>
         <w:numPr>
           <w:ilvl w:val="0"/>
-          <w:numId w:val="35"/>
+          <w:numId w:val="9"/>
         </w:numPr>
       </w:pPr>
       <w:r>
@@ -20919,7 +20858,7 @@
         <w:pStyle w:val="ListParagraph"/>
         <w:numPr>
           <w:ilvl w:val="0"/>
-          <w:numId w:val="35"/>
+          <w:numId w:val="9"/>
         </w:numPr>
       </w:pPr>
       <w:proofErr w:type="spellStart"/>
@@ -20940,7 +20879,10 @@
         <w:t>)</w:t>
       </w:r>
       <w:r>
-        <w:t xml:space="preserve"> ,</w:t>
+        <w:t>,</w:t>
+      </w:r>
+      <w:r>
+        <w:t xml:space="preserve"> </w:t>
       </w:r>
       <w:proofErr w:type="spellStart"/>
       <w:r>
@@ -20991,7 +20933,7 @@
         <w:pStyle w:val="ListParagraph"/>
         <w:numPr>
           <w:ilvl w:val="0"/>
-          <w:numId w:val="35"/>
+          <w:numId w:val="9"/>
         </w:numPr>
       </w:pPr>
       <w:r>
@@ -21003,6 +20945,9 @@
       </w:r>
       <w:proofErr w:type="spellEnd"/>
       <w:r>
+        <w:t>,</w:t>
+      </w:r>
+      <w:r>
         <w:t xml:space="preserve"> (</w:t>
       </w:r>
       <w:r>
@@ -21012,7 +20957,7 @@
         <w:t>.</w:t>
       </w:r>
       <w:r>
-        <w:t xml:space="preserve">),  </w:t>
+        <w:t xml:space="preserve">), </w:t>
       </w:r>
       <w:proofErr w:type="spellStart"/>
       <w:r>
@@ -21045,6 +20990,9 @@
       <w:proofErr w:type="spellEnd"/>
       <w:r>
         <w:t xml:space="preserve"> ATL</w:t>
+      </w:r>
+      <w:r>
+        <w:t>,</w:t>
       </w:r>
       <w:r>
         <w:t xml:space="preserve"> </w:t>
@@ -21074,7 +21022,7 @@
         <w:pStyle w:val="ListParagraph"/>
         <w:numPr>
           <w:ilvl w:val="0"/>
-          <w:numId w:val="35"/>
+          <w:numId w:val="9"/>
         </w:numPr>
       </w:pPr>
       <w:proofErr w:type="spellStart"/>
@@ -21133,7 +21081,7 @@
         <w:pStyle w:val="ListParagraph"/>
         <w:numPr>
           <w:ilvl w:val="0"/>
-          <w:numId w:val="35"/>
+          <w:numId w:val="9"/>
         </w:numPr>
       </w:pPr>
       <w:proofErr w:type="spellStart"/>
@@ -21148,7 +21096,13 @@
       </w:r>
       <w:proofErr w:type="spellEnd"/>
       <w:r>
-        <w:t>, (2026)</w:t>
+        <w:t>, (2026</w:t>
+      </w:r>
+      <w:r>
+        <w:t>.</w:t>
+      </w:r>
+      <w:r>
+        <w:t>)</w:t>
       </w:r>
       <w:r>
         <w:t xml:space="preserve">, </w:t>
@@ -21184,7 +21138,7 @@
         <w:pStyle w:val="ListParagraph"/>
         <w:numPr>
           <w:ilvl w:val="0"/>
-          <w:numId w:val="35"/>
+          <w:numId w:val="9"/>
         </w:numPr>
       </w:pPr>
       <w:r>
@@ -21205,7 +21159,7 @@
         <w:t>.</w:t>
       </w:r>
       <w:r>
-        <w:t xml:space="preserve">),  </w:t>
+        <w:t xml:space="preserve">), </w:t>
       </w:r>
       <w:r>
         <w:t xml:space="preserve">Windows </w:t>
@@ -21232,7 +21186,10 @@
       </w:r>
       <w:proofErr w:type="spellEnd"/>
       <w:r>
-        <w:t xml:space="preserve">, </w:t>
+        <w:t>,</w:t>
+      </w:r>
+      <w:r>
+        <w:t xml:space="preserve"> </w:t>
       </w:r>
       <w:hyperlink r:id="rId26" w:history="1">
         <w:r>
@@ -21262,7 +21219,7 @@
         <w:pStyle w:val="ListParagraph"/>
         <w:numPr>
           <w:ilvl w:val="0"/>
-          <w:numId w:val="35"/>
+          <w:numId w:val="9"/>
         </w:numPr>
       </w:pPr>
       <w:r>
@@ -21280,13 +21237,7 @@
         <w:t>.</w:t>
       </w:r>
       <w:r>
-        <w:t xml:space="preserve">),  </w:t>
-      </w:r>
-      <w:r>
-        <w:t>WinUI 3</w:t>
-      </w:r>
-      <w:r>
-        <w:t xml:space="preserve">, </w:t>
+        <w:t xml:space="preserve">), WinUI 3, </w:t>
       </w:r>
       <w:hyperlink r:id="rId27" w:history="1">
         <w:r>
@@ -21313,7 +21264,7 @@
         <w:pStyle w:val="ListParagraph"/>
         <w:numPr>
           <w:ilvl w:val="0"/>
-          <w:numId w:val="35"/>
+          <w:numId w:val="9"/>
         </w:numPr>
       </w:pPr>
       <w:proofErr w:type="spellStart"/>
@@ -21322,7 +21273,13 @@
       </w:r>
       <w:proofErr w:type="spellEnd"/>
       <w:r>
+        <w:t>,</w:t>
+      </w:r>
+      <w:r>
         <w:t xml:space="preserve"> (2026.)</w:t>
+      </w:r>
+      <w:r>
+        <w:t>,</w:t>
       </w:r>
       <w:r>
         <w:t xml:space="preserve"> </w:t>
@@ -21336,10 +21293,7 @@
         </w:r>
       </w:hyperlink>
       <w:r>
-        <w:t xml:space="preserve"> </w:t>
-      </w:r>
-      <w:r>
-        <w:t>(</w:t>
+        <w:t xml:space="preserve"> (</w:t>
       </w:r>
       <w:proofErr w:type="spellStart"/>
       <w:r>
@@ -21358,7 +21312,7 @@
         <w:pStyle w:val="ListParagraph"/>
         <w:numPr>
           <w:ilvl w:val="0"/>
-          <w:numId w:val="35"/>
+          <w:numId w:val="9"/>
         </w:numPr>
       </w:pPr>
       <w:r>
@@ -21401,7 +21355,7 @@
         <w:pStyle w:val="ListParagraph"/>
         <w:numPr>
           <w:ilvl w:val="0"/>
-          <w:numId w:val="35"/>
+          <w:numId w:val="9"/>
         </w:numPr>
       </w:pPr>
       <w:r>
@@ -21433,10 +21387,7 @@
         </w:r>
       </w:hyperlink>
       <w:r>
-        <w:t xml:space="preserve"> </w:t>
-      </w:r>
-      <w:r>
-        <w:t>(</w:t>
+        <w:t xml:space="preserve"> (</w:t>
       </w:r>
       <w:proofErr w:type="spellStart"/>
       <w:r>
@@ -21447,10 +21398,7 @@
         <w:t xml:space="preserve"> </w:t>
       </w:r>
       <w:r>
-        <w:t>29</w:t>
-      </w:r>
-      <w:r>
-        <w:t>.9.2026.)</w:t>
+        <w:t>29.9.2026.)</w:t>
       </w:r>
     </w:p>
     <w:p>
@@ -21458,7 +21406,7 @@
         <w:pStyle w:val="ListParagraph"/>
         <w:numPr>
           <w:ilvl w:val="0"/>
-          <w:numId w:val="35"/>
+          <w:numId w:val="9"/>
         </w:numPr>
       </w:pPr>
       <w:r>
@@ -21480,7 +21428,7 @@
         <w:t>.</w:t>
       </w:r>
       <w:r>
-        <w:t xml:space="preserve">),  </w:t>
+        <w:t xml:space="preserve">), </w:t>
       </w:r>
       <w:proofErr w:type="spellStart"/>
       <w:r>
@@ -21511,19 +21459,7 @@
           <w:rPr>
             <w:rStyle w:val="Hyperlink"/>
           </w:rPr>
-          <w:t>https://learn.microsoft.com/en-us/cpp/mfc/docu</w:t>
-        </w:r>
-        <w:r>
-          <w:rPr>
-            <w:rStyle w:val="Hyperlink"/>
-          </w:rPr>
-          <w:t>m</w:t>
-        </w:r>
-        <w:r>
-          <w:rPr>
-            <w:rStyle w:val="Hyperlink"/>
-          </w:rPr>
-          <w:t>ent-view-architecture</w:t>
+          <w:t>https://learn.microsoft.com/en-us/cpp/mfc/document-view-architecture</w:t>
         </w:r>
       </w:hyperlink>
       <w:r>
@@ -21546,7 +21482,7 @@
         <w:pStyle w:val="ListParagraph"/>
         <w:numPr>
           <w:ilvl w:val="0"/>
-          <w:numId w:val="35"/>
+          <w:numId w:val="9"/>
         </w:numPr>
       </w:pPr>
       <w:r>
@@ -21567,7 +21503,7 @@
         <w:t>.</w:t>
       </w:r>
       <w:r>
-        <w:t xml:space="preserve">),  </w:t>
+        <w:t xml:space="preserve">), </w:t>
       </w:r>
       <w:r>
         <w:t xml:space="preserve">C++ </w:t>
@@ -21645,31 +21581,10 @@
         <w:pStyle w:val="ListParagraph"/>
         <w:numPr>
           <w:ilvl w:val="0"/>
-          <w:numId w:val="35"/>
+          <w:numId w:val="9"/>
         </w:numPr>
       </w:pPr>
       <w:r>
-        <w:t>Izvor slik</w:t>
-      </w:r>
-      <w:r>
-        <w:t>a</w:t>
-      </w:r>
-      <w:r>
-        <w:t xml:space="preserve"> karata</w:t>
-      </w:r>
-      <w:r>
-        <w:t xml:space="preserve"> </w:t>
-      </w:r>
-      <w:r>
-        <w:t>korištenih u programu</w:t>
-      </w:r>
-      <w:r>
-        <w:t>:</w:t>
-      </w:r>
-      <w:r>
-        <w:t xml:space="preserve"> </w:t>
-      </w:r>
-      <w:r>
         <w:t xml:space="preserve">Dmitry </w:t>
       </w:r>
       <w:proofErr w:type="spellStart"/>
@@ -21678,78 +21593,36 @@
       </w:r>
       <w:proofErr w:type="spellEnd"/>
       <w:r>
+        <w:t>, (2013.),</w:t>
+      </w:r>
+      <w:r>
+        <w:t xml:space="preserve"> [slika]</w:t>
+      </w:r>
+      <w:r>
+        <w:t xml:space="preserve"> </w:t>
+      </w:r>
+      <w:proofErr w:type="spellStart"/>
+      <w:r>
+        <w:t>Wikimedia</w:t>
+      </w:r>
+      <w:proofErr w:type="spellEnd"/>
+      <w:r>
+        <w:t xml:space="preserve"> </w:t>
+      </w:r>
+      <w:proofErr w:type="spellStart"/>
+      <w:r>
+        <w:t>Commons</w:t>
+      </w:r>
+      <w:proofErr w:type="spellEnd"/>
+      <w:r>
         <w:t xml:space="preserve">, </w:t>
-      </w:r>
-      <w:r>
-        <w:t>(2013.)</w:t>
-      </w:r>
-      <w:r>
-        <w:t>,</w:t>
-      </w:r>
-      <w:r>
-        <w:t xml:space="preserve"> </w:t>
-      </w:r>
-      <w:proofErr w:type="spellStart"/>
-      <w:r>
-        <w:t>Wikimedia</w:t>
-      </w:r>
-      <w:proofErr w:type="spellEnd"/>
-      <w:r>
-        <w:t xml:space="preserve"> </w:t>
-      </w:r>
-      <w:proofErr w:type="spellStart"/>
-      <w:r>
-        <w:t>Commons</w:t>
-      </w:r>
-      <w:proofErr w:type="spellEnd"/>
-      <w:r>
-        <w:t>,</w:t>
-      </w:r>
-      <w:r>
-        <w:t xml:space="preserve"> </w:t>
       </w:r>
       <w:hyperlink r:id="rId33" w:history="1">
         <w:r>
           <w:rPr>
             <w:rStyle w:val="Hyperlink"/>
           </w:rPr>
-          <w:t>https://comm</w:t>
-        </w:r>
-        <w:r>
-          <w:rPr>
-            <w:rStyle w:val="Hyperlink"/>
-          </w:rPr>
-          <w:t>o</w:t>
-        </w:r>
-        <w:r>
-          <w:rPr>
-            <w:rStyle w:val="Hyperlink"/>
-          </w:rPr>
-          <w:t>ns</w:t>
-        </w:r>
-        <w:r>
-          <w:rPr>
-            <w:rStyle w:val="Hyperlink"/>
-          </w:rPr>
-          <w:t>.</w:t>
-        </w:r>
-        <w:r>
-          <w:rPr>
-            <w:rStyle w:val="Hyperlink"/>
-          </w:rPr>
-          <w:t>wikimedia.org/wiki/File:UNO_c</w:t>
-        </w:r>
-        <w:r>
-          <w:rPr>
-            <w:rStyle w:val="Hyperlink"/>
-          </w:rPr>
-          <w:t>a</w:t>
-        </w:r>
-        <w:r>
-          <w:rPr>
-            <w:rStyle w:val="Hyperlink"/>
-          </w:rPr>
-          <w:t>rds_deck.svg</w:t>
+          <w:t>https://commons.wikimedia.org/wiki/File:UNO_cards_deck.svg</w:t>
         </w:r>
       </w:hyperlink>
     </w:p>
@@ -21758,7 +21631,7 @@
         <w:pStyle w:val="ListParagraph"/>
         <w:numPr>
           <w:ilvl w:val="0"/>
-          <w:numId w:val="35"/>
+          <w:numId w:val="9"/>
         </w:numPr>
       </w:pPr>
       <w:r>
@@ -21776,13 +21649,10 @@
         <w:t xml:space="preserve"> (202</w:t>
       </w:r>
       <w:r>
-        <w:t>5</w:t>
-      </w:r>
-      <w:r>
-        <w:t>.</w:t>
-      </w:r>
-      <w:r>
-        <w:t xml:space="preserve">),  </w:t>
+        <w:t>5.</w:t>
+      </w:r>
+      <w:r>
+        <w:t xml:space="preserve">), </w:t>
       </w:r>
       <w:proofErr w:type="spellStart"/>
       <w:r>
@@ -21821,8 +21691,13 @@
     <w:p>
       <w:pPr>
         <w:pStyle w:val="Heading1"/>
-      </w:pPr>
-      <w:bookmarkStart w:id="54" w:name="_Toc243051070"/>
+        <w:numPr>
+          <w:ilvl w:val="0"/>
+          <w:numId w:val="0"/>
+        </w:numPr>
+        <w:ind w:left="432" w:hanging="432"/>
+      </w:pPr>
+      <w:bookmarkStart w:id="54" w:name="_Toc243485969"/>
       <w:r>
         <w:lastRenderedPageBreak/>
         <w:t>SAŽETAK</w:t>
@@ -21859,7 +21734,13 @@
         <w:t>okvirima</w:t>
       </w:r>
       <w:r>
-        <w:t xml:space="preserve">, poput WPF-a i WinUI-ja, te s nezavisnim rješenjima </w:t>
+        <w:t>, poput WPF-a i WinUI</w:t>
+      </w:r>
+      <w:r>
+        <w:t xml:space="preserve"> 3</w:t>
+      </w:r>
+      <w:r>
+        <w:t xml:space="preserve">, te s nezavisnim rješenjima </w:t>
       </w:r>
       <w:proofErr w:type="spellStart"/>
       <w:r>
@@ -21989,8 +21870,13 @@
     <w:p>
       <w:pPr>
         <w:pStyle w:val="Heading1"/>
-      </w:pPr>
-      <w:bookmarkStart w:id="55" w:name="_Toc243051071"/>
+        <w:numPr>
+          <w:ilvl w:val="0"/>
+          <w:numId w:val="0"/>
+        </w:numPr>
+        <w:ind w:left="432" w:hanging="432"/>
+      </w:pPr>
+      <w:bookmarkStart w:id="55" w:name="_Toc243485970"/>
       <w:r>
         <w:lastRenderedPageBreak/>
         <w:t>SUMMARY</w:t>
@@ -22083,7 +21969,13 @@
       </w:r>
       <w:proofErr w:type="spellStart"/>
       <w:r>
-        <w:t>object-oriented</w:t>
+        <w:t>object</w:t>
+      </w:r>
+      <w:r>
+        <w:t>-</w:t>
+      </w:r>
+      <w:r>
+        <w:t>oriented</w:t>
       </w:r>
       <w:proofErr w:type="spellEnd"/>
       <w:r>
@@ -22391,7 +22283,13 @@
       </w:r>
       <w:proofErr w:type="spellEnd"/>
       <w:r>
-        <w:t xml:space="preserve"> WinUI, </w:t>
+        <w:t xml:space="preserve"> WinUI</w:t>
+      </w:r>
+      <w:r>
+        <w:t xml:space="preserve"> 3</w:t>
+      </w:r>
+      <w:r>
+        <w:t xml:space="preserve">, </w:t>
       </w:r>
       <w:proofErr w:type="spellStart"/>
       <w:r>
@@ -23389,596 +23287,16 @@
     </w:lvl>
   </w:abstractNum>
   <w:abstractNum w:abstractNumId="1" w15:restartNumberingAfterBreak="0">
-    <w:nsid w:val="02035F4A"/>
-    <w:multiLevelType w:val="multilevel"/>
-    <w:tmpl w:val="C0ECBFB6"/>
-    <w:lvl w:ilvl="0">
-      <w:start w:val="1"/>
-      <w:numFmt w:val="bullet"/>
-      <w:lvlText w:val=""/>
-      <w:lvlJc w:val="left"/>
-      <w:pPr>
-        <w:tabs>
-          <w:tab w:val="num" w:pos="720"/>
-        </w:tabs>
-        <w:ind w:left="720" w:hanging="360"/>
-      </w:pPr>
-      <w:rPr>
-        <w:rFonts w:ascii="Symbol" w:hAnsi="Symbol" w:hint="default"/>
-        <w:sz w:val="20"/>
-      </w:rPr>
-    </w:lvl>
-    <w:lvl w:ilvl="1" w:tentative="1">
-      <w:start w:val="1"/>
-      <w:numFmt w:val="bullet"/>
-      <w:lvlText w:val="o"/>
-      <w:lvlJc w:val="left"/>
-      <w:pPr>
-        <w:tabs>
-          <w:tab w:val="num" w:pos="1440"/>
-        </w:tabs>
-        <w:ind w:left="1440" w:hanging="360"/>
-      </w:pPr>
-      <w:rPr>
-        <w:rFonts w:ascii="Courier New" w:hAnsi="Courier New" w:hint="default"/>
-        <w:sz w:val="20"/>
-      </w:rPr>
-    </w:lvl>
-    <w:lvl w:ilvl="2" w:tentative="1">
-      <w:start w:val="1"/>
-      <w:numFmt w:val="bullet"/>
-      <w:lvlText w:val=""/>
-      <w:lvlJc w:val="left"/>
-      <w:pPr>
-        <w:tabs>
-          <w:tab w:val="num" w:pos="2160"/>
-        </w:tabs>
-        <w:ind w:left="2160" w:hanging="360"/>
-      </w:pPr>
-      <w:rPr>
-        <w:rFonts w:ascii="Wingdings" w:hAnsi="Wingdings" w:hint="default"/>
-        <w:sz w:val="20"/>
-      </w:rPr>
-    </w:lvl>
-    <w:lvl w:ilvl="3" w:tentative="1">
-      <w:start w:val="1"/>
-      <w:numFmt w:val="bullet"/>
-      <w:lvlText w:val=""/>
-      <w:lvlJc w:val="left"/>
-      <w:pPr>
-        <w:tabs>
-          <w:tab w:val="num" w:pos="2880"/>
-        </w:tabs>
-        <w:ind w:left="2880" w:hanging="360"/>
-      </w:pPr>
-      <w:rPr>
-        <w:rFonts w:ascii="Wingdings" w:hAnsi="Wingdings" w:hint="default"/>
-        <w:sz w:val="20"/>
-      </w:rPr>
-    </w:lvl>
-    <w:lvl w:ilvl="4" w:tentative="1">
-      <w:start w:val="1"/>
-      <w:numFmt w:val="bullet"/>
-      <w:lvlText w:val=""/>
-      <w:lvlJc w:val="left"/>
-      <w:pPr>
-        <w:tabs>
-          <w:tab w:val="num" w:pos="3600"/>
-        </w:tabs>
-        <w:ind w:left="3600" w:hanging="360"/>
-      </w:pPr>
-      <w:rPr>
-        <w:rFonts w:ascii="Wingdings" w:hAnsi="Wingdings" w:hint="default"/>
-        <w:sz w:val="20"/>
-      </w:rPr>
-    </w:lvl>
-    <w:lvl w:ilvl="5" w:tentative="1">
-      <w:start w:val="1"/>
-      <w:numFmt w:val="bullet"/>
-      <w:lvlText w:val=""/>
-      <w:lvlJc w:val="left"/>
-      <w:pPr>
-        <w:tabs>
-          <w:tab w:val="num" w:pos="4320"/>
-        </w:tabs>
-        <w:ind w:left="4320" w:hanging="360"/>
-      </w:pPr>
-      <w:rPr>
-        <w:rFonts w:ascii="Wingdings" w:hAnsi="Wingdings" w:hint="default"/>
-        <w:sz w:val="20"/>
-      </w:rPr>
-    </w:lvl>
-    <w:lvl w:ilvl="6" w:tentative="1">
-      <w:start w:val="1"/>
-      <w:numFmt w:val="bullet"/>
-      <w:lvlText w:val=""/>
-      <w:lvlJc w:val="left"/>
-      <w:pPr>
-        <w:tabs>
-          <w:tab w:val="num" w:pos="5040"/>
-        </w:tabs>
-        <w:ind w:left="5040" w:hanging="360"/>
-      </w:pPr>
-      <w:rPr>
-        <w:rFonts w:ascii="Wingdings" w:hAnsi="Wingdings" w:hint="default"/>
-        <w:sz w:val="20"/>
-      </w:rPr>
-    </w:lvl>
-    <w:lvl w:ilvl="7" w:tentative="1">
-      <w:start w:val="1"/>
-      <w:numFmt w:val="bullet"/>
-      <w:lvlText w:val=""/>
-      <w:lvlJc w:val="left"/>
-      <w:pPr>
-        <w:tabs>
-          <w:tab w:val="num" w:pos="5760"/>
-        </w:tabs>
-        <w:ind w:left="5760" w:hanging="360"/>
-      </w:pPr>
-      <w:rPr>
-        <w:rFonts w:ascii="Wingdings" w:hAnsi="Wingdings" w:hint="default"/>
-        <w:sz w:val="20"/>
-      </w:rPr>
-    </w:lvl>
-    <w:lvl w:ilvl="8" w:tentative="1">
-      <w:start w:val="1"/>
-      <w:numFmt w:val="bullet"/>
-      <w:lvlText w:val=""/>
-      <w:lvlJc w:val="left"/>
-      <w:pPr>
-        <w:tabs>
-          <w:tab w:val="num" w:pos="6480"/>
-        </w:tabs>
-        <w:ind w:left="6480" w:hanging="360"/>
-      </w:pPr>
-      <w:rPr>
-        <w:rFonts w:ascii="Wingdings" w:hAnsi="Wingdings" w:hint="default"/>
-        <w:sz w:val="20"/>
-      </w:rPr>
-    </w:lvl>
-  </w:abstractNum>
-  <w:abstractNum w:abstractNumId="2" w15:restartNumberingAfterBreak="0">
-    <w:nsid w:val="0274527D"/>
-    <w:multiLevelType w:val="multilevel"/>
-    <w:tmpl w:val="4866C732"/>
-    <w:lvl w:ilvl="0">
-      <w:start w:val="1"/>
-      <w:numFmt w:val="decimal"/>
-      <w:pStyle w:val="Heading1"/>
-      <w:lvlText w:val="%1."/>
-      <w:lvlJc w:val="left"/>
-      <w:pPr>
-        <w:ind w:left="360" w:hanging="360"/>
-      </w:pPr>
-    </w:lvl>
-    <w:lvl w:ilvl="1">
-      <w:start w:val="1"/>
-      <w:numFmt w:val="decimal"/>
-      <w:pStyle w:val="Heading2"/>
-      <w:lvlText w:val="%1.%2"/>
-      <w:lvlJc w:val="left"/>
-      <w:pPr>
-        <w:ind w:left="576" w:hanging="576"/>
-      </w:pPr>
-    </w:lvl>
-    <w:lvl w:ilvl="2">
-      <w:start w:val="1"/>
-      <w:numFmt w:val="decimal"/>
-      <w:pStyle w:val="Heading3"/>
-      <w:lvlText w:val="%1.%2.%3"/>
-      <w:lvlJc w:val="left"/>
-      <w:pPr>
-        <w:ind w:left="720" w:hanging="720"/>
-      </w:pPr>
-    </w:lvl>
-    <w:lvl w:ilvl="3">
-      <w:start w:val="1"/>
-      <w:numFmt w:val="decimal"/>
-      <w:pStyle w:val="Heading4"/>
-      <w:lvlText w:val="%1.%2.%3.%4"/>
-      <w:lvlJc w:val="left"/>
-      <w:pPr>
-        <w:ind w:left="864" w:hanging="864"/>
-      </w:pPr>
-    </w:lvl>
-    <w:lvl w:ilvl="4">
-      <w:start w:val="1"/>
-      <w:numFmt w:val="decimal"/>
-      <w:pStyle w:val="Heading5"/>
-      <w:lvlText w:val="%1.%2.%3.%4.%5"/>
-      <w:lvlJc w:val="left"/>
-      <w:pPr>
-        <w:ind w:left="1008" w:hanging="1008"/>
-      </w:pPr>
-    </w:lvl>
-    <w:lvl w:ilvl="5">
-      <w:start w:val="1"/>
-      <w:numFmt w:val="decimal"/>
-      <w:pStyle w:val="Heading6"/>
-      <w:lvlText w:val="%1.%2.%3.%4.%5.%6"/>
-      <w:lvlJc w:val="left"/>
-      <w:pPr>
-        <w:ind w:left="1152" w:hanging="1152"/>
-      </w:pPr>
-    </w:lvl>
-    <w:lvl w:ilvl="6">
-      <w:start w:val="1"/>
-      <w:numFmt w:val="decimal"/>
-      <w:pStyle w:val="Heading7"/>
-      <w:lvlText w:val="%1.%2.%3.%4.%5.%6.%7"/>
-      <w:lvlJc w:val="left"/>
-      <w:pPr>
-        <w:ind w:left="1296" w:hanging="1296"/>
-      </w:pPr>
-    </w:lvl>
-    <w:lvl w:ilvl="7">
-      <w:start w:val="1"/>
-      <w:numFmt w:val="decimal"/>
-      <w:pStyle w:val="Heading8"/>
-      <w:lvlText w:val="%1.%2.%3.%4.%5.%6.%7.%8"/>
-      <w:lvlJc w:val="left"/>
-      <w:pPr>
-        <w:ind w:left="1440" w:hanging="1440"/>
-      </w:pPr>
-    </w:lvl>
-    <w:lvl w:ilvl="8">
-      <w:start w:val="1"/>
-      <w:numFmt w:val="decimal"/>
-      <w:pStyle w:val="Heading9"/>
-      <w:lvlText w:val="%1.%2.%3.%4.%5.%6.%7.%8.%9"/>
-      <w:lvlJc w:val="left"/>
-      <w:pPr>
-        <w:ind w:left="1584" w:hanging="1584"/>
-      </w:pPr>
-    </w:lvl>
-  </w:abstractNum>
-  <w:abstractNum w:abstractNumId="3" w15:restartNumberingAfterBreak="0">
-    <w:nsid w:val="05C86D99"/>
-    <w:multiLevelType w:val="multilevel"/>
-    <w:tmpl w:val="9B627D98"/>
-    <w:lvl w:ilvl="0">
-      <w:start w:val="1"/>
-      <w:numFmt w:val="decimal"/>
-      <w:lvlText w:val="%1."/>
-      <w:lvlJc w:val="left"/>
-      <w:pPr>
-        <w:ind w:left="360" w:hanging="360"/>
-      </w:pPr>
-      <w:rPr>
-        <w:rFonts w:hint="default"/>
-      </w:rPr>
-    </w:lvl>
-    <w:lvl w:ilvl="1">
-      <w:start w:val="1"/>
-      <w:numFmt w:val="decimal"/>
-      <w:lvlText w:val="%1.%2"/>
-      <w:lvlJc w:val="left"/>
-      <w:pPr>
-        <w:ind w:left="720" w:hanging="360"/>
-      </w:pPr>
-      <w:rPr>
-        <w:rFonts w:hint="default"/>
-      </w:rPr>
-    </w:lvl>
-    <w:lvl w:ilvl="2">
-      <w:start w:val="1"/>
-      <w:numFmt w:val="lowerRoman"/>
-      <w:lvlText w:val="%3)"/>
-      <w:lvlJc w:val="left"/>
-      <w:pPr>
-        <w:ind w:left="1080" w:hanging="360"/>
-      </w:pPr>
-      <w:rPr>
-        <w:rFonts w:hint="default"/>
-      </w:rPr>
-    </w:lvl>
-    <w:lvl w:ilvl="3">
-      <w:start w:val="1"/>
-      <w:numFmt w:val="decimal"/>
-      <w:lvlText w:val="(%4)"/>
-      <w:lvlJc w:val="left"/>
-      <w:pPr>
-        <w:ind w:left="1440" w:hanging="360"/>
-      </w:pPr>
-      <w:rPr>
-        <w:rFonts w:hint="default"/>
-      </w:rPr>
-    </w:lvl>
-    <w:lvl w:ilvl="4">
-      <w:start w:val="1"/>
-      <w:numFmt w:val="lowerLetter"/>
-      <w:lvlText w:val="(%5)"/>
-      <w:lvlJc w:val="left"/>
-      <w:pPr>
-        <w:ind w:left="1800" w:hanging="360"/>
-      </w:pPr>
-      <w:rPr>
-        <w:rFonts w:hint="default"/>
-      </w:rPr>
-    </w:lvl>
-    <w:lvl w:ilvl="5">
-      <w:start w:val="1"/>
-      <w:numFmt w:val="lowerRoman"/>
-      <w:lvlText w:val="(%6)"/>
-      <w:lvlJc w:val="left"/>
-      <w:pPr>
-        <w:ind w:left="2160" w:hanging="360"/>
-      </w:pPr>
-      <w:rPr>
-        <w:rFonts w:hint="default"/>
-      </w:rPr>
-    </w:lvl>
-    <w:lvl w:ilvl="6">
-      <w:start w:val="1"/>
-      <w:numFmt w:val="decimal"/>
-      <w:lvlText w:val="%7."/>
-      <w:lvlJc w:val="left"/>
-      <w:pPr>
-        <w:ind w:left="2520" w:hanging="360"/>
-      </w:pPr>
-    </w:lvl>
-    <w:lvl w:ilvl="7">
-      <w:start w:val="1"/>
-      <w:numFmt w:val="lowerLetter"/>
-      <w:lvlText w:val="%8."/>
-      <w:lvlJc w:val="left"/>
-      <w:pPr>
-        <w:ind w:left="2880" w:hanging="360"/>
-      </w:pPr>
-      <w:rPr>
-        <w:rFonts w:hint="default"/>
-      </w:rPr>
-    </w:lvl>
-    <w:lvl w:ilvl="8">
-      <w:start w:val="1"/>
-      <w:numFmt w:val="lowerRoman"/>
-      <w:lvlText w:val="%9."/>
-      <w:lvlJc w:val="left"/>
-      <w:pPr>
-        <w:ind w:left="3240" w:hanging="360"/>
-      </w:pPr>
-      <w:rPr>
-        <w:rFonts w:hint="default"/>
-      </w:rPr>
-    </w:lvl>
-  </w:abstractNum>
-  <w:abstractNum w:abstractNumId="4" w15:restartNumberingAfterBreak="0">
-    <w:nsid w:val="0A4E025B"/>
-    <w:multiLevelType w:val="multilevel"/>
-    <w:tmpl w:val="4F421CFC"/>
-    <w:lvl w:ilvl="0">
-      <w:start w:val="2"/>
-      <w:numFmt w:val="decimal"/>
-      <w:lvlText w:val="%1."/>
-      <w:lvlJc w:val="left"/>
-      <w:pPr>
-        <w:ind w:left="360" w:hanging="360"/>
-      </w:pPr>
-      <w:rPr>
-        <w:rFonts w:hint="default"/>
-      </w:rPr>
-    </w:lvl>
-    <w:lvl w:ilvl="1">
-      <w:start w:val="1"/>
-      <w:numFmt w:val="decimal"/>
-      <w:lvlText w:val="%1.%2."/>
-      <w:lvlJc w:val="left"/>
-      <w:pPr>
-        <w:ind w:left="360" w:hanging="360"/>
-      </w:pPr>
-      <w:rPr>
-        <w:rFonts w:hint="default"/>
-      </w:rPr>
-    </w:lvl>
-    <w:lvl w:ilvl="2">
-      <w:start w:val="1"/>
-      <w:numFmt w:val="decimal"/>
-      <w:lvlText w:val="%1.%2.%3."/>
-      <w:lvlJc w:val="left"/>
-      <w:pPr>
-        <w:ind w:left="720" w:hanging="720"/>
-      </w:pPr>
-      <w:rPr>
-        <w:rFonts w:hint="default"/>
-      </w:rPr>
-    </w:lvl>
-    <w:lvl w:ilvl="3">
-      <w:start w:val="1"/>
-      <w:numFmt w:val="decimal"/>
-      <w:lvlText w:val="%1.%2.%3.%4."/>
-      <w:lvlJc w:val="left"/>
-      <w:pPr>
-        <w:ind w:left="720" w:hanging="720"/>
-      </w:pPr>
-      <w:rPr>
-        <w:rFonts w:hint="default"/>
-      </w:rPr>
-    </w:lvl>
-    <w:lvl w:ilvl="4">
-      <w:start w:val="1"/>
-      <w:numFmt w:val="decimal"/>
-      <w:lvlText w:val="%1.%2.%3.%4.%5."/>
-      <w:lvlJc w:val="left"/>
-      <w:pPr>
-        <w:ind w:left="1080" w:hanging="1080"/>
-      </w:pPr>
-      <w:rPr>
-        <w:rFonts w:hint="default"/>
-      </w:rPr>
-    </w:lvl>
-    <w:lvl w:ilvl="5">
-      <w:start w:val="1"/>
-      <w:numFmt w:val="decimal"/>
-      <w:lvlText w:val="%1.%2.%3.%4.%5.%6."/>
-      <w:lvlJc w:val="left"/>
-      <w:pPr>
-        <w:ind w:left="1080" w:hanging="1080"/>
-      </w:pPr>
-      <w:rPr>
-        <w:rFonts w:hint="default"/>
-      </w:rPr>
-    </w:lvl>
-    <w:lvl w:ilvl="6">
-      <w:start w:val="1"/>
-      <w:numFmt w:val="decimal"/>
-      <w:lvlText w:val="%1.%2.%3.%4.%5.%6.%7."/>
-      <w:lvlJc w:val="left"/>
-      <w:pPr>
-        <w:ind w:left="1440" w:hanging="1440"/>
-      </w:pPr>
-      <w:rPr>
-        <w:rFonts w:hint="default"/>
-      </w:rPr>
-    </w:lvl>
-    <w:lvl w:ilvl="7">
-      <w:start w:val="1"/>
-      <w:numFmt w:val="decimal"/>
-      <w:lvlText w:val="%1.%2.%3.%4.%5.%6.%7.%8."/>
-      <w:lvlJc w:val="left"/>
-      <w:pPr>
-        <w:ind w:left="1440" w:hanging="1440"/>
-      </w:pPr>
-      <w:rPr>
-        <w:rFonts w:hint="default"/>
-      </w:rPr>
-    </w:lvl>
-    <w:lvl w:ilvl="8">
-      <w:start w:val="1"/>
-      <w:numFmt w:val="decimal"/>
-      <w:lvlText w:val="%1.%2.%3.%4.%5.%6.%7.%8.%9."/>
-      <w:lvlJc w:val="left"/>
-      <w:pPr>
-        <w:ind w:left="1800" w:hanging="1800"/>
-      </w:pPr>
-      <w:rPr>
-        <w:rFonts w:hint="default"/>
-      </w:rPr>
-    </w:lvl>
-  </w:abstractNum>
-  <w:abstractNum w:abstractNumId="5" w15:restartNumberingAfterBreak="0">
-    <w:nsid w:val="0B3C1C1C"/>
-    <w:multiLevelType w:val="multilevel"/>
-    <w:tmpl w:val="F0708C4C"/>
-    <w:lvl w:ilvl="0">
-      <w:start w:val="5"/>
-      <w:numFmt w:val="decimal"/>
-      <w:lvlText w:val="%1."/>
-      <w:lvlJc w:val="left"/>
-      <w:pPr>
-        <w:ind w:left="540" w:hanging="540"/>
-      </w:pPr>
-      <w:rPr>
-        <w:rFonts w:hint="default"/>
-      </w:rPr>
-    </w:lvl>
-    <w:lvl w:ilvl="1">
-      <w:start w:val="3"/>
-      <w:numFmt w:val="decimal"/>
-      <w:lvlText w:val="%1.%2."/>
-      <w:lvlJc w:val="left"/>
-      <w:pPr>
-        <w:ind w:left="540" w:hanging="540"/>
-      </w:pPr>
-      <w:rPr>
-        <w:rFonts w:hint="default"/>
-      </w:rPr>
-    </w:lvl>
-    <w:lvl w:ilvl="2">
-      <w:start w:val="3"/>
-      <w:numFmt w:val="decimal"/>
-      <w:lvlText w:val="%1.%2.%3."/>
-      <w:lvlJc w:val="left"/>
-      <w:pPr>
-        <w:ind w:left="720" w:hanging="720"/>
-      </w:pPr>
-      <w:rPr>
-        <w:rFonts w:hint="default"/>
-      </w:rPr>
-    </w:lvl>
-    <w:lvl w:ilvl="3">
-      <w:start w:val="1"/>
-      <w:numFmt w:val="decimal"/>
-      <w:lvlText w:val="%1.%2.%3.%4."/>
-      <w:lvlJc w:val="left"/>
-      <w:pPr>
-        <w:ind w:left="720" w:hanging="720"/>
-      </w:pPr>
-      <w:rPr>
-        <w:rFonts w:hint="default"/>
-      </w:rPr>
-    </w:lvl>
-    <w:lvl w:ilvl="4">
-      <w:start w:val="1"/>
-      <w:numFmt w:val="decimal"/>
-      <w:lvlText w:val="%1.%2.%3.%4.%5."/>
-      <w:lvlJc w:val="left"/>
-      <w:pPr>
-        <w:ind w:left="1080" w:hanging="1080"/>
-      </w:pPr>
-      <w:rPr>
-        <w:rFonts w:hint="default"/>
-      </w:rPr>
-    </w:lvl>
-    <w:lvl w:ilvl="5">
-      <w:start w:val="1"/>
-      <w:numFmt w:val="decimal"/>
-      <w:lvlText w:val="%1.%2.%3.%4.%5.%6."/>
-      <w:lvlJc w:val="left"/>
-      <w:pPr>
-        <w:ind w:left="1080" w:hanging="1080"/>
-      </w:pPr>
-      <w:rPr>
-        <w:rFonts w:hint="default"/>
-      </w:rPr>
-    </w:lvl>
-    <w:lvl w:ilvl="6">
-      <w:start w:val="1"/>
-      <w:numFmt w:val="decimal"/>
-      <w:lvlText w:val="%1.%2.%3.%4.%5.%6.%7."/>
-      <w:lvlJc w:val="left"/>
-      <w:pPr>
-        <w:ind w:left="1440" w:hanging="1440"/>
-      </w:pPr>
-      <w:rPr>
-        <w:rFonts w:hint="default"/>
-      </w:rPr>
-    </w:lvl>
-    <w:lvl w:ilvl="7">
-      <w:start w:val="1"/>
-      <w:numFmt w:val="decimal"/>
-      <w:lvlText w:val="%1.%2.%3.%4.%5.%6.%7.%8."/>
-      <w:lvlJc w:val="left"/>
-      <w:pPr>
-        <w:ind w:left="1440" w:hanging="1440"/>
-      </w:pPr>
-      <w:rPr>
-        <w:rFonts w:hint="default"/>
-      </w:rPr>
-    </w:lvl>
-    <w:lvl w:ilvl="8">
-      <w:start w:val="1"/>
-      <w:numFmt w:val="decimal"/>
-      <w:lvlText w:val="%1.%2.%3.%4.%5.%6.%7.%8.%9."/>
-      <w:lvlJc w:val="left"/>
-      <w:pPr>
-        <w:ind w:left="1800" w:hanging="1800"/>
-      </w:pPr>
-      <w:rPr>
-        <w:rFonts w:hint="default"/>
-      </w:rPr>
-    </w:lvl>
-  </w:abstractNum>
-  <w:abstractNum w:abstractNumId="6" w15:restartNumberingAfterBreak="0">
-    <w:nsid w:val="11551387"/>
+    <w:nsid w:val="1D660B88"/>
     <w:multiLevelType w:val="hybridMultilevel"/>
-    <w:tmpl w:val="AC9AFA88"/>
+    <w:tmpl w:val="F14C9F9C"/>
     <w:lvl w:ilvl="0" w:tplc="041A0001">
       <w:start w:val="1"/>
       <w:numFmt w:val="bullet"/>
       <w:lvlText w:val=""/>
       <w:lvlJc w:val="left"/>
       <w:pPr>
-        <w:ind w:left="720" w:hanging="360"/>
+        <w:ind w:left="1080" w:hanging="360"/>
       </w:pPr>
       <w:rPr>
         <w:rFonts w:ascii="Symbol" w:hAnsi="Symbol" w:hint="default"/>
@@ -23990,7 +23308,7 @@
       <w:lvlText w:val="o"/>
       <w:lvlJc w:val="left"/>
       <w:pPr>
-        <w:ind w:left="1440" w:hanging="360"/>
+        <w:ind w:left="1800" w:hanging="360"/>
       </w:pPr>
       <w:rPr>
         <w:rFonts w:ascii="Courier New" w:hAnsi="Courier New" w:cs="Courier New" w:hint="default"/>
@@ -24002,7 +23320,7 @@
       <w:lvlText w:val=""/>
       <w:lvlJc w:val="left"/>
       <w:pPr>
-        <w:ind w:left="2160" w:hanging="360"/>
+        <w:ind w:left="2520" w:hanging="360"/>
       </w:pPr>
       <w:rPr>
         <w:rFonts w:ascii="Wingdings" w:hAnsi="Wingdings" w:hint="default"/>
@@ -24014,7 +23332,7 @@
       <w:lvlText w:val=""/>
       <w:lvlJc w:val="left"/>
       <w:pPr>
-        <w:ind w:left="2880" w:hanging="360"/>
+        <w:ind w:left="3240" w:hanging="360"/>
       </w:pPr>
       <w:rPr>
         <w:rFonts w:ascii="Symbol" w:hAnsi="Symbol" w:hint="default"/>
@@ -24026,7 +23344,7 @@
       <w:lvlText w:val="o"/>
       <w:lvlJc w:val="left"/>
       <w:pPr>
-        <w:ind w:left="3600" w:hanging="360"/>
+        <w:ind w:left="3960" w:hanging="360"/>
       </w:pPr>
       <w:rPr>
         <w:rFonts w:ascii="Courier New" w:hAnsi="Courier New" w:cs="Courier New" w:hint="default"/>
@@ -24038,7 +23356,7 @@
       <w:lvlText w:val=""/>
       <w:lvlJc w:val="left"/>
       <w:pPr>
-        <w:ind w:left="4320" w:hanging="360"/>
+        <w:ind w:left="4680" w:hanging="360"/>
       </w:pPr>
       <w:rPr>
         <w:rFonts w:ascii="Wingdings" w:hAnsi="Wingdings" w:hint="default"/>
@@ -24050,7 +23368,7 @@
       <w:lvlText w:val=""/>
       <w:lvlJc w:val="left"/>
       <w:pPr>
-        <w:ind w:left="5040" w:hanging="360"/>
+        <w:ind w:left="5400" w:hanging="360"/>
       </w:pPr>
       <w:rPr>
         <w:rFonts w:ascii="Symbol" w:hAnsi="Symbol" w:hint="default"/>
@@ -24062,7 +23380,7 @@
       <w:lvlText w:val="o"/>
       <w:lvlJc w:val="left"/>
       <w:pPr>
-        <w:ind w:left="5760" w:hanging="360"/>
+        <w:ind w:left="6120" w:hanging="360"/>
       </w:pPr>
       <w:rPr>
         <w:rFonts w:ascii="Courier New" w:hAnsi="Courier New" w:cs="Courier New" w:hint="default"/>
@@ -24074,17 +23392,17 @@
       <w:lvlText w:val=""/>
       <w:lvlJc w:val="left"/>
       <w:pPr>
-        <w:ind w:left="6480" w:hanging="360"/>
+        <w:ind w:left="6840" w:hanging="360"/>
       </w:pPr>
       <w:rPr>
         <w:rFonts w:ascii="Wingdings" w:hAnsi="Wingdings" w:hint="default"/>
       </w:rPr>
     </w:lvl>
   </w:abstractNum>
-  <w:abstractNum w:abstractNumId="7" w15:restartNumberingAfterBreak="0">
-    <w:nsid w:val="15AE63B7"/>
+  <w:abstractNum w:abstractNumId="2" w15:restartNumberingAfterBreak="0">
+    <w:nsid w:val="29846455"/>
     <w:multiLevelType w:val="hybridMultilevel"/>
-    <w:tmpl w:val="5C4E71CC"/>
+    <w:tmpl w:val="C7A465A0"/>
     <w:lvl w:ilvl="0" w:tplc="041A0001">
       <w:start w:val="1"/>
       <w:numFmt w:val="bullet"/>
@@ -24194,159 +23512,194 @@
       </w:rPr>
     </w:lvl>
   </w:abstractNum>
-  <w:abstractNum w:abstractNumId="8" w15:restartNumberingAfterBreak="0">
-    <w:nsid w:val="172E649D"/>
+  <w:abstractNum w:abstractNumId="3" w15:restartNumberingAfterBreak="0">
+    <w:nsid w:val="34A139CE"/>
+    <w:multiLevelType w:val="hybridMultilevel"/>
+    <w:tmpl w:val="76621122"/>
+    <w:lvl w:ilvl="0" w:tplc="A7B8DF88">
+      <w:start w:val="1"/>
+      <w:numFmt w:val="decimal"/>
+      <w:lvlText w:val="%1."/>
+      <w:lvlJc w:val="left"/>
+      <w:pPr>
+        <w:ind w:left="1068" w:hanging="708"/>
+      </w:pPr>
+      <w:rPr>
+        <w:rFonts w:hint="default"/>
+      </w:rPr>
+    </w:lvl>
+    <w:lvl w:ilvl="1" w:tplc="041A0019" w:tentative="1">
+      <w:start w:val="1"/>
+      <w:numFmt w:val="lowerLetter"/>
+      <w:lvlText w:val="%2."/>
+      <w:lvlJc w:val="left"/>
+      <w:pPr>
+        <w:ind w:left="1440" w:hanging="360"/>
+      </w:pPr>
+    </w:lvl>
+    <w:lvl w:ilvl="2" w:tplc="041A001B" w:tentative="1">
+      <w:start w:val="1"/>
+      <w:numFmt w:val="lowerRoman"/>
+      <w:lvlText w:val="%3."/>
+      <w:lvlJc w:val="right"/>
+      <w:pPr>
+        <w:ind w:left="2160" w:hanging="180"/>
+      </w:pPr>
+    </w:lvl>
+    <w:lvl w:ilvl="3" w:tplc="041A000F" w:tentative="1">
+      <w:start w:val="1"/>
+      <w:numFmt w:val="decimal"/>
+      <w:lvlText w:val="%4."/>
+      <w:lvlJc w:val="left"/>
+      <w:pPr>
+        <w:ind w:left="2880" w:hanging="360"/>
+      </w:pPr>
+    </w:lvl>
+    <w:lvl w:ilvl="4" w:tplc="041A0019" w:tentative="1">
+      <w:start w:val="1"/>
+      <w:numFmt w:val="lowerLetter"/>
+      <w:lvlText w:val="%5."/>
+      <w:lvlJc w:val="left"/>
+      <w:pPr>
+        <w:ind w:left="3600" w:hanging="360"/>
+      </w:pPr>
+    </w:lvl>
+    <w:lvl w:ilvl="5" w:tplc="041A001B" w:tentative="1">
+      <w:start w:val="1"/>
+      <w:numFmt w:val="lowerRoman"/>
+      <w:lvlText w:val="%6."/>
+      <w:lvlJc w:val="right"/>
+      <w:pPr>
+        <w:ind w:left="4320" w:hanging="180"/>
+      </w:pPr>
+    </w:lvl>
+    <w:lvl w:ilvl="6" w:tplc="041A000F" w:tentative="1">
+      <w:start w:val="1"/>
+      <w:numFmt w:val="decimal"/>
+      <w:lvlText w:val="%7."/>
+      <w:lvlJc w:val="left"/>
+      <w:pPr>
+        <w:ind w:left="5040" w:hanging="360"/>
+      </w:pPr>
+    </w:lvl>
+    <w:lvl w:ilvl="7" w:tplc="041A0019" w:tentative="1">
+      <w:start w:val="1"/>
+      <w:numFmt w:val="lowerLetter"/>
+      <w:lvlText w:val="%8."/>
+      <w:lvlJc w:val="left"/>
+      <w:pPr>
+        <w:ind w:left="5760" w:hanging="360"/>
+      </w:pPr>
+    </w:lvl>
+    <w:lvl w:ilvl="8" w:tplc="041A001B" w:tentative="1">
+      <w:start w:val="1"/>
+      <w:numFmt w:val="lowerRoman"/>
+      <w:lvlText w:val="%9."/>
+      <w:lvlJc w:val="right"/>
+      <w:pPr>
+        <w:ind w:left="6480" w:hanging="180"/>
+      </w:pPr>
+    </w:lvl>
+  </w:abstractNum>
+  <w:abstractNum w:abstractNumId="4" w15:restartNumberingAfterBreak="0">
+    <w:nsid w:val="414F4478"/>
     <w:multiLevelType w:val="multilevel"/>
-    <w:tmpl w:val="4A622090"/>
+    <w:tmpl w:val="E13A2A86"/>
     <w:lvl w:ilvl="0">
       <w:start w:val="1"/>
-      <w:numFmt w:val="bullet"/>
-      <w:lvlText w:val=""/>
+      <w:numFmt w:val="decimal"/>
+      <w:pStyle w:val="Heading1"/>
+      <w:lvlText w:val="%1"/>
       <w:lvlJc w:val="left"/>
       <w:pPr>
-        <w:tabs>
-          <w:tab w:val="num" w:pos="720"/>
-        </w:tabs>
-        <w:ind w:left="720" w:hanging="360"/>
-      </w:pPr>
-      <w:rPr>
-        <w:rFonts w:ascii="Symbol" w:hAnsi="Symbol" w:hint="default"/>
-        <w:sz w:val="20"/>
-      </w:rPr>
+        <w:ind w:left="432" w:hanging="432"/>
+      </w:pPr>
     </w:lvl>
-    <w:lvl w:ilvl="1" w:tentative="1">
+    <w:lvl w:ilvl="1">
       <w:start w:val="1"/>
-      <w:numFmt w:val="bullet"/>
-      <w:lvlText w:val="o"/>
+      <w:numFmt w:val="decimal"/>
+      <w:pStyle w:val="Heading2"/>
+      <w:lvlText w:val="%1.%2"/>
       <w:lvlJc w:val="left"/>
       <w:pPr>
-        <w:tabs>
-          <w:tab w:val="num" w:pos="1440"/>
-        </w:tabs>
-        <w:ind w:left="1440" w:hanging="360"/>
-      </w:pPr>
-      <w:rPr>
-        <w:rFonts w:ascii="Courier New" w:hAnsi="Courier New" w:hint="default"/>
-        <w:sz w:val="20"/>
-      </w:rPr>
+        <w:ind w:left="576" w:hanging="576"/>
+      </w:pPr>
     </w:lvl>
-    <w:lvl w:ilvl="2" w:tentative="1">
+    <w:lvl w:ilvl="2">
       <w:start w:val="1"/>
-      <w:numFmt w:val="bullet"/>
-      <w:lvlText w:val=""/>
+      <w:numFmt w:val="decimal"/>
+      <w:pStyle w:val="Heading3"/>
+      <w:lvlText w:val="%1.%2.%3"/>
       <w:lvlJc w:val="left"/>
       <w:pPr>
-        <w:tabs>
-          <w:tab w:val="num" w:pos="2160"/>
-        </w:tabs>
-        <w:ind w:left="2160" w:hanging="360"/>
-      </w:pPr>
-      <w:rPr>
-        <w:rFonts w:ascii="Wingdings" w:hAnsi="Wingdings" w:hint="default"/>
-        <w:sz w:val="20"/>
-      </w:rPr>
+        <w:ind w:left="720" w:hanging="720"/>
+      </w:pPr>
     </w:lvl>
-    <w:lvl w:ilvl="3" w:tentative="1">
+    <w:lvl w:ilvl="3">
       <w:start w:val="1"/>
-      <w:numFmt w:val="bullet"/>
-      <w:lvlText w:val=""/>
+      <w:numFmt w:val="decimal"/>
+      <w:pStyle w:val="Heading4"/>
+      <w:lvlText w:val="%1.%2.%3.%4"/>
       <w:lvlJc w:val="left"/>
       <w:pPr>
-        <w:tabs>
-          <w:tab w:val="num" w:pos="2880"/>
-        </w:tabs>
-        <w:ind w:left="2880" w:hanging="360"/>
-      </w:pPr>
-      <w:rPr>
-        <w:rFonts w:ascii="Wingdings" w:hAnsi="Wingdings" w:hint="default"/>
-        <w:sz w:val="20"/>
-      </w:rPr>
+        <w:ind w:left="864" w:hanging="864"/>
+      </w:pPr>
     </w:lvl>
-    <w:lvl w:ilvl="4" w:tentative="1">
+    <w:lvl w:ilvl="4">
       <w:start w:val="1"/>
-      <w:numFmt w:val="bullet"/>
-      <w:lvlText w:val=""/>
+      <w:numFmt w:val="decimal"/>
+      <w:pStyle w:val="Heading5"/>
+      <w:lvlText w:val="%1.%2.%3.%4.%5"/>
       <w:lvlJc w:val="left"/>
       <w:pPr>
-        <w:tabs>
-          <w:tab w:val="num" w:pos="3600"/>
-        </w:tabs>
-        <w:ind w:left="3600" w:hanging="360"/>
-      </w:pPr>
-      <w:rPr>
-        <w:rFonts w:ascii="Wingdings" w:hAnsi="Wingdings" w:hint="default"/>
-        <w:sz w:val="20"/>
-      </w:rPr>
+        <w:ind w:left="1008" w:hanging="1008"/>
+      </w:pPr>
     </w:lvl>
-    <w:lvl w:ilvl="5" w:tentative="1">
+    <w:lvl w:ilvl="5">
       <w:start w:val="1"/>
-      <w:numFmt w:val="bullet"/>
-      <w:lvlText w:val=""/>
+      <w:numFmt w:val="decimal"/>
+      <w:pStyle w:val="Heading6"/>
+      <w:lvlText w:val="%1.%2.%3.%4.%5.%6"/>
       <w:lvlJc w:val="left"/>
       <w:pPr>
-        <w:tabs>
-          <w:tab w:val="num" w:pos="4320"/>
-        </w:tabs>
-        <w:ind w:left="4320" w:hanging="360"/>
-      </w:pPr>
-      <w:rPr>
-        <w:rFonts w:ascii="Wingdings" w:hAnsi="Wingdings" w:hint="default"/>
-        <w:sz w:val="20"/>
-      </w:rPr>
+        <w:ind w:left="1152" w:hanging="1152"/>
+      </w:pPr>
     </w:lvl>
-    <w:lvl w:ilvl="6" w:tentative="1">
+    <w:lvl w:ilvl="6">
       <w:start w:val="1"/>
-      <w:numFmt w:val="bullet"/>
-      <w:lvlText w:val=""/>
+      <w:numFmt w:val="decimal"/>
+      <w:pStyle w:val="Heading7"/>
+      <w:lvlText w:val="%1.%2.%3.%4.%5.%6.%7"/>
       <w:lvlJc w:val="left"/>
       <w:pPr>
-        <w:tabs>
-          <w:tab w:val="num" w:pos="5040"/>
-        </w:tabs>
-        <w:ind w:left="5040" w:hanging="360"/>
-      </w:pPr>
-      <w:rPr>
-        <w:rFonts w:ascii="Wingdings" w:hAnsi="Wingdings" w:hint="default"/>
-        <w:sz w:val="20"/>
-      </w:rPr>
+        <w:ind w:left="1296" w:hanging="1296"/>
+      </w:pPr>
     </w:lvl>
-    <w:lvl w:ilvl="7" w:tentative="1">
+    <w:lvl w:ilvl="7">
       <w:start w:val="1"/>
-      <w:numFmt w:val="bullet"/>
-      <w:lvlText w:val=""/>
+      <w:numFmt w:val="decimal"/>
+      <w:pStyle w:val="Heading8"/>
+      <w:lvlText w:val="%1.%2.%3.%4.%5.%6.%7.%8"/>
       <w:lvlJc w:val="left"/>
       <w:pPr>
-        <w:tabs>
-          <w:tab w:val="num" w:pos="5760"/>
-        </w:tabs>
-        <w:ind w:left="5760" w:hanging="360"/>
-      </w:pPr>
-      <w:rPr>
-        <w:rFonts w:ascii="Wingdings" w:hAnsi="Wingdings" w:hint="default"/>
-        <w:sz w:val="20"/>
-      </w:rPr>
+        <w:ind w:left="1440" w:hanging="1440"/>
+      </w:pPr>
     </w:lvl>
-    <w:lvl w:ilvl="8" w:tentative="1">
+    <w:lvl w:ilvl="8">
       <w:start w:val="1"/>
-      <w:numFmt w:val="bullet"/>
-      <w:lvlText w:val=""/>
+      <w:numFmt w:val="decimal"/>
+      <w:pStyle w:val="Heading9"/>
+      <w:lvlText w:val="%1.%2.%3.%4.%5.%6.%7.%8.%9"/>
       <w:lvlJc w:val="left"/>
       <w:pPr>
-        <w:tabs>
-          <w:tab w:val="num" w:pos="6480"/>
-        </w:tabs>
-        <w:ind w:left="6480" w:hanging="360"/>
-      </w:pPr>
-      <w:rPr>
-        <w:rFonts w:ascii="Wingdings" w:hAnsi="Wingdings" w:hint="default"/>
-        <w:sz w:val="20"/>
-      </w:rPr>
+        <w:ind w:left="1584" w:hanging="1584"/>
+      </w:pPr>
     </w:lvl>
   </w:abstractNum>
-  <w:abstractNum w:abstractNumId="9" w15:restartNumberingAfterBreak="0">
-    <w:nsid w:val="1D447925"/>
+  <w:abstractNum w:abstractNumId="5" w15:restartNumberingAfterBreak="0">
+    <w:nsid w:val="44C46677"/>
     <w:multiLevelType w:val="hybridMultilevel"/>
-    <w:tmpl w:val="A9A26168"/>
+    <w:tmpl w:val="42C02C6C"/>
     <w:lvl w:ilvl="0" w:tplc="041A0001">
       <w:start w:val="1"/>
       <w:numFmt w:val="bullet"/>
@@ -24456,17 +23809,17 @@
       </w:rPr>
     </w:lvl>
   </w:abstractNum>
-  <w:abstractNum w:abstractNumId="10" w15:restartNumberingAfterBreak="0">
-    <w:nsid w:val="1D660B88"/>
+  <w:abstractNum w:abstractNumId="6" w15:restartNumberingAfterBreak="0">
+    <w:nsid w:val="4AA60C4C"/>
     <w:multiLevelType w:val="hybridMultilevel"/>
-    <w:tmpl w:val="F14C9F9C"/>
+    <w:tmpl w:val="E4BE0A2A"/>
     <w:lvl w:ilvl="0" w:tplc="041A0001">
       <w:start w:val="1"/>
       <w:numFmt w:val="bullet"/>
       <w:lvlText w:val=""/>
       <w:lvlJc w:val="left"/>
       <w:pPr>
-        <w:ind w:left="1080" w:hanging="360"/>
+        <w:ind w:left="720" w:hanging="360"/>
       </w:pPr>
       <w:rPr>
         <w:rFonts w:ascii="Symbol" w:hAnsi="Symbol" w:hint="default"/>
@@ -24478,7 +23831,7 @@
       <w:lvlText w:val="o"/>
       <w:lvlJc w:val="left"/>
       <w:pPr>
-        <w:ind w:left="1800" w:hanging="360"/>
+        <w:ind w:left="1440" w:hanging="360"/>
       </w:pPr>
       <w:rPr>
         <w:rFonts w:ascii="Courier New" w:hAnsi="Courier New" w:cs="Courier New" w:hint="default"/>
@@ -24490,7 +23843,7 @@
       <w:lvlText w:val=""/>
       <w:lvlJc w:val="left"/>
       <w:pPr>
-        <w:ind w:left="2520" w:hanging="360"/>
+        <w:ind w:left="2160" w:hanging="360"/>
       </w:pPr>
       <w:rPr>
         <w:rFonts w:ascii="Wingdings" w:hAnsi="Wingdings" w:hint="default"/>
@@ -24502,7 +23855,7 @@
       <w:lvlText w:val=""/>
       <w:lvlJc w:val="left"/>
       <w:pPr>
-        <w:ind w:left="3240" w:hanging="360"/>
+        <w:ind w:left="2880" w:hanging="360"/>
       </w:pPr>
       <w:rPr>
         <w:rFonts w:ascii="Symbol" w:hAnsi="Symbol" w:hint="default"/>
@@ -24514,7 +23867,7 @@
       <w:lvlText w:val="o"/>
       <w:lvlJc w:val="left"/>
       <w:pPr>
-        <w:ind w:left="3960" w:hanging="360"/>
+        <w:ind w:left="3600" w:hanging="360"/>
       </w:pPr>
       <w:rPr>
         <w:rFonts w:ascii="Courier New" w:hAnsi="Courier New" w:cs="Courier New" w:hint="default"/>
@@ -24526,7 +23879,7 @@
       <w:lvlText w:val=""/>
       <w:lvlJc w:val="left"/>
       <w:pPr>
-        <w:ind w:left="4680" w:hanging="360"/>
+        <w:ind w:left="4320" w:hanging="360"/>
       </w:pPr>
       <w:rPr>
         <w:rFonts w:ascii="Wingdings" w:hAnsi="Wingdings" w:hint="default"/>
@@ -24538,7 +23891,7 @@
       <w:lvlText w:val=""/>
       <w:lvlJc w:val="left"/>
       <w:pPr>
-        <w:ind w:left="5400" w:hanging="360"/>
+        <w:ind w:left="5040" w:hanging="360"/>
       </w:pPr>
       <w:rPr>
         <w:rFonts w:ascii="Symbol" w:hAnsi="Symbol" w:hint="default"/>
@@ -24550,7 +23903,7 @@
       <w:lvlText w:val="o"/>
       <w:lvlJc w:val="left"/>
       <w:pPr>
-        <w:ind w:left="6120" w:hanging="360"/>
+        <w:ind w:left="5760" w:hanging="360"/>
       </w:pPr>
       <w:rPr>
         <w:rFonts w:ascii="Courier New" w:hAnsi="Courier New" w:cs="Courier New" w:hint="default"/>
@@ -24562,17 +23915,17 @@
       <w:lvlText w:val=""/>
       <w:lvlJc w:val="left"/>
       <w:pPr>
-        <w:ind w:left="6840" w:hanging="360"/>
+        <w:ind w:left="6480" w:hanging="360"/>
       </w:pPr>
       <w:rPr>
         <w:rFonts w:ascii="Wingdings" w:hAnsi="Wingdings" w:hint="default"/>
       </w:rPr>
     </w:lvl>
   </w:abstractNum>
-  <w:abstractNum w:abstractNumId="11" w15:restartNumberingAfterBreak="0">
-    <w:nsid w:val="1F1C257F"/>
+  <w:abstractNum w:abstractNumId="7" w15:restartNumberingAfterBreak="0">
+    <w:nsid w:val="4C2438C8"/>
     <w:multiLevelType w:val="hybridMultilevel"/>
-    <w:tmpl w:val="5252986C"/>
+    <w:tmpl w:val="3B4884C6"/>
     <w:lvl w:ilvl="0" w:tplc="041A0001">
       <w:start w:val="1"/>
       <w:numFmt w:val="bullet"/>
@@ -24682,96 +24035,10 @@
       </w:rPr>
     </w:lvl>
   </w:abstractNum>
-  <w:abstractNum w:abstractNumId="12" w15:restartNumberingAfterBreak="0">
-    <w:nsid w:val="20505865"/>
+  <w:abstractNum w:abstractNumId="8" w15:restartNumberingAfterBreak="0">
+    <w:nsid w:val="4D28358E"/>
     <w:multiLevelType w:val="hybridMultilevel"/>
-    <w:tmpl w:val="F39C5114"/>
-    <w:lvl w:ilvl="0" w:tplc="6CA201B6">
-      <w:start w:val="1"/>
-      <w:numFmt w:val="decimal"/>
-      <w:lvlText w:val="%1."/>
-      <w:lvlJc w:val="left"/>
-      <w:pPr>
-        <w:ind w:left="720" w:hanging="360"/>
-      </w:pPr>
-    </w:lvl>
-    <w:lvl w:ilvl="1" w:tplc="041A0019" w:tentative="1">
-      <w:start w:val="1"/>
-      <w:numFmt w:val="lowerLetter"/>
-      <w:lvlText w:val="%2."/>
-      <w:lvlJc w:val="left"/>
-      <w:pPr>
-        <w:ind w:left="1440" w:hanging="360"/>
-      </w:pPr>
-    </w:lvl>
-    <w:lvl w:ilvl="2" w:tplc="041A001B" w:tentative="1">
-      <w:start w:val="1"/>
-      <w:numFmt w:val="lowerRoman"/>
-      <w:lvlText w:val="%3."/>
-      <w:lvlJc w:val="right"/>
-      <w:pPr>
-        <w:ind w:left="2160" w:hanging="180"/>
-      </w:pPr>
-    </w:lvl>
-    <w:lvl w:ilvl="3" w:tplc="041A000F" w:tentative="1">
-      <w:start w:val="1"/>
-      <w:numFmt w:val="decimal"/>
-      <w:lvlText w:val="%4."/>
-      <w:lvlJc w:val="left"/>
-      <w:pPr>
-        <w:ind w:left="2880" w:hanging="360"/>
-      </w:pPr>
-    </w:lvl>
-    <w:lvl w:ilvl="4" w:tplc="041A0019" w:tentative="1">
-      <w:start w:val="1"/>
-      <w:numFmt w:val="lowerLetter"/>
-      <w:lvlText w:val="%5."/>
-      <w:lvlJc w:val="left"/>
-      <w:pPr>
-        <w:ind w:left="3600" w:hanging="360"/>
-      </w:pPr>
-    </w:lvl>
-    <w:lvl w:ilvl="5" w:tplc="041A001B" w:tentative="1">
-      <w:start w:val="1"/>
-      <w:numFmt w:val="lowerRoman"/>
-      <w:lvlText w:val="%6."/>
-      <w:lvlJc w:val="right"/>
-      <w:pPr>
-        <w:ind w:left="4320" w:hanging="180"/>
-      </w:pPr>
-    </w:lvl>
-    <w:lvl w:ilvl="6" w:tplc="041A000F" w:tentative="1">
-      <w:start w:val="1"/>
-      <w:numFmt w:val="decimal"/>
-      <w:lvlText w:val="%7."/>
-      <w:lvlJc w:val="left"/>
-      <w:pPr>
-        <w:ind w:left="5040" w:hanging="360"/>
-      </w:pPr>
-    </w:lvl>
-    <w:lvl w:ilvl="7" w:tplc="041A0019" w:tentative="1">
-      <w:start w:val="1"/>
-      <w:numFmt w:val="lowerLetter"/>
-      <w:lvlText w:val="%8."/>
-      <w:lvlJc w:val="left"/>
-      <w:pPr>
-        <w:ind w:left="5760" w:hanging="360"/>
-      </w:pPr>
-    </w:lvl>
-    <w:lvl w:ilvl="8" w:tplc="041A001B" w:tentative="1">
-      <w:start w:val="1"/>
-      <w:numFmt w:val="lowerRoman"/>
-      <w:lvlText w:val="%9."/>
-      <w:lvlJc w:val="right"/>
-      <w:pPr>
-        <w:ind w:left="6480" w:hanging="180"/>
-      </w:pPr>
-    </w:lvl>
-  </w:abstractNum>
-  <w:abstractNum w:abstractNumId="13" w15:restartNumberingAfterBreak="0">
-    <w:nsid w:val="29846455"/>
-    <w:multiLevelType w:val="hybridMultilevel"/>
-    <w:tmpl w:val="C7A465A0"/>
+    <w:tmpl w:val="9CB083A6"/>
     <w:lvl w:ilvl="0" w:tplc="041A0001">
       <w:start w:val="1"/>
       <w:numFmt w:val="bullet"/>
@@ -24881,10 +24148,10 @@
       </w:rPr>
     </w:lvl>
   </w:abstractNum>
-  <w:abstractNum w:abstractNumId="14" w15:restartNumberingAfterBreak="0">
-    <w:nsid w:val="2F521E18"/>
+  <w:abstractNum w:abstractNumId="9" w15:restartNumberingAfterBreak="0">
+    <w:nsid w:val="654B291C"/>
     <w:multiLevelType w:val="hybridMultilevel"/>
-    <w:tmpl w:val="7A9E8940"/>
+    <w:tmpl w:val="8D8C94B8"/>
     <w:lvl w:ilvl="0" w:tplc="041A0001">
       <w:start w:val="1"/>
       <w:numFmt w:val="bullet"/>
@@ -24994,516 +24261,17 @@
       </w:rPr>
     </w:lvl>
   </w:abstractNum>
-  <w:abstractNum w:abstractNumId="15" w15:restartNumberingAfterBreak="0">
-    <w:nsid w:val="34A139CE"/>
+  <w:abstractNum w:abstractNumId="10" w15:restartNumberingAfterBreak="0">
+    <w:nsid w:val="67D81A1E"/>
     <w:multiLevelType w:val="hybridMultilevel"/>
-    <w:tmpl w:val="49E2D8D6"/>
-    <w:lvl w:ilvl="0" w:tplc="17B835B4">
-      <w:start w:val="1"/>
-      <w:numFmt w:val="decimal"/>
-      <w:lvlText w:val="%1."/>
-      <w:lvlJc w:val="left"/>
-      <w:pPr>
-        <w:ind w:left="1068" w:hanging="708"/>
-      </w:pPr>
-      <w:rPr>
-        <w:rFonts w:hint="default"/>
-      </w:rPr>
-    </w:lvl>
-    <w:lvl w:ilvl="1" w:tplc="041A0019" w:tentative="1">
-      <w:start w:val="1"/>
-      <w:numFmt w:val="lowerLetter"/>
-      <w:lvlText w:val="%2."/>
-      <w:lvlJc w:val="left"/>
-      <w:pPr>
-        <w:ind w:left="1440" w:hanging="360"/>
-      </w:pPr>
-    </w:lvl>
-    <w:lvl w:ilvl="2" w:tplc="041A001B" w:tentative="1">
-      <w:start w:val="1"/>
-      <w:numFmt w:val="lowerRoman"/>
-      <w:lvlText w:val="%3."/>
-      <w:lvlJc w:val="right"/>
-      <w:pPr>
-        <w:ind w:left="2160" w:hanging="180"/>
-      </w:pPr>
-    </w:lvl>
-    <w:lvl w:ilvl="3" w:tplc="041A000F" w:tentative="1">
-      <w:start w:val="1"/>
-      <w:numFmt w:val="decimal"/>
-      <w:lvlText w:val="%4."/>
-      <w:lvlJc w:val="left"/>
-      <w:pPr>
-        <w:ind w:left="2880" w:hanging="360"/>
-      </w:pPr>
-    </w:lvl>
-    <w:lvl w:ilvl="4" w:tplc="041A0019" w:tentative="1">
-      <w:start w:val="1"/>
-      <w:numFmt w:val="lowerLetter"/>
-      <w:lvlText w:val="%5."/>
-      <w:lvlJc w:val="left"/>
-      <w:pPr>
-        <w:ind w:left="3600" w:hanging="360"/>
-      </w:pPr>
-    </w:lvl>
-    <w:lvl w:ilvl="5" w:tplc="041A001B" w:tentative="1">
-      <w:start w:val="1"/>
-      <w:numFmt w:val="lowerRoman"/>
-      <w:lvlText w:val="%6."/>
-      <w:lvlJc w:val="right"/>
-      <w:pPr>
-        <w:ind w:left="4320" w:hanging="180"/>
-      </w:pPr>
-    </w:lvl>
-    <w:lvl w:ilvl="6" w:tplc="041A000F" w:tentative="1">
-      <w:start w:val="1"/>
-      <w:numFmt w:val="decimal"/>
-      <w:lvlText w:val="%7."/>
-      <w:lvlJc w:val="left"/>
-      <w:pPr>
-        <w:ind w:left="5040" w:hanging="360"/>
-      </w:pPr>
-    </w:lvl>
-    <w:lvl w:ilvl="7" w:tplc="041A0019" w:tentative="1">
-      <w:start w:val="1"/>
-      <w:numFmt w:val="lowerLetter"/>
-      <w:lvlText w:val="%8."/>
-      <w:lvlJc w:val="left"/>
-      <w:pPr>
-        <w:ind w:left="5760" w:hanging="360"/>
-      </w:pPr>
-    </w:lvl>
-    <w:lvl w:ilvl="8" w:tplc="041A001B" w:tentative="1">
-      <w:start w:val="1"/>
-      <w:numFmt w:val="lowerRoman"/>
-      <w:lvlText w:val="%9."/>
-      <w:lvlJc w:val="right"/>
-      <w:pPr>
-        <w:ind w:left="6480" w:hanging="180"/>
-      </w:pPr>
-    </w:lvl>
-  </w:abstractNum>
-  <w:abstractNum w:abstractNumId="16" w15:restartNumberingAfterBreak="0">
-    <w:nsid w:val="34B303EF"/>
-    <w:multiLevelType w:val="hybridMultilevel"/>
-    <w:tmpl w:val="87927AD8"/>
-    <w:lvl w:ilvl="0" w:tplc="FFFFFFFF">
-      <w:start w:val="1"/>
-      <w:numFmt w:val="decimal"/>
-      <w:lvlText w:val="%1."/>
-      <w:lvlJc w:val="left"/>
-      <w:pPr>
-        <w:ind w:left="1068" w:hanging="708"/>
-      </w:pPr>
-      <w:rPr>
-        <w:rFonts w:hint="default"/>
-      </w:rPr>
-    </w:lvl>
-    <w:lvl w:ilvl="1" w:tplc="FFFFFFFF" w:tentative="1">
-      <w:start w:val="1"/>
-      <w:numFmt w:val="lowerLetter"/>
-      <w:lvlText w:val="%2."/>
-      <w:lvlJc w:val="left"/>
-      <w:pPr>
-        <w:ind w:left="1440" w:hanging="360"/>
-      </w:pPr>
-    </w:lvl>
-    <w:lvl w:ilvl="2" w:tplc="FFFFFFFF" w:tentative="1">
-      <w:start w:val="1"/>
-      <w:numFmt w:val="lowerRoman"/>
-      <w:lvlText w:val="%3."/>
-      <w:lvlJc w:val="right"/>
-      <w:pPr>
-        <w:ind w:left="2160" w:hanging="180"/>
-      </w:pPr>
-    </w:lvl>
-    <w:lvl w:ilvl="3" w:tplc="FFFFFFFF" w:tentative="1">
-      <w:start w:val="1"/>
-      <w:numFmt w:val="decimal"/>
-      <w:lvlText w:val="%4."/>
-      <w:lvlJc w:val="left"/>
-      <w:pPr>
-        <w:ind w:left="2880" w:hanging="360"/>
-      </w:pPr>
-    </w:lvl>
-    <w:lvl w:ilvl="4" w:tplc="FFFFFFFF" w:tentative="1">
-      <w:start w:val="1"/>
-      <w:numFmt w:val="lowerLetter"/>
-      <w:lvlText w:val="%5."/>
-      <w:lvlJc w:val="left"/>
-      <w:pPr>
-        <w:ind w:left="3600" w:hanging="360"/>
-      </w:pPr>
-    </w:lvl>
-    <w:lvl w:ilvl="5" w:tplc="FFFFFFFF" w:tentative="1">
-      <w:start w:val="1"/>
-      <w:numFmt w:val="lowerRoman"/>
-      <w:lvlText w:val="%6."/>
-      <w:lvlJc w:val="right"/>
-      <w:pPr>
-        <w:ind w:left="4320" w:hanging="180"/>
-      </w:pPr>
-    </w:lvl>
-    <w:lvl w:ilvl="6" w:tplc="FFFFFFFF" w:tentative="1">
-      <w:start w:val="1"/>
-      <w:numFmt w:val="decimal"/>
-      <w:lvlText w:val="%7."/>
-      <w:lvlJc w:val="left"/>
-      <w:pPr>
-        <w:ind w:left="5040" w:hanging="360"/>
-      </w:pPr>
-    </w:lvl>
-    <w:lvl w:ilvl="7" w:tplc="FFFFFFFF" w:tentative="1">
-      <w:start w:val="1"/>
-      <w:numFmt w:val="lowerLetter"/>
-      <w:lvlText w:val="%8."/>
-      <w:lvlJc w:val="left"/>
-      <w:pPr>
-        <w:ind w:left="5760" w:hanging="360"/>
-      </w:pPr>
-    </w:lvl>
-    <w:lvl w:ilvl="8" w:tplc="FFFFFFFF" w:tentative="1">
-      <w:start w:val="1"/>
-      <w:numFmt w:val="lowerRoman"/>
-      <w:lvlText w:val="%9."/>
-      <w:lvlJc w:val="right"/>
-      <w:pPr>
-        <w:ind w:left="6480" w:hanging="180"/>
-      </w:pPr>
-    </w:lvl>
-  </w:abstractNum>
-  <w:abstractNum w:abstractNumId="17" w15:restartNumberingAfterBreak="0">
-    <w:nsid w:val="35802A18"/>
-    <w:multiLevelType w:val="hybridMultilevel"/>
-    <w:tmpl w:val="2B887A7C"/>
-    <w:lvl w:ilvl="0" w:tplc="041A000F">
-      <w:start w:val="1"/>
-      <w:numFmt w:val="decimal"/>
-      <w:lvlText w:val="%1."/>
-      <w:lvlJc w:val="left"/>
-      <w:pPr>
-        <w:ind w:left="720" w:hanging="360"/>
-      </w:pPr>
-    </w:lvl>
-    <w:lvl w:ilvl="1" w:tplc="041A0019" w:tentative="1">
-      <w:start w:val="1"/>
-      <w:numFmt w:val="lowerLetter"/>
-      <w:lvlText w:val="%2."/>
-      <w:lvlJc w:val="left"/>
-      <w:pPr>
-        <w:ind w:left="1440" w:hanging="360"/>
-      </w:pPr>
-    </w:lvl>
-    <w:lvl w:ilvl="2" w:tplc="041A001B" w:tentative="1">
-      <w:start w:val="1"/>
-      <w:numFmt w:val="lowerRoman"/>
-      <w:lvlText w:val="%3."/>
-      <w:lvlJc w:val="right"/>
-      <w:pPr>
-        <w:ind w:left="2160" w:hanging="180"/>
-      </w:pPr>
-    </w:lvl>
-    <w:lvl w:ilvl="3" w:tplc="041A000F" w:tentative="1">
-      <w:start w:val="1"/>
-      <w:numFmt w:val="decimal"/>
-      <w:lvlText w:val="%4."/>
-      <w:lvlJc w:val="left"/>
-      <w:pPr>
-        <w:ind w:left="2880" w:hanging="360"/>
-      </w:pPr>
-    </w:lvl>
-    <w:lvl w:ilvl="4" w:tplc="041A0019" w:tentative="1">
-      <w:start w:val="1"/>
-      <w:numFmt w:val="lowerLetter"/>
-      <w:lvlText w:val="%5."/>
-      <w:lvlJc w:val="left"/>
-      <w:pPr>
-        <w:ind w:left="3600" w:hanging="360"/>
-      </w:pPr>
-    </w:lvl>
-    <w:lvl w:ilvl="5" w:tplc="041A001B" w:tentative="1">
-      <w:start w:val="1"/>
-      <w:numFmt w:val="lowerRoman"/>
-      <w:lvlText w:val="%6."/>
-      <w:lvlJc w:val="right"/>
-      <w:pPr>
-        <w:ind w:left="4320" w:hanging="180"/>
-      </w:pPr>
-    </w:lvl>
-    <w:lvl w:ilvl="6" w:tplc="041A000F" w:tentative="1">
-      <w:start w:val="1"/>
-      <w:numFmt w:val="decimal"/>
-      <w:lvlText w:val="%7."/>
-      <w:lvlJc w:val="left"/>
-      <w:pPr>
-        <w:ind w:left="5040" w:hanging="360"/>
-      </w:pPr>
-    </w:lvl>
-    <w:lvl w:ilvl="7" w:tplc="041A0019" w:tentative="1">
-      <w:start w:val="1"/>
-      <w:numFmt w:val="lowerLetter"/>
-      <w:lvlText w:val="%8."/>
-      <w:lvlJc w:val="left"/>
-      <w:pPr>
-        <w:ind w:left="5760" w:hanging="360"/>
-      </w:pPr>
-    </w:lvl>
-    <w:lvl w:ilvl="8" w:tplc="041A001B" w:tentative="1">
-      <w:start w:val="1"/>
-      <w:numFmt w:val="lowerRoman"/>
-      <w:lvlText w:val="%9."/>
-      <w:lvlJc w:val="right"/>
-      <w:pPr>
-        <w:ind w:left="6480" w:hanging="180"/>
-      </w:pPr>
-    </w:lvl>
-  </w:abstractNum>
-  <w:abstractNum w:abstractNumId="18" w15:restartNumberingAfterBreak="0">
-    <w:nsid w:val="38E617E3"/>
-    <w:multiLevelType w:val="multilevel"/>
-    <w:tmpl w:val="2F2C23AA"/>
-    <w:lvl w:ilvl="0">
-      <w:start w:val="1"/>
-      <w:numFmt w:val="bullet"/>
-      <w:lvlText w:val=""/>
-      <w:lvlJc w:val="left"/>
-      <w:pPr>
-        <w:tabs>
-          <w:tab w:val="num" w:pos="720"/>
-        </w:tabs>
-        <w:ind w:left="720" w:hanging="360"/>
-      </w:pPr>
-      <w:rPr>
-        <w:rFonts w:ascii="Symbol" w:hAnsi="Symbol" w:hint="default"/>
-        <w:sz w:val="20"/>
-      </w:rPr>
-    </w:lvl>
-    <w:lvl w:ilvl="1" w:tentative="1">
-      <w:start w:val="1"/>
-      <w:numFmt w:val="bullet"/>
-      <w:lvlText w:val="o"/>
-      <w:lvlJc w:val="left"/>
-      <w:pPr>
-        <w:tabs>
-          <w:tab w:val="num" w:pos="1440"/>
-        </w:tabs>
-        <w:ind w:left="1440" w:hanging="360"/>
-      </w:pPr>
-      <w:rPr>
-        <w:rFonts w:ascii="Courier New" w:hAnsi="Courier New" w:hint="default"/>
-        <w:sz w:val="20"/>
-      </w:rPr>
-    </w:lvl>
-    <w:lvl w:ilvl="2" w:tentative="1">
-      <w:start w:val="1"/>
-      <w:numFmt w:val="bullet"/>
-      <w:lvlText w:val=""/>
-      <w:lvlJc w:val="left"/>
-      <w:pPr>
-        <w:tabs>
-          <w:tab w:val="num" w:pos="2160"/>
-        </w:tabs>
-        <w:ind w:left="2160" w:hanging="360"/>
-      </w:pPr>
-      <w:rPr>
-        <w:rFonts w:ascii="Wingdings" w:hAnsi="Wingdings" w:hint="default"/>
-        <w:sz w:val="20"/>
-      </w:rPr>
-    </w:lvl>
-    <w:lvl w:ilvl="3" w:tentative="1">
-      <w:start w:val="1"/>
-      <w:numFmt w:val="bullet"/>
-      <w:lvlText w:val=""/>
-      <w:lvlJc w:val="left"/>
-      <w:pPr>
-        <w:tabs>
-          <w:tab w:val="num" w:pos="2880"/>
-        </w:tabs>
-        <w:ind w:left="2880" w:hanging="360"/>
-      </w:pPr>
-      <w:rPr>
-        <w:rFonts w:ascii="Wingdings" w:hAnsi="Wingdings" w:hint="default"/>
-        <w:sz w:val="20"/>
-      </w:rPr>
-    </w:lvl>
-    <w:lvl w:ilvl="4" w:tentative="1">
-      <w:start w:val="1"/>
-      <w:numFmt w:val="bullet"/>
-      <w:lvlText w:val=""/>
-      <w:lvlJc w:val="left"/>
-      <w:pPr>
-        <w:tabs>
-          <w:tab w:val="num" w:pos="3600"/>
-        </w:tabs>
-        <w:ind w:left="3600" w:hanging="360"/>
-      </w:pPr>
-      <w:rPr>
-        <w:rFonts w:ascii="Wingdings" w:hAnsi="Wingdings" w:hint="default"/>
-        <w:sz w:val="20"/>
-      </w:rPr>
-    </w:lvl>
-    <w:lvl w:ilvl="5" w:tentative="1">
-      <w:start w:val="1"/>
-      <w:numFmt w:val="bullet"/>
-      <w:lvlText w:val=""/>
-      <w:lvlJc w:val="left"/>
-      <w:pPr>
-        <w:tabs>
-          <w:tab w:val="num" w:pos="4320"/>
-        </w:tabs>
-        <w:ind w:left="4320" w:hanging="360"/>
-      </w:pPr>
-      <w:rPr>
-        <w:rFonts w:ascii="Wingdings" w:hAnsi="Wingdings" w:hint="default"/>
-        <w:sz w:val="20"/>
-      </w:rPr>
-    </w:lvl>
-    <w:lvl w:ilvl="6" w:tentative="1">
-      <w:start w:val="1"/>
-      <w:numFmt w:val="bullet"/>
-      <w:lvlText w:val=""/>
-      <w:lvlJc w:val="left"/>
-      <w:pPr>
-        <w:tabs>
-          <w:tab w:val="num" w:pos="5040"/>
-        </w:tabs>
-        <w:ind w:left="5040" w:hanging="360"/>
-      </w:pPr>
-      <w:rPr>
-        <w:rFonts w:ascii="Wingdings" w:hAnsi="Wingdings" w:hint="default"/>
-        <w:sz w:val="20"/>
-      </w:rPr>
-    </w:lvl>
-    <w:lvl w:ilvl="7" w:tentative="1">
-      <w:start w:val="1"/>
-      <w:numFmt w:val="bullet"/>
-      <w:lvlText w:val=""/>
-      <w:lvlJc w:val="left"/>
-      <w:pPr>
-        <w:tabs>
-          <w:tab w:val="num" w:pos="5760"/>
-        </w:tabs>
-        <w:ind w:left="5760" w:hanging="360"/>
-      </w:pPr>
-      <w:rPr>
-        <w:rFonts w:ascii="Wingdings" w:hAnsi="Wingdings" w:hint="default"/>
-        <w:sz w:val="20"/>
-      </w:rPr>
-    </w:lvl>
-    <w:lvl w:ilvl="8" w:tentative="1">
-      <w:start w:val="1"/>
-      <w:numFmt w:val="bullet"/>
-      <w:lvlText w:val=""/>
-      <w:lvlJc w:val="left"/>
-      <w:pPr>
-        <w:tabs>
-          <w:tab w:val="num" w:pos="6480"/>
-        </w:tabs>
-        <w:ind w:left="6480" w:hanging="360"/>
-      </w:pPr>
-      <w:rPr>
-        <w:rFonts w:ascii="Wingdings" w:hAnsi="Wingdings" w:hint="default"/>
-        <w:sz w:val="20"/>
-      </w:rPr>
-    </w:lvl>
-  </w:abstractNum>
-  <w:abstractNum w:abstractNumId="19" w15:restartNumberingAfterBreak="0">
-    <w:nsid w:val="3C641197"/>
-    <w:multiLevelType w:val="hybridMultilevel"/>
-    <w:tmpl w:val="06A4165A"/>
-    <w:lvl w:ilvl="0" w:tplc="212C095C">
-      <w:start w:val="1"/>
-      <w:numFmt w:val="decimal"/>
-      <w:lvlText w:val="%1."/>
-      <w:lvlJc w:val="left"/>
-      <w:pPr>
-        <w:ind w:left="720" w:hanging="360"/>
-      </w:pPr>
-    </w:lvl>
-    <w:lvl w:ilvl="1" w:tplc="041A0019" w:tentative="1">
-      <w:start w:val="1"/>
-      <w:numFmt w:val="lowerLetter"/>
-      <w:lvlText w:val="%2."/>
-      <w:lvlJc w:val="left"/>
-      <w:pPr>
-        <w:ind w:left="1440" w:hanging="360"/>
-      </w:pPr>
-    </w:lvl>
-    <w:lvl w:ilvl="2" w:tplc="041A001B" w:tentative="1">
-      <w:start w:val="1"/>
-      <w:numFmt w:val="lowerRoman"/>
-      <w:lvlText w:val="%3."/>
-      <w:lvlJc w:val="right"/>
-      <w:pPr>
-        <w:ind w:left="2160" w:hanging="180"/>
-      </w:pPr>
-    </w:lvl>
-    <w:lvl w:ilvl="3" w:tplc="041A000F" w:tentative="1">
-      <w:start w:val="1"/>
-      <w:numFmt w:val="decimal"/>
-      <w:lvlText w:val="%4."/>
-      <w:lvlJc w:val="left"/>
-      <w:pPr>
-        <w:ind w:left="2880" w:hanging="360"/>
-      </w:pPr>
-    </w:lvl>
-    <w:lvl w:ilvl="4" w:tplc="041A0019" w:tentative="1">
-      <w:start w:val="1"/>
-      <w:numFmt w:val="lowerLetter"/>
-      <w:lvlText w:val="%5."/>
-      <w:lvlJc w:val="left"/>
-      <w:pPr>
-        <w:ind w:left="3600" w:hanging="360"/>
-      </w:pPr>
-    </w:lvl>
-    <w:lvl w:ilvl="5" w:tplc="041A001B" w:tentative="1">
-      <w:start w:val="1"/>
-      <w:numFmt w:val="lowerRoman"/>
-      <w:lvlText w:val="%6."/>
-      <w:lvlJc w:val="right"/>
-      <w:pPr>
-        <w:ind w:left="4320" w:hanging="180"/>
-      </w:pPr>
-    </w:lvl>
-    <w:lvl w:ilvl="6" w:tplc="041A000F" w:tentative="1">
-      <w:start w:val="1"/>
-      <w:numFmt w:val="decimal"/>
-      <w:lvlText w:val="%7."/>
-      <w:lvlJc w:val="left"/>
-      <w:pPr>
-        <w:ind w:left="5040" w:hanging="360"/>
-      </w:pPr>
-    </w:lvl>
-    <w:lvl w:ilvl="7" w:tplc="041A0019" w:tentative="1">
-      <w:start w:val="1"/>
-      <w:numFmt w:val="lowerLetter"/>
-      <w:lvlText w:val="%8."/>
-      <w:lvlJc w:val="left"/>
-      <w:pPr>
-        <w:ind w:left="5760" w:hanging="360"/>
-      </w:pPr>
-    </w:lvl>
-    <w:lvl w:ilvl="8" w:tplc="041A001B" w:tentative="1">
-      <w:start w:val="1"/>
-      <w:numFmt w:val="lowerRoman"/>
-      <w:lvlText w:val="%9."/>
-      <w:lvlJc w:val="right"/>
-      <w:pPr>
-        <w:ind w:left="6480" w:hanging="180"/>
-      </w:pPr>
-    </w:lvl>
-  </w:abstractNum>
-  <w:abstractNum w:abstractNumId="20" w15:restartNumberingAfterBreak="0">
-    <w:nsid w:val="44C46677"/>
-    <w:multiLevelType w:val="hybridMultilevel"/>
-    <w:tmpl w:val="42C02C6C"/>
+    <w:tmpl w:val="4BF44D7A"/>
     <w:lvl w:ilvl="0" w:tplc="041A0001">
       <w:start w:val="1"/>
       <w:numFmt w:val="bullet"/>
       <w:lvlText w:val=""/>
       <w:lvlJc w:val="left"/>
       <w:pPr>
-        <w:ind w:left="720" w:hanging="360"/>
+        <w:ind w:left="1080" w:hanging="360"/>
       </w:pPr>
       <w:rPr>
         <w:rFonts w:ascii="Symbol" w:hAnsi="Symbol" w:hint="default"/>
@@ -25515,7 +24283,7 @@
       <w:lvlText w:val="o"/>
       <w:lvlJc w:val="left"/>
       <w:pPr>
-        <w:ind w:left="1440" w:hanging="360"/>
+        <w:ind w:left="1800" w:hanging="360"/>
       </w:pPr>
       <w:rPr>
         <w:rFonts w:ascii="Courier New" w:hAnsi="Courier New" w:cs="Courier New" w:hint="default"/>
@@ -25527,7 +24295,7 @@
       <w:lvlText w:val=""/>
       <w:lvlJc w:val="left"/>
       <w:pPr>
-        <w:ind w:left="2160" w:hanging="360"/>
+        <w:ind w:left="2520" w:hanging="360"/>
       </w:pPr>
       <w:rPr>
         <w:rFonts w:ascii="Wingdings" w:hAnsi="Wingdings" w:hint="default"/>
@@ -25539,7 +24307,7 @@
       <w:lvlText w:val=""/>
       <w:lvlJc w:val="left"/>
       <w:pPr>
-        <w:ind w:left="2880" w:hanging="360"/>
+        <w:ind w:left="3240" w:hanging="360"/>
       </w:pPr>
       <w:rPr>
         <w:rFonts w:ascii="Symbol" w:hAnsi="Symbol" w:hint="default"/>
@@ -25551,7 +24319,7 @@
       <w:lvlText w:val="o"/>
       <w:lvlJc w:val="left"/>
       <w:pPr>
-        <w:ind w:left="3600" w:hanging="360"/>
+        <w:ind w:left="3960" w:hanging="360"/>
       </w:pPr>
       <w:rPr>
         <w:rFonts w:ascii="Courier New" w:hAnsi="Courier New" w:cs="Courier New" w:hint="default"/>
@@ -25563,7 +24331,7 @@
       <w:lvlText w:val=""/>
       <w:lvlJc w:val="left"/>
       <w:pPr>
-        <w:ind w:left="4320" w:hanging="360"/>
+        <w:ind w:left="4680" w:hanging="360"/>
       </w:pPr>
       <w:rPr>
         <w:rFonts w:ascii="Wingdings" w:hAnsi="Wingdings" w:hint="default"/>
@@ -25575,7 +24343,7 @@
       <w:lvlText w:val=""/>
       <w:lvlJc w:val="left"/>
       <w:pPr>
-        <w:ind w:left="5040" w:hanging="360"/>
+        <w:ind w:left="5400" w:hanging="360"/>
       </w:pPr>
       <w:rPr>
         <w:rFonts w:ascii="Symbol" w:hAnsi="Symbol" w:hint="default"/>
@@ -25587,7 +24355,7 @@
       <w:lvlText w:val="o"/>
       <w:lvlJc w:val="left"/>
       <w:pPr>
-        <w:ind w:left="5760" w:hanging="360"/>
+        <w:ind w:left="6120" w:hanging="360"/>
       </w:pPr>
       <w:rPr>
         <w:rFonts w:ascii="Courier New" w:hAnsi="Courier New" w:cs="Courier New" w:hint="default"/>
@@ -25599,24 +24367,24 @@
       <w:lvlText w:val=""/>
       <w:lvlJc w:val="left"/>
       <w:pPr>
-        <w:ind w:left="6480" w:hanging="360"/>
+        <w:ind w:left="6840" w:hanging="360"/>
       </w:pPr>
       <w:rPr>
         <w:rFonts w:ascii="Wingdings" w:hAnsi="Wingdings" w:hint="default"/>
       </w:rPr>
     </w:lvl>
   </w:abstractNum>
-  <w:abstractNum w:abstractNumId="21" w15:restartNumberingAfterBreak="0">
-    <w:nsid w:val="4AA60C4C"/>
+  <w:abstractNum w:abstractNumId="11" w15:restartNumberingAfterBreak="0">
+    <w:nsid w:val="6B241DF6"/>
     <w:multiLevelType w:val="hybridMultilevel"/>
-    <w:tmpl w:val="E4BE0A2A"/>
+    <w:tmpl w:val="2154066A"/>
     <w:lvl w:ilvl="0" w:tplc="041A0001">
       <w:start w:val="1"/>
       <w:numFmt w:val="bullet"/>
       <w:lvlText w:val=""/>
       <w:lvlJc w:val="left"/>
       <w:pPr>
-        <w:ind w:left="720" w:hanging="360"/>
+        <w:ind w:left="1080" w:hanging="360"/>
       </w:pPr>
       <w:rPr>
         <w:rFonts w:ascii="Symbol" w:hAnsi="Symbol" w:hint="default"/>
@@ -25628,7 +24396,7 @@
       <w:lvlText w:val="o"/>
       <w:lvlJc w:val="left"/>
       <w:pPr>
-        <w:ind w:left="1440" w:hanging="360"/>
+        <w:ind w:left="1800" w:hanging="360"/>
       </w:pPr>
       <w:rPr>
         <w:rFonts w:ascii="Courier New" w:hAnsi="Courier New" w:cs="Courier New" w:hint="default"/>
@@ -25640,7 +24408,7 @@
       <w:lvlText w:val=""/>
       <w:lvlJc w:val="left"/>
       <w:pPr>
-        <w:ind w:left="2160" w:hanging="360"/>
+        <w:ind w:left="2520" w:hanging="360"/>
       </w:pPr>
       <w:rPr>
         <w:rFonts w:ascii="Wingdings" w:hAnsi="Wingdings" w:hint="default"/>
@@ -25652,7 +24420,7 @@
       <w:lvlText w:val=""/>
       <w:lvlJc w:val="left"/>
       <w:pPr>
-        <w:ind w:left="2880" w:hanging="360"/>
+        <w:ind w:left="3240" w:hanging="360"/>
       </w:pPr>
       <w:rPr>
         <w:rFonts w:ascii="Symbol" w:hAnsi="Symbol" w:hint="default"/>
@@ -25664,7 +24432,7 @@
       <w:lvlText w:val="o"/>
       <w:lvlJc w:val="left"/>
       <w:pPr>
-        <w:ind w:left="3600" w:hanging="360"/>
+        <w:ind w:left="3960" w:hanging="360"/>
       </w:pPr>
       <w:rPr>
         <w:rFonts w:ascii="Courier New" w:hAnsi="Courier New" w:cs="Courier New" w:hint="default"/>
@@ -25676,7 +24444,7 @@
       <w:lvlText w:val=""/>
       <w:lvlJc w:val="left"/>
       <w:pPr>
-        <w:ind w:left="4320" w:hanging="360"/>
+        <w:ind w:left="4680" w:hanging="360"/>
       </w:pPr>
       <w:rPr>
         <w:rFonts w:ascii="Wingdings" w:hAnsi="Wingdings" w:hint="default"/>
@@ -25688,7 +24456,7 @@
       <w:lvlText w:val=""/>
       <w:lvlJc w:val="left"/>
       <w:pPr>
-        <w:ind w:left="5040" w:hanging="360"/>
+        <w:ind w:left="5400" w:hanging="360"/>
       </w:pPr>
       <w:rPr>
         <w:rFonts w:ascii="Symbol" w:hAnsi="Symbol" w:hint="default"/>
@@ -25700,7 +24468,7 @@
       <w:lvlText w:val="o"/>
       <w:lvlJc w:val="left"/>
       <w:pPr>
-        <w:ind w:left="5760" w:hanging="360"/>
+        <w:ind w:left="6120" w:hanging="360"/>
       </w:pPr>
       <w:rPr>
         <w:rFonts w:ascii="Courier New" w:hAnsi="Courier New" w:cs="Courier New" w:hint="default"/>
@@ -25712,24 +24480,24 @@
       <w:lvlText w:val=""/>
       <w:lvlJc w:val="left"/>
       <w:pPr>
-        <w:ind w:left="6480" w:hanging="360"/>
+        <w:ind w:left="6840" w:hanging="360"/>
       </w:pPr>
       <w:rPr>
         <w:rFonts w:ascii="Wingdings" w:hAnsi="Wingdings" w:hint="default"/>
       </w:rPr>
     </w:lvl>
   </w:abstractNum>
-  <w:abstractNum w:abstractNumId="22" w15:restartNumberingAfterBreak="0">
-    <w:nsid w:val="4C2438C8"/>
+  <w:abstractNum w:abstractNumId="12" w15:restartNumberingAfterBreak="0">
+    <w:nsid w:val="71E77C92"/>
     <w:multiLevelType w:val="hybridMultilevel"/>
-    <w:tmpl w:val="3B4884C6"/>
+    <w:tmpl w:val="7EFAAF06"/>
     <w:lvl w:ilvl="0" w:tplc="041A0001">
       <w:start w:val="1"/>
       <w:numFmt w:val="bullet"/>
       <w:lvlText w:val=""/>
       <w:lvlJc w:val="left"/>
       <w:pPr>
-        <w:ind w:left="720" w:hanging="360"/>
+        <w:ind w:left="1080" w:hanging="360"/>
       </w:pPr>
       <w:rPr>
         <w:rFonts w:ascii="Symbol" w:hAnsi="Symbol" w:hint="default"/>
@@ -25741,7 +24509,7 @@
       <w:lvlText w:val="o"/>
       <w:lvlJc w:val="left"/>
       <w:pPr>
-        <w:ind w:left="1440" w:hanging="360"/>
+        <w:ind w:left="1800" w:hanging="360"/>
       </w:pPr>
       <w:rPr>
         <w:rFonts w:ascii="Courier New" w:hAnsi="Courier New" w:cs="Courier New" w:hint="default"/>
@@ -25753,7 +24521,7 @@
       <w:lvlText w:val=""/>
       <w:lvlJc w:val="left"/>
       <w:pPr>
-        <w:ind w:left="2160" w:hanging="360"/>
+        <w:ind w:left="2520" w:hanging="360"/>
       </w:pPr>
       <w:rPr>
         <w:rFonts w:ascii="Wingdings" w:hAnsi="Wingdings" w:hint="default"/>
@@ -25765,7 +24533,7 @@
       <w:lvlText w:val=""/>
       <w:lvlJc w:val="left"/>
       <w:pPr>
-        <w:ind w:left="2880" w:hanging="360"/>
+        <w:ind w:left="3240" w:hanging="360"/>
       </w:pPr>
       <w:rPr>
         <w:rFonts w:ascii="Symbol" w:hAnsi="Symbol" w:hint="default"/>
@@ -25777,7 +24545,7 @@
       <w:lvlText w:val="o"/>
       <w:lvlJc w:val="left"/>
       <w:pPr>
-        <w:ind w:left="3600" w:hanging="360"/>
+        <w:ind w:left="3960" w:hanging="360"/>
       </w:pPr>
       <w:rPr>
         <w:rFonts w:ascii="Courier New" w:hAnsi="Courier New" w:cs="Courier New" w:hint="default"/>
@@ -25789,7 +24557,7 @@
       <w:lvlText w:val=""/>
       <w:lvlJc w:val="left"/>
       <w:pPr>
-        <w:ind w:left="4320" w:hanging="360"/>
+        <w:ind w:left="4680" w:hanging="360"/>
       </w:pPr>
       <w:rPr>
         <w:rFonts w:ascii="Wingdings" w:hAnsi="Wingdings" w:hint="default"/>
@@ -25801,7 +24569,7 @@
       <w:lvlText w:val=""/>
       <w:lvlJc w:val="left"/>
       <w:pPr>
-        <w:ind w:left="5040" w:hanging="360"/>
+        <w:ind w:left="5400" w:hanging="360"/>
       </w:pPr>
       <w:rPr>
         <w:rFonts w:ascii="Symbol" w:hAnsi="Symbol" w:hint="default"/>
@@ -25813,7 +24581,7 @@
       <w:lvlText w:val="o"/>
       <w:lvlJc w:val="left"/>
       <w:pPr>
-        <w:ind w:left="5760" w:hanging="360"/>
+        <w:ind w:left="6120" w:hanging="360"/>
       </w:pPr>
       <w:rPr>
         <w:rFonts w:ascii="Courier New" w:hAnsi="Courier New" w:cs="Courier New" w:hint="default"/>
@@ -25825,166 +24593,17 @@
       <w:lvlText w:val=""/>
       <w:lvlJc w:val="left"/>
       <w:pPr>
-        <w:ind w:left="6480" w:hanging="360"/>
+        <w:ind w:left="6840" w:hanging="360"/>
       </w:pPr>
       <w:rPr>
         <w:rFonts w:ascii="Wingdings" w:hAnsi="Wingdings" w:hint="default"/>
       </w:rPr>
     </w:lvl>
   </w:abstractNum>
-  <w:abstractNum w:abstractNumId="23" w15:restartNumberingAfterBreak="0">
-    <w:nsid w:val="4CBE5E0A"/>
-    <w:multiLevelType w:val="multilevel"/>
-    <w:tmpl w:val="F8628F5A"/>
-    <w:lvl w:ilvl="0">
-      <w:start w:val="1"/>
-      <w:numFmt w:val="bullet"/>
-      <w:lvlText w:val=""/>
-      <w:lvlJc w:val="left"/>
-      <w:pPr>
-        <w:tabs>
-          <w:tab w:val="num" w:pos="720"/>
-        </w:tabs>
-        <w:ind w:left="720" w:hanging="360"/>
-      </w:pPr>
-      <w:rPr>
-        <w:rFonts w:ascii="Symbol" w:hAnsi="Symbol" w:hint="default"/>
-        <w:sz w:val="20"/>
-      </w:rPr>
-    </w:lvl>
-    <w:lvl w:ilvl="1" w:tentative="1">
-      <w:start w:val="1"/>
-      <w:numFmt w:val="bullet"/>
-      <w:lvlText w:val="o"/>
-      <w:lvlJc w:val="left"/>
-      <w:pPr>
-        <w:tabs>
-          <w:tab w:val="num" w:pos="1440"/>
-        </w:tabs>
-        <w:ind w:left="1440" w:hanging="360"/>
-      </w:pPr>
-      <w:rPr>
-        <w:rFonts w:ascii="Courier New" w:hAnsi="Courier New" w:hint="default"/>
-        <w:sz w:val="20"/>
-      </w:rPr>
-    </w:lvl>
-    <w:lvl w:ilvl="2" w:tentative="1">
-      <w:start w:val="1"/>
-      <w:numFmt w:val="bullet"/>
-      <w:lvlText w:val=""/>
-      <w:lvlJc w:val="left"/>
-      <w:pPr>
-        <w:tabs>
-          <w:tab w:val="num" w:pos="2160"/>
-        </w:tabs>
-        <w:ind w:left="2160" w:hanging="360"/>
-      </w:pPr>
-      <w:rPr>
-        <w:rFonts w:ascii="Wingdings" w:hAnsi="Wingdings" w:hint="default"/>
-        <w:sz w:val="20"/>
-      </w:rPr>
-    </w:lvl>
-    <w:lvl w:ilvl="3" w:tentative="1">
-      <w:start w:val="1"/>
-      <w:numFmt w:val="bullet"/>
-      <w:lvlText w:val=""/>
-      <w:lvlJc w:val="left"/>
-      <w:pPr>
-        <w:tabs>
-          <w:tab w:val="num" w:pos="2880"/>
-        </w:tabs>
-        <w:ind w:left="2880" w:hanging="360"/>
-      </w:pPr>
-      <w:rPr>
-        <w:rFonts w:ascii="Wingdings" w:hAnsi="Wingdings" w:hint="default"/>
-        <w:sz w:val="20"/>
-      </w:rPr>
-    </w:lvl>
-    <w:lvl w:ilvl="4" w:tentative="1">
-      <w:start w:val="1"/>
-      <w:numFmt w:val="bullet"/>
-      <w:lvlText w:val=""/>
-      <w:lvlJc w:val="left"/>
-      <w:pPr>
-        <w:tabs>
-          <w:tab w:val="num" w:pos="3600"/>
-        </w:tabs>
-        <w:ind w:left="3600" w:hanging="360"/>
-      </w:pPr>
-      <w:rPr>
-        <w:rFonts w:ascii="Wingdings" w:hAnsi="Wingdings" w:hint="default"/>
-        <w:sz w:val="20"/>
-      </w:rPr>
-    </w:lvl>
-    <w:lvl w:ilvl="5" w:tentative="1">
-      <w:start w:val="1"/>
-      <w:numFmt w:val="bullet"/>
-      <w:lvlText w:val=""/>
-      <w:lvlJc w:val="left"/>
-      <w:pPr>
-        <w:tabs>
-          <w:tab w:val="num" w:pos="4320"/>
-        </w:tabs>
-        <w:ind w:left="4320" w:hanging="360"/>
-      </w:pPr>
-      <w:rPr>
-        <w:rFonts w:ascii="Wingdings" w:hAnsi="Wingdings" w:hint="default"/>
-        <w:sz w:val="20"/>
-      </w:rPr>
-    </w:lvl>
-    <w:lvl w:ilvl="6" w:tentative="1">
-      <w:start w:val="1"/>
-      <w:numFmt w:val="bullet"/>
-      <w:lvlText w:val=""/>
-      <w:lvlJc w:val="left"/>
-      <w:pPr>
-        <w:tabs>
-          <w:tab w:val="num" w:pos="5040"/>
-        </w:tabs>
-        <w:ind w:left="5040" w:hanging="360"/>
-      </w:pPr>
-      <w:rPr>
-        <w:rFonts w:ascii="Wingdings" w:hAnsi="Wingdings" w:hint="default"/>
-        <w:sz w:val="20"/>
-      </w:rPr>
-    </w:lvl>
-    <w:lvl w:ilvl="7" w:tentative="1">
-      <w:start w:val="1"/>
-      <w:numFmt w:val="bullet"/>
-      <w:lvlText w:val=""/>
-      <w:lvlJc w:val="left"/>
-      <w:pPr>
-        <w:tabs>
-          <w:tab w:val="num" w:pos="5760"/>
-        </w:tabs>
-        <w:ind w:left="5760" w:hanging="360"/>
-      </w:pPr>
-      <w:rPr>
-        <w:rFonts w:ascii="Wingdings" w:hAnsi="Wingdings" w:hint="default"/>
-        <w:sz w:val="20"/>
-      </w:rPr>
-    </w:lvl>
-    <w:lvl w:ilvl="8" w:tentative="1">
-      <w:start w:val="1"/>
-      <w:numFmt w:val="bullet"/>
-      <w:lvlText w:val=""/>
-      <w:lvlJc w:val="left"/>
-      <w:pPr>
-        <w:tabs>
-          <w:tab w:val="num" w:pos="6480"/>
-        </w:tabs>
-        <w:ind w:left="6480" w:hanging="360"/>
-      </w:pPr>
-      <w:rPr>
-        <w:rFonts w:ascii="Wingdings" w:hAnsi="Wingdings" w:hint="default"/>
-        <w:sz w:val="20"/>
-      </w:rPr>
-    </w:lvl>
-  </w:abstractNum>
-  <w:abstractNum w:abstractNumId="24" w15:restartNumberingAfterBreak="0">
-    <w:nsid w:val="4D28358E"/>
+  <w:abstractNum w:abstractNumId="13" w15:restartNumberingAfterBreak="0">
+    <w:nsid w:val="71EC403B"/>
     <w:multiLevelType w:val="hybridMultilevel"/>
-    <w:tmpl w:val="9CB083A6"/>
+    <w:tmpl w:val="9C2A8F84"/>
     <w:lvl w:ilvl="0" w:tplc="041A0001">
       <w:start w:val="1"/>
       <w:numFmt w:val="bullet"/>
@@ -26094,17 +24713,17 @@
       </w:rPr>
     </w:lvl>
   </w:abstractNum>
-  <w:abstractNum w:abstractNumId="25" w15:restartNumberingAfterBreak="0">
-    <w:nsid w:val="50CD1FD5"/>
+  <w:abstractNum w:abstractNumId="14" w15:restartNumberingAfterBreak="0">
+    <w:nsid w:val="73C06714"/>
     <w:multiLevelType w:val="hybridMultilevel"/>
-    <w:tmpl w:val="8F6210C4"/>
+    <w:tmpl w:val="6CCC649E"/>
     <w:lvl w:ilvl="0" w:tplc="041A0001">
       <w:start w:val="1"/>
       <w:numFmt w:val="bullet"/>
       <w:lvlText w:val=""/>
       <w:lvlJc w:val="left"/>
       <w:pPr>
-        <w:ind w:left="780" w:hanging="360"/>
+        <w:ind w:left="1080" w:hanging="360"/>
       </w:pPr>
       <w:rPr>
         <w:rFonts w:ascii="Symbol" w:hAnsi="Symbol" w:hint="default"/>
@@ -26116,7 +24735,7 @@
       <w:lvlText w:val="o"/>
       <w:lvlJc w:val="left"/>
       <w:pPr>
-        <w:ind w:left="1500" w:hanging="360"/>
+        <w:ind w:left="1800" w:hanging="360"/>
       </w:pPr>
       <w:rPr>
         <w:rFonts w:ascii="Courier New" w:hAnsi="Courier New" w:cs="Courier New" w:hint="default"/>
@@ -26128,7 +24747,7 @@
       <w:lvlText w:val=""/>
       <w:lvlJc w:val="left"/>
       <w:pPr>
-        <w:ind w:left="2220" w:hanging="360"/>
+        <w:ind w:left="2520" w:hanging="360"/>
       </w:pPr>
       <w:rPr>
         <w:rFonts w:ascii="Wingdings" w:hAnsi="Wingdings" w:hint="default"/>
@@ -26140,7 +24759,7 @@
       <w:lvlText w:val=""/>
       <w:lvlJc w:val="left"/>
       <w:pPr>
-        <w:ind w:left="2940" w:hanging="360"/>
+        <w:ind w:left="3240" w:hanging="360"/>
       </w:pPr>
       <w:rPr>
         <w:rFonts w:ascii="Symbol" w:hAnsi="Symbol" w:hint="default"/>
@@ -26152,7 +24771,7 @@
       <w:lvlText w:val="o"/>
       <w:lvlJc w:val="left"/>
       <w:pPr>
-        <w:ind w:left="3660" w:hanging="360"/>
+        <w:ind w:left="3960" w:hanging="360"/>
       </w:pPr>
       <w:rPr>
         <w:rFonts w:ascii="Courier New" w:hAnsi="Courier New" w:cs="Courier New" w:hint="default"/>
@@ -26164,7 +24783,7 @@
       <w:lvlText w:val=""/>
       <w:lvlJc w:val="left"/>
       <w:pPr>
-        <w:ind w:left="4380" w:hanging="360"/>
+        <w:ind w:left="4680" w:hanging="360"/>
       </w:pPr>
       <w:rPr>
         <w:rFonts w:ascii="Wingdings" w:hAnsi="Wingdings" w:hint="default"/>
@@ -26176,7 +24795,7 @@
       <w:lvlText w:val=""/>
       <w:lvlJc w:val="left"/>
       <w:pPr>
-        <w:ind w:left="5100" w:hanging="360"/>
+        <w:ind w:left="5400" w:hanging="360"/>
       </w:pPr>
       <w:rPr>
         <w:rFonts w:ascii="Symbol" w:hAnsi="Symbol" w:hint="default"/>
@@ -26188,7 +24807,7 @@
       <w:lvlText w:val="o"/>
       <w:lvlJc w:val="left"/>
       <w:pPr>
-        <w:ind w:left="5820" w:hanging="360"/>
+        <w:ind w:left="6120" w:hanging="360"/>
       </w:pPr>
       <w:rPr>
         <w:rFonts w:ascii="Courier New" w:hAnsi="Courier New" w:cs="Courier New" w:hint="default"/>
@@ -26200,306 +24819,24 @@
       <w:lvlText w:val=""/>
       <w:lvlJc w:val="left"/>
       <w:pPr>
-        <w:ind w:left="6540" w:hanging="360"/>
+        <w:ind w:left="6840" w:hanging="360"/>
       </w:pPr>
       <w:rPr>
         <w:rFonts w:ascii="Wingdings" w:hAnsi="Wingdings" w:hint="default"/>
       </w:rPr>
     </w:lvl>
   </w:abstractNum>
-  <w:abstractNum w:abstractNumId="26" w15:restartNumberingAfterBreak="0">
-    <w:nsid w:val="51CE02E5"/>
+  <w:abstractNum w:abstractNumId="15" w15:restartNumberingAfterBreak="0">
+    <w:nsid w:val="77124A7A"/>
     <w:multiLevelType w:val="hybridMultilevel"/>
-    <w:tmpl w:val="AA34F6F6"/>
-    <w:lvl w:ilvl="0" w:tplc="5BF07D3E">
-      <w:start w:val="1"/>
-      <w:numFmt w:val="decimal"/>
-      <w:lvlText w:val="%1."/>
-      <w:lvlJc w:val="left"/>
-      <w:pPr>
-        <w:ind w:left="720" w:hanging="360"/>
-      </w:pPr>
-    </w:lvl>
-    <w:lvl w:ilvl="1" w:tplc="041A0019" w:tentative="1">
-      <w:start w:val="1"/>
-      <w:numFmt w:val="lowerLetter"/>
-      <w:lvlText w:val="%2."/>
-      <w:lvlJc w:val="left"/>
-      <w:pPr>
-        <w:ind w:left="1440" w:hanging="360"/>
-      </w:pPr>
-    </w:lvl>
-    <w:lvl w:ilvl="2" w:tplc="041A001B" w:tentative="1">
-      <w:start w:val="1"/>
-      <w:numFmt w:val="lowerRoman"/>
-      <w:lvlText w:val="%3."/>
-      <w:lvlJc w:val="right"/>
-      <w:pPr>
-        <w:ind w:left="2160" w:hanging="180"/>
-      </w:pPr>
-    </w:lvl>
-    <w:lvl w:ilvl="3" w:tplc="041A000F" w:tentative="1">
-      <w:start w:val="1"/>
-      <w:numFmt w:val="decimal"/>
-      <w:lvlText w:val="%4."/>
-      <w:lvlJc w:val="left"/>
-      <w:pPr>
-        <w:ind w:left="2880" w:hanging="360"/>
-      </w:pPr>
-    </w:lvl>
-    <w:lvl w:ilvl="4" w:tplc="041A0019" w:tentative="1">
-      <w:start w:val="1"/>
-      <w:numFmt w:val="lowerLetter"/>
-      <w:lvlText w:val="%5."/>
-      <w:lvlJc w:val="left"/>
-      <w:pPr>
-        <w:ind w:left="3600" w:hanging="360"/>
-      </w:pPr>
-    </w:lvl>
-    <w:lvl w:ilvl="5" w:tplc="041A001B" w:tentative="1">
-      <w:start w:val="1"/>
-      <w:numFmt w:val="lowerRoman"/>
-      <w:lvlText w:val="%6."/>
-      <w:lvlJc w:val="right"/>
-      <w:pPr>
-        <w:ind w:left="4320" w:hanging="180"/>
-      </w:pPr>
-    </w:lvl>
-    <w:lvl w:ilvl="6" w:tplc="041A000F" w:tentative="1">
-      <w:start w:val="1"/>
-      <w:numFmt w:val="decimal"/>
-      <w:lvlText w:val="%7."/>
-      <w:lvlJc w:val="left"/>
-      <w:pPr>
-        <w:ind w:left="5040" w:hanging="360"/>
-      </w:pPr>
-    </w:lvl>
-    <w:lvl w:ilvl="7" w:tplc="041A0019" w:tentative="1">
-      <w:start w:val="1"/>
-      <w:numFmt w:val="lowerLetter"/>
-      <w:lvlText w:val="%8."/>
-      <w:lvlJc w:val="left"/>
-      <w:pPr>
-        <w:ind w:left="5760" w:hanging="360"/>
-      </w:pPr>
-    </w:lvl>
-    <w:lvl w:ilvl="8" w:tplc="041A001B" w:tentative="1">
-      <w:start w:val="1"/>
-      <w:numFmt w:val="lowerRoman"/>
-      <w:lvlText w:val="%9."/>
-      <w:lvlJc w:val="right"/>
-      <w:pPr>
-        <w:ind w:left="6480" w:hanging="180"/>
-      </w:pPr>
-    </w:lvl>
-  </w:abstractNum>
-  <w:abstractNum w:abstractNumId="27" w15:restartNumberingAfterBreak="0">
-    <w:nsid w:val="583D6DB3"/>
-    <w:multiLevelType w:val="multilevel"/>
-    <w:tmpl w:val="DD662AC8"/>
-    <w:lvl w:ilvl="0">
-      <w:start w:val="1"/>
-      <w:numFmt w:val="decimal"/>
-      <w:lvlText w:val="%1."/>
-      <w:lvlJc w:val="left"/>
-      <w:pPr>
-        <w:ind w:left="360" w:hanging="360"/>
-      </w:pPr>
-    </w:lvl>
-    <w:lvl w:ilvl="1">
-      <w:start w:val="1"/>
-      <w:numFmt w:val="decimal"/>
-      <w:lvlText w:val="%1.%2"/>
-      <w:lvlJc w:val="left"/>
-      <w:pPr>
-        <w:ind w:left="576" w:hanging="576"/>
-      </w:pPr>
-    </w:lvl>
-    <w:lvl w:ilvl="2">
-      <w:start w:val="1"/>
-      <w:numFmt w:val="decimal"/>
-      <w:lvlText w:val="%1.%2.%3"/>
-      <w:lvlJc w:val="left"/>
-      <w:pPr>
-        <w:ind w:left="720" w:hanging="720"/>
-      </w:pPr>
-    </w:lvl>
-    <w:lvl w:ilvl="3">
-      <w:start w:val="1"/>
-      <w:numFmt w:val="decimal"/>
-      <w:lvlText w:val="%1.%2.%3.%4"/>
-      <w:lvlJc w:val="left"/>
-      <w:pPr>
-        <w:ind w:left="864" w:hanging="864"/>
-      </w:pPr>
-    </w:lvl>
-    <w:lvl w:ilvl="4">
-      <w:start w:val="1"/>
-      <w:numFmt w:val="decimal"/>
-      <w:lvlText w:val="%1.%2.%3.%4.%5"/>
-      <w:lvlJc w:val="left"/>
-      <w:pPr>
-        <w:ind w:left="1008" w:hanging="1008"/>
-      </w:pPr>
-    </w:lvl>
-    <w:lvl w:ilvl="5">
-      <w:start w:val="1"/>
-      <w:numFmt w:val="decimal"/>
-      <w:lvlText w:val="%1.%2.%3.%4.%5.%6"/>
-      <w:lvlJc w:val="left"/>
-      <w:pPr>
-        <w:ind w:left="1152" w:hanging="1152"/>
-      </w:pPr>
-    </w:lvl>
-    <w:lvl w:ilvl="6">
-      <w:start w:val="1"/>
-      <w:numFmt w:val="decimal"/>
-      <w:lvlText w:val="%1.%2.%3.%4.%5.%6.%7"/>
-      <w:lvlJc w:val="left"/>
-      <w:pPr>
-        <w:ind w:left="1296" w:hanging="1296"/>
-      </w:pPr>
-    </w:lvl>
-    <w:lvl w:ilvl="7">
-      <w:start w:val="1"/>
-      <w:numFmt w:val="decimal"/>
-      <w:lvlText w:val="%1.%2.%3.%4.%5.%6.%7.%8"/>
-      <w:lvlJc w:val="left"/>
-      <w:pPr>
-        <w:ind w:left="1440" w:hanging="1440"/>
-      </w:pPr>
-    </w:lvl>
-    <w:lvl w:ilvl="8">
-      <w:start w:val="1"/>
-      <w:numFmt w:val="decimal"/>
-      <w:lvlText w:val="%1.%2.%3.%4.%5.%6.%7.%8.%9"/>
-      <w:lvlJc w:val="left"/>
-      <w:pPr>
-        <w:ind w:left="1584" w:hanging="1584"/>
-      </w:pPr>
-    </w:lvl>
-  </w:abstractNum>
-  <w:abstractNum w:abstractNumId="28" w15:restartNumberingAfterBreak="0">
-    <w:nsid w:val="5E397C7D"/>
-    <w:multiLevelType w:val="multilevel"/>
-    <w:tmpl w:val="294E1524"/>
-    <w:lvl w:ilvl="0">
-      <w:start w:val="1"/>
-      <w:numFmt w:val="decimal"/>
-      <w:lvlText w:val="%1."/>
-      <w:lvlJc w:val="left"/>
-      <w:pPr>
-        <w:ind w:left="360" w:hanging="360"/>
-      </w:pPr>
-      <w:rPr>
-        <w:rFonts w:hint="default"/>
-      </w:rPr>
-    </w:lvl>
-    <w:lvl w:ilvl="1">
-      <w:start w:val="1"/>
-      <w:numFmt w:val="decimal"/>
-      <w:lvlText w:val="%1.%2"/>
-      <w:lvlJc w:val="left"/>
-      <w:pPr>
-        <w:ind w:left="720" w:hanging="360"/>
-      </w:pPr>
-      <w:rPr>
-        <w:rFonts w:hint="default"/>
-      </w:rPr>
-    </w:lvl>
-    <w:lvl w:ilvl="2">
-      <w:start w:val="1"/>
-      <w:numFmt w:val="lowerRoman"/>
-      <w:lvlText w:val="%3)"/>
-      <w:lvlJc w:val="left"/>
-      <w:pPr>
-        <w:ind w:left="1080" w:hanging="360"/>
-      </w:pPr>
-      <w:rPr>
-        <w:rFonts w:hint="default"/>
-      </w:rPr>
-    </w:lvl>
-    <w:lvl w:ilvl="3">
-      <w:start w:val="1"/>
-      <w:numFmt w:val="decimal"/>
-      <w:lvlText w:val="(%4)"/>
-      <w:lvlJc w:val="left"/>
-      <w:pPr>
-        <w:ind w:left="1440" w:hanging="360"/>
-      </w:pPr>
-      <w:rPr>
-        <w:rFonts w:hint="default"/>
-      </w:rPr>
-    </w:lvl>
-    <w:lvl w:ilvl="4">
-      <w:start w:val="1"/>
-      <w:numFmt w:val="lowerLetter"/>
-      <w:lvlText w:val="(%5)"/>
-      <w:lvlJc w:val="left"/>
-      <w:pPr>
-        <w:ind w:left="1800" w:hanging="360"/>
-      </w:pPr>
-      <w:rPr>
-        <w:rFonts w:hint="default"/>
-      </w:rPr>
-    </w:lvl>
-    <w:lvl w:ilvl="5">
-      <w:start w:val="1"/>
-      <w:numFmt w:val="lowerRoman"/>
-      <w:lvlText w:val="(%6)"/>
-      <w:lvlJc w:val="left"/>
-      <w:pPr>
-        <w:ind w:left="2160" w:hanging="360"/>
-      </w:pPr>
-      <w:rPr>
-        <w:rFonts w:hint="default"/>
-      </w:rPr>
-    </w:lvl>
-    <w:lvl w:ilvl="6">
-      <w:start w:val="1"/>
-      <w:numFmt w:val="decimal"/>
-      <w:lvlText w:val="%7."/>
-      <w:lvlJc w:val="left"/>
-      <w:pPr>
-        <w:ind w:left="2520" w:hanging="360"/>
-      </w:pPr>
-    </w:lvl>
-    <w:lvl w:ilvl="7">
-      <w:start w:val="1"/>
-      <w:numFmt w:val="lowerLetter"/>
-      <w:lvlText w:val="%8."/>
-      <w:lvlJc w:val="left"/>
-      <w:pPr>
-        <w:ind w:left="2880" w:hanging="360"/>
-      </w:pPr>
-      <w:rPr>
-        <w:rFonts w:hint="default"/>
-      </w:rPr>
-    </w:lvl>
-    <w:lvl w:ilvl="8">
-      <w:start w:val="1"/>
-      <w:numFmt w:val="lowerRoman"/>
-      <w:lvlText w:val="%9."/>
-      <w:lvlJc w:val="left"/>
-      <w:pPr>
-        <w:ind w:left="3240" w:hanging="360"/>
-      </w:pPr>
-      <w:rPr>
-        <w:rFonts w:hint="default"/>
-      </w:rPr>
-    </w:lvl>
-  </w:abstractNum>
-  <w:abstractNum w:abstractNumId="29" w15:restartNumberingAfterBreak="0">
-    <w:nsid w:val="654B291C"/>
-    <w:multiLevelType w:val="hybridMultilevel"/>
-    <w:tmpl w:val="8D8C94B8"/>
+    <w:tmpl w:val="F7FACB18"/>
     <w:lvl w:ilvl="0" w:tplc="041A0001">
       <w:start w:val="1"/>
       <w:numFmt w:val="bullet"/>
       <w:lvlText w:val=""/>
       <w:lvlJc w:val="left"/>
       <w:pPr>
-        <w:ind w:left="720" w:hanging="360"/>
+        <w:ind w:left="1080" w:hanging="360"/>
       </w:pPr>
       <w:rPr>
         <w:rFonts w:ascii="Symbol" w:hAnsi="Symbol" w:hint="default"/>
@@ -26511,7 +24848,7 @@
       <w:lvlText w:val="o"/>
       <w:lvlJc w:val="left"/>
       <w:pPr>
-        <w:ind w:left="1440" w:hanging="360"/>
+        <w:ind w:left="1800" w:hanging="360"/>
       </w:pPr>
       <w:rPr>
         <w:rFonts w:ascii="Courier New" w:hAnsi="Courier New" w:cs="Courier New" w:hint="default"/>
@@ -26523,7 +24860,7 @@
       <w:lvlText w:val=""/>
       <w:lvlJc w:val="left"/>
       <w:pPr>
-        <w:ind w:left="2160" w:hanging="360"/>
+        <w:ind w:left="2520" w:hanging="360"/>
       </w:pPr>
       <w:rPr>
         <w:rFonts w:ascii="Wingdings" w:hAnsi="Wingdings" w:hint="default"/>
@@ -26535,7 +24872,7 @@
       <w:lvlText w:val=""/>
       <w:lvlJc w:val="left"/>
       <w:pPr>
-        <w:ind w:left="2880" w:hanging="360"/>
+        <w:ind w:left="3240" w:hanging="360"/>
       </w:pPr>
       <w:rPr>
         <w:rFonts w:ascii="Symbol" w:hAnsi="Symbol" w:hint="default"/>
@@ -26547,7 +24884,7 @@
       <w:lvlText w:val="o"/>
       <w:lvlJc w:val="left"/>
       <w:pPr>
-        <w:ind w:left="3600" w:hanging="360"/>
+        <w:ind w:left="3960" w:hanging="360"/>
       </w:pPr>
       <w:rPr>
         <w:rFonts w:ascii="Courier New" w:hAnsi="Courier New" w:cs="Courier New" w:hint="default"/>
@@ -26559,7 +24896,7 @@
       <w:lvlText w:val=""/>
       <w:lvlJc w:val="left"/>
       <w:pPr>
-        <w:ind w:left="4320" w:hanging="360"/>
+        <w:ind w:left="4680" w:hanging="360"/>
       </w:pPr>
       <w:rPr>
         <w:rFonts w:ascii="Wingdings" w:hAnsi="Wingdings" w:hint="default"/>
@@ -26571,7 +24908,7 @@
       <w:lvlText w:val=""/>
       <w:lvlJc w:val="left"/>
       <w:pPr>
-        <w:ind w:left="5040" w:hanging="360"/>
+        <w:ind w:left="5400" w:hanging="360"/>
       </w:pPr>
       <w:rPr>
         <w:rFonts w:ascii="Symbol" w:hAnsi="Symbol" w:hint="default"/>
@@ -26583,7 +24920,7 @@
       <w:lvlText w:val="o"/>
       <w:lvlJc w:val="left"/>
       <w:pPr>
-        <w:ind w:left="5760" w:hanging="360"/>
+        <w:ind w:left="6120" w:hanging="360"/>
       </w:pPr>
       <w:rPr>
         <w:rFonts w:ascii="Courier New" w:hAnsi="Courier New" w:cs="Courier New" w:hint="default"/>
@@ -26595,262 +24932,24 @@
       <w:lvlText w:val=""/>
       <w:lvlJc w:val="left"/>
       <w:pPr>
-        <w:ind w:left="6480" w:hanging="360"/>
+        <w:ind w:left="6840" w:hanging="360"/>
       </w:pPr>
       <w:rPr>
         <w:rFonts w:ascii="Wingdings" w:hAnsi="Wingdings" w:hint="default"/>
       </w:rPr>
     </w:lvl>
   </w:abstractNum>
-  <w:abstractNum w:abstractNumId="30" w15:restartNumberingAfterBreak="0">
-    <w:nsid w:val="6589773A"/>
-    <w:multiLevelType w:val="multilevel"/>
-    <w:tmpl w:val="9168D80E"/>
-    <w:lvl w:ilvl="0">
-      <w:start w:val="1"/>
-      <w:numFmt w:val="bullet"/>
-      <w:lvlText w:val=""/>
-      <w:lvlJc w:val="left"/>
-      <w:pPr>
-        <w:tabs>
-          <w:tab w:val="num" w:pos="720"/>
-        </w:tabs>
-        <w:ind w:left="720" w:hanging="360"/>
-      </w:pPr>
-      <w:rPr>
-        <w:rFonts w:ascii="Symbol" w:hAnsi="Symbol" w:hint="default"/>
-        <w:sz w:val="20"/>
-      </w:rPr>
-    </w:lvl>
-    <w:lvl w:ilvl="1" w:tentative="1">
-      <w:start w:val="1"/>
-      <w:numFmt w:val="bullet"/>
-      <w:lvlText w:val="o"/>
-      <w:lvlJc w:val="left"/>
-      <w:pPr>
-        <w:tabs>
-          <w:tab w:val="num" w:pos="1440"/>
-        </w:tabs>
-        <w:ind w:left="1440" w:hanging="360"/>
-      </w:pPr>
-      <w:rPr>
-        <w:rFonts w:ascii="Courier New" w:hAnsi="Courier New" w:hint="default"/>
-        <w:sz w:val="20"/>
-      </w:rPr>
-    </w:lvl>
-    <w:lvl w:ilvl="2" w:tentative="1">
-      <w:start w:val="1"/>
-      <w:numFmt w:val="bullet"/>
-      <w:lvlText w:val=""/>
-      <w:lvlJc w:val="left"/>
-      <w:pPr>
-        <w:tabs>
-          <w:tab w:val="num" w:pos="2160"/>
-        </w:tabs>
-        <w:ind w:left="2160" w:hanging="360"/>
-      </w:pPr>
-      <w:rPr>
-        <w:rFonts w:ascii="Wingdings" w:hAnsi="Wingdings" w:hint="default"/>
-        <w:sz w:val="20"/>
-      </w:rPr>
-    </w:lvl>
-    <w:lvl w:ilvl="3" w:tentative="1">
-      <w:start w:val="1"/>
-      <w:numFmt w:val="bullet"/>
-      <w:lvlText w:val=""/>
-      <w:lvlJc w:val="left"/>
-      <w:pPr>
-        <w:tabs>
-          <w:tab w:val="num" w:pos="2880"/>
-        </w:tabs>
-        <w:ind w:left="2880" w:hanging="360"/>
-      </w:pPr>
-      <w:rPr>
-        <w:rFonts w:ascii="Wingdings" w:hAnsi="Wingdings" w:hint="default"/>
-        <w:sz w:val="20"/>
-      </w:rPr>
-    </w:lvl>
-    <w:lvl w:ilvl="4" w:tentative="1">
-      <w:start w:val="1"/>
-      <w:numFmt w:val="bullet"/>
-      <w:lvlText w:val=""/>
-      <w:lvlJc w:val="left"/>
-      <w:pPr>
-        <w:tabs>
-          <w:tab w:val="num" w:pos="3600"/>
-        </w:tabs>
-        <w:ind w:left="3600" w:hanging="360"/>
-      </w:pPr>
-      <w:rPr>
-        <w:rFonts w:ascii="Wingdings" w:hAnsi="Wingdings" w:hint="default"/>
-        <w:sz w:val="20"/>
-      </w:rPr>
-    </w:lvl>
-    <w:lvl w:ilvl="5" w:tentative="1">
-      <w:start w:val="1"/>
-      <w:numFmt w:val="bullet"/>
-      <w:lvlText w:val=""/>
-      <w:lvlJc w:val="left"/>
-      <w:pPr>
-        <w:tabs>
-          <w:tab w:val="num" w:pos="4320"/>
-        </w:tabs>
-        <w:ind w:left="4320" w:hanging="360"/>
-      </w:pPr>
-      <w:rPr>
-        <w:rFonts w:ascii="Wingdings" w:hAnsi="Wingdings" w:hint="default"/>
-        <w:sz w:val="20"/>
-      </w:rPr>
-    </w:lvl>
-    <w:lvl w:ilvl="6" w:tentative="1">
-      <w:start w:val="1"/>
-      <w:numFmt w:val="bullet"/>
-      <w:lvlText w:val=""/>
-      <w:lvlJc w:val="left"/>
-      <w:pPr>
-        <w:tabs>
-          <w:tab w:val="num" w:pos="5040"/>
-        </w:tabs>
-        <w:ind w:left="5040" w:hanging="360"/>
-      </w:pPr>
-      <w:rPr>
-        <w:rFonts w:ascii="Wingdings" w:hAnsi="Wingdings" w:hint="default"/>
-        <w:sz w:val="20"/>
-      </w:rPr>
-    </w:lvl>
-    <w:lvl w:ilvl="7" w:tentative="1">
-      <w:start w:val="1"/>
-      <w:numFmt w:val="bullet"/>
-      <w:lvlText w:val=""/>
-      <w:lvlJc w:val="left"/>
-      <w:pPr>
-        <w:tabs>
-          <w:tab w:val="num" w:pos="5760"/>
-        </w:tabs>
-        <w:ind w:left="5760" w:hanging="360"/>
-      </w:pPr>
-      <w:rPr>
-        <w:rFonts w:ascii="Wingdings" w:hAnsi="Wingdings" w:hint="default"/>
-        <w:sz w:val="20"/>
-      </w:rPr>
-    </w:lvl>
-    <w:lvl w:ilvl="8" w:tentative="1">
-      <w:start w:val="1"/>
-      <w:numFmt w:val="bullet"/>
-      <w:lvlText w:val=""/>
-      <w:lvlJc w:val="left"/>
-      <w:pPr>
-        <w:tabs>
-          <w:tab w:val="num" w:pos="6480"/>
-        </w:tabs>
-        <w:ind w:left="6480" w:hanging="360"/>
-      </w:pPr>
-      <w:rPr>
-        <w:rFonts w:ascii="Wingdings" w:hAnsi="Wingdings" w:hint="default"/>
-        <w:sz w:val="20"/>
-      </w:rPr>
-    </w:lvl>
-  </w:abstractNum>
-  <w:abstractNum w:abstractNumId="31" w15:restartNumberingAfterBreak="0">
-    <w:nsid w:val="67D77141"/>
+  <w:abstractNum w:abstractNumId="16" w15:restartNumberingAfterBreak="0">
+    <w:nsid w:val="7EA71D34"/>
     <w:multiLevelType w:val="hybridMultilevel"/>
-    <w:tmpl w:val="826E4186"/>
-    <w:lvl w:ilvl="0" w:tplc="041A000F">
-      <w:start w:val="1"/>
-      <w:numFmt w:val="decimal"/>
-      <w:lvlText w:val="%1."/>
-      <w:lvlJc w:val="left"/>
-      <w:pPr>
-        <w:ind w:left="720" w:hanging="360"/>
-      </w:pPr>
-      <w:rPr>
-        <w:rFonts w:hint="default"/>
-      </w:rPr>
-    </w:lvl>
-    <w:lvl w:ilvl="1" w:tplc="041A0019" w:tentative="1">
-      <w:start w:val="1"/>
-      <w:numFmt w:val="lowerLetter"/>
-      <w:lvlText w:val="%2."/>
-      <w:lvlJc w:val="left"/>
-      <w:pPr>
-        <w:ind w:left="1440" w:hanging="360"/>
-      </w:pPr>
-    </w:lvl>
-    <w:lvl w:ilvl="2" w:tplc="041A001B" w:tentative="1">
-      <w:start w:val="1"/>
-      <w:numFmt w:val="lowerRoman"/>
-      <w:lvlText w:val="%3."/>
-      <w:lvlJc w:val="right"/>
-      <w:pPr>
-        <w:ind w:left="2160" w:hanging="180"/>
-      </w:pPr>
-    </w:lvl>
-    <w:lvl w:ilvl="3" w:tplc="041A000F" w:tentative="1">
-      <w:start w:val="1"/>
-      <w:numFmt w:val="decimal"/>
-      <w:lvlText w:val="%4."/>
-      <w:lvlJc w:val="left"/>
-      <w:pPr>
-        <w:ind w:left="2880" w:hanging="360"/>
-      </w:pPr>
-    </w:lvl>
-    <w:lvl w:ilvl="4" w:tplc="041A0019" w:tentative="1">
-      <w:start w:val="1"/>
-      <w:numFmt w:val="lowerLetter"/>
-      <w:lvlText w:val="%5."/>
-      <w:lvlJc w:val="left"/>
-      <w:pPr>
-        <w:ind w:left="3600" w:hanging="360"/>
-      </w:pPr>
-    </w:lvl>
-    <w:lvl w:ilvl="5" w:tplc="041A001B" w:tentative="1">
-      <w:start w:val="1"/>
-      <w:numFmt w:val="lowerRoman"/>
-      <w:lvlText w:val="%6."/>
-      <w:lvlJc w:val="right"/>
-      <w:pPr>
-        <w:ind w:left="4320" w:hanging="180"/>
-      </w:pPr>
-    </w:lvl>
-    <w:lvl w:ilvl="6" w:tplc="041A000F" w:tentative="1">
-      <w:start w:val="1"/>
-      <w:numFmt w:val="decimal"/>
-      <w:lvlText w:val="%7."/>
-      <w:lvlJc w:val="left"/>
-      <w:pPr>
-        <w:ind w:left="5040" w:hanging="360"/>
-      </w:pPr>
-    </w:lvl>
-    <w:lvl w:ilvl="7" w:tplc="041A0019" w:tentative="1">
-      <w:start w:val="1"/>
-      <w:numFmt w:val="lowerLetter"/>
-      <w:lvlText w:val="%8."/>
-      <w:lvlJc w:val="left"/>
-      <w:pPr>
-        <w:ind w:left="5760" w:hanging="360"/>
-      </w:pPr>
-    </w:lvl>
-    <w:lvl w:ilvl="8" w:tplc="041A001B" w:tentative="1">
-      <w:start w:val="1"/>
-      <w:numFmt w:val="lowerRoman"/>
-      <w:lvlText w:val="%9."/>
-      <w:lvlJc w:val="right"/>
-      <w:pPr>
-        <w:ind w:left="6480" w:hanging="180"/>
-      </w:pPr>
-    </w:lvl>
-  </w:abstractNum>
-  <w:abstractNum w:abstractNumId="32" w15:restartNumberingAfterBreak="0">
-    <w:nsid w:val="67D81A1E"/>
-    <w:multiLevelType w:val="hybridMultilevel"/>
-    <w:tmpl w:val="4BF44D7A"/>
+    <w:tmpl w:val="13E213CA"/>
     <w:lvl w:ilvl="0" w:tplc="041A0001">
       <w:start w:val="1"/>
       <w:numFmt w:val="bullet"/>
       <w:lvlText w:val=""/>
       <w:lvlJc w:val="left"/>
       <w:pPr>
-        <w:ind w:left="1080" w:hanging="360"/>
+        <w:ind w:left="720" w:hanging="360"/>
       </w:pPr>
       <w:rPr>
         <w:rFonts w:ascii="Symbol" w:hAnsi="Symbol" w:hint="default"/>
@@ -26862,7 +24961,7 @@
       <w:lvlText w:val="o"/>
       <w:lvlJc w:val="left"/>
       <w:pPr>
-        <w:ind w:left="1800" w:hanging="360"/>
+        <w:ind w:left="1440" w:hanging="360"/>
       </w:pPr>
       <w:rPr>
         <w:rFonts w:ascii="Courier New" w:hAnsi="Courier New" w:cs="Courier New" w:hint="default"/>
@@ -26874,7 +24973,7 @@
       <w:lvlText w:val=""/>
       <w:lvlJc w:val="left"/>
       <w:pPr>
-        <w:ind w:left="2520" w:hanging="360"/>
+        <w:ind w:left="2160" w:hanging="360"/>
       </w:pPr>
       <w:rPr>
         <w:rFonts w:ascii="Wingdings" w:hAnsi="Wingdings" w:hint="default"/>
@@ -26886,7 +24985,7 @@
       <w:lvlText w:val=""/>
       <w:lvlJc w:val="left"/>
       <w:pPr>
-        <w:ind w:left="3240" w:hanging="360"/>
+        <w:ind w:left="2880" w:hanging="360"/>
       </w:pPr>
       <w:rPr>
         <w:rFonts w:ascii="Symbol" w:hAnsi="Symbol" w:hint="default"/>
@@ -26898,7 +24997,7 @@
       <w:lvlText w:val="o"/>
       <w:lvlJc w:val="left"/>
       <w:pPr>
-        <w:ind w:left="3960" w:hanging="360"/>
+        <w:ind w:left="3600" w:hanging="360"/>
       </w:pPr>
       <w:rPr>
         <w:rFonts w:ascii="Courier New" w:hAnsi="Courier New" w:cs="Courier New" w:hint="default"/>
@@ -26910,7 +25009,7 @@
       <w:lvlText w:val=""/>
       <w:lvlJc w:val="left"/>
       <w:pPr>
-        <w:ind w:left="4680" w:hanging="360"/>
+        <w:ind w:left="4320" w:hanging="360"/>
       </w:pPr>
       <w:rPr>
         <w:rFonts w:ascii="Wingdings" w:hAnsi="Wingdings" w:hint="default"/>
@@ -26922,7 +25021,7 @@
       <w:lvlText w:val=""/>
       <w:lvlJc w:val="left"/>
       <w:pPr>
-        <w:ind w:left="5400" w:hanging="360"/>
+        <w:ind w:left="5040" w:hanging="360"/>
       </w:pPr>
       <w:rPr>
         <w:rFonts w:ascii="Symbol" w:hAnsi="Symbol" w:hint="default"/>
@@ -26934,7 +25033,7 @@
       <w:lvlText w:val="o"/>
       <w:lvlJc w:val="left"/>
       <w:pPr>
-        <w:ind w:left="6120" w:hanging="360"/>
+        <w:ind w:left="5760" w:hanging="360"/>
       </w:pPr>
       <w:rPr>
         <w:rFonts w:ascii="Courier New" w:hAnsi="Courier New" w:cs="Courier New" w:hint="default"/>
@@ -26946,24 +25045,24 @@
       <w:lvlText w:val=""/>
       <w:lvlJc w:val="left"/>
       <w:pPr>
-        <w:ind w:left="6840" w:hanging="360"/>
+        <w:ind w:left="6480" w:hanging="360"/>
       </w:pPr>
       <w:rPr>
         <w:rFonts w:ascii="Wingdings" w:hAnsi="Wingdings" w:hint="default"/>
       </w:rPr>
     </w:lvl>
   </w:abstractNum>
-  <w:abstractNum w:abstractNumId="33" w15:restartNumberingAfterBreak="0">
-    <w:nsid w:val="6B241DF6"/>
+  <w:abstractNum w:abstractNumId="17" w15:restartNumberingAfterBreak="0">
+    <w:nsid w:val="7F886227"/>
     <w:multiLevelType w:val="hybridMultilevel"/>
-    <w:tmpl w:val="2154066A"/>
+    <w:tmpl w:val="A1166D92"/>
     <w:lvl w:ilvl="0" w:tplc="041A0001">
       <w:start w:val="1"/>
       <w:numFmt w:val="bullet"/>
       <w:lvlText w:val=""/>
       <w:lvlJc w:val="left"/>
       <w:pPr>
-        <w:ind w:left="1080" w:hanging="360"/>
+        <w:ind w:left="720" w:hanging="360"/>
       </w:pPr>
       <w:rPr>
         <w:rFonts w:ascii="Symbol" w:hAnsi="Symbol" w:hint="default"/>
@@ -26975,7 +25074,7 @@
       <w:lvlText w:val="o"/>
       <w:lvlJc w:val="left"/>
       <w:pPr>
-        <w:ind w:left="1800" w:hanging="360"/>
+        <w:ind w:left="1440" w:hanging="360"/>
       </w:pPr>
       <w:rPr>
         <w:rFonts w:ascii="Courier New" w:hAnsi="Courier New" w:cs="Courier New" w:hint="default"/>
@@ -26987,7 +25086,7 @@
       <w:lvlText w:val=""/>
       <w:lvlJc w:val="left"/>
       <w:pPr>
-        <w:ind w:left="2520" w:hanging="360"/>
+        <w:ind w:left="2160" w:hanging="360"/>
       </w:pPr>
       <w:rPr>
         <w:rFonts w:ascii="Wingdings" w:hAnsi="Wingdings" w:hint="default"/>
@@ -26999,7 +25098,7 @@
       <w:lvlText w:val=""/>
       <w:lvlJc w:val="left"/>
       <w:pPr>
-        <w:ind w:left="3240" w:hanging="360"/>
+        <w:ind w:left="2880" w:hanging="360"/>
       </w:pPr>
       <w:rPr>
         <w:rFonts w:ascii="Symbol" w:hAnsi="Symbol" w:hint="default"/>
@@ -27011,7 +25110,7 @@
       <w:lvlText w:val="o"/>
       <w:lvlJc w:val="left"/>
       <w:pPr>
-        <w:ind w:left="3960" w:hanging="360"/>
+        <w:ind w:left="3600" w:hanging="360"/>
       </w:pPr>
       <w:rPr>
         <w:rFonts w:ascii="Courier New" w:hAnsi="Courier New" w:cs="Courier New" w:hint="default"/>
@@ -27023,7 +25122,7 @@
       <w:lvlText w:val=""/>
       <w:lvlJc w:val="left"/>
       <w:pPr>
-        <w:ind w:left="4680" w:hanging="360"/>
+        <w:ind w:left="4320" w:hanging="360"/>
       </w:pPr>
       <w:rPr>
         <w:rFonts w:ascii="Wingdings" w:hAnsi="Wingdings" w:hint="default"/>
@@ -27035,7 +25134,7 @@
       <w:lvlText w:val=""/>
       <w:lvlJc w:val="left"/>
       <w:pPr>
-        <w:ind w:left="5400" w:hanging="360"/>
+        <w:ind w:left="5040" w:hanging="360"/>
       </w:pPr>
       <w:rPr>
         <w:rFonts w:ascii="Symbol" w:hAnsi="Symbol" w:hint="default"/>
@@ -27047,7 +25146,7 @@
       <w:lvlText w:val="o"/>
       <w:lvlJc w:val="left"/>
       <w:pPr>
-        <w:ind w:left="6120" w:hanging="360"/>
+        <w:ind w:left="5760" w:hanging="360"/>
       </w:pPr>
       <w:rPr>
         <w:rFonts w:ascii="Courier New" w:hAnsi="Courier New" w:cs="Courier New" w:hint="default"/>
@@ -27059,1321 +25158,68 @@
       <w:lvlText w:val=""/>
       <w:lvlJc w:val="left"/>
       <w:pPr>
-        <w:ind w:left="6840" w:hanging="360"/>
+        <w:ind w:left="6480" w:hanging="360"/>
       </w:pPr>
       <w:rPr>
         <w:rFonts w:ascii="Wingdings" w:hAnsi="Wingdings" w:hint="default"/>
       </w:rPr>
     </w:lvl>
   </w:abstractNum>
-  <w:abstractNum w:abstractNumId="34" w15:restartNumberingAfterBreak="0">
-    <w:nsid w:val="713B2AD8"/>
-    <w:multiLevelType w:val="multilevel"/>
-    <w:tmpl w:val="E15AD5E4"/>
-    <w:lvl w:ilvl="0">
-      <w:start w:val="5"/>
-      <w:numFmt w:val="decimal"/>
-      <w:lvlText w:val="%1."/>
-      <w:lvlJc w:val="left"/>
-      <w:pPr>
-        <w:ind w:left="360" w:hanging="360"/>
-      </w:pPr>
-      <w:rPr>
-        <w:rFonts w:hint="default"/>
-      </w:rPr>
-    </w:lvl>
-    <w:lvl w:ilvl="1">
-      <w:start w:val="1"/>
-      <w:numFmt w:val="decimal"/>
-      <w:lvlText w:val="%1.%2."/>
-      <w:lvlJc w:val="left"/>
-      <w:pPr>
-        <w:ind w:left="360" w:hanging="360"/>
-      </w:pPr>
-      <w:rPr>
-        <w:rFonts w:hint="default"/>
-      </w:rPr>
-    </w:lvl>
-    <w:lvl w:ilvl="2">
-      <w:start w:val="1"/>
-      <w:numFmt w:val="decimal"/>
-      <w:lvlText w:val="%1.%2.%3."/>
-      <w:lvlJc w:val="left"/>
-      <w:pPr>
-        <w:ind w:left="720" w:hanging="720"/>
-      </w:pPr>
-      <w:rPr>
-        <w:rFonts w:hint="default"/>
-      </w:rPr>
-    </w:lvl>
-    <w:lvl w:ilvl="3">
-      <w:start w:val="1"/>
-      <w:numFmt w:val="decimal"/>
-      <w:lvlText w:val="%1.%2.%3.%4."/>
-      <w:lvlJc w:val="left"/>
-      <w:pPr>
-        <w:ind w:left="720" w:hanging="720"/>
-      </w:pPr>
-      <w:rPr>
-        <w:rFonts w:hint="default"/>
-      </w:rPr>
-    </w:lvl>
-    <w:lvl w:ilvl="4">
-      <w:start w:val="1"/>
-      <w:numFmt w:val="decimal"/>
-      <w:lvlText w:val="%1.%2.%3.%4.%5."/>
-      <w:lvlJc w:val="left"/>
-      <w:pPr>
-        <w:ind w:left="1080" w:hanging="1080"/>
-      </w:pPr>
-      <w:rPr>
-        <w:rFonts w:hint="default"/>
-      </w:rPr>
-    </w:lvl>
-    <w:lvl w:ilvl="5">
-      <w:start w:val="1"/>
-      <w:numFmt w:val="decimal"/>
-      <w:lvlText w:val="%1.%2.%3.%4.%5.%6."/>
-      <w:lvlJc w:val="left"/>
-      <w:pPr>
-        <w:ind w:left="1080" w:hanging="1080"/>
-      </w:pPr>
-      <w:rPr>
-        <w:rFonts w:hint="default"/>
-      </w:rPr>
-    </w:lvl>
-    <w:lvl w:ilvl="6">
-      <w:start w:val="1"/>
-      <w:numFmt w:val="decimal"/>
-      <w:lvlText w:val="%1.%2.%3.%4.%5.%6.%7."/>
-      <w:lvlJc w:val="left"/>
-      <w:pPr>
-        <w:ind w:left="1440" w:hanging="1440"/>
-      </w:pPr>
-      <w:rPr>
-        <w:rFonts w:hint="default"/>
-      </w:rPr>
-    </w:lvl>
-    <w:lvl w:ilvl="7">
-      <w:start w:val="1"/>
-      <w:numFmt w:val="decimal"/>
-      <w:lvlText w:val="%1.%2.%3.%4.%5.%6.%7.%8."/>
-      <w:lvlJc w:val="left"/>
-      <w:pPr>
-        <w:ind w:left="1440" w:hanging="1440"/>
-      </w:pPr>
-      <w:rPr>
-        <w:rFonts w:hint="default"/>
-      </w:rPr>
-    </w:lvl>
-    <w:lvl w:ilvl="8">
-      <w:start w:val="1"/>
-      <w:numFmt w:val="decimal"/>
-      <w:lvlText w:val="%1.%2.%3.%4.%5.%6.%7.%8.%9."/>
-      <w:lvlJc w:val="left"/>
-      <w:pPr>
-        <w:ind w:left="1800" w:hanging="1800"/>
-      </w:pPr>
-      <w:rPr>
-        <w:rFonts w:hint="default"/>
-      </w:rPr>
-    </w:lvl>
-  </w:abstractNum>
-  <w:abstractNum w:abstractNumId="35" w15:restartNumberingAfterBreak="0">
-    <w:nsid w:val="71E77C92"/>
-    <w:multiLevelType w:val="hybridMultilevel"/>
-    <w:tmpl w:val="7EFAAF06"/>
-    <w:lvl w:ilvl="0" w:tplc="041A0001">
-      <w:start w:val="1"/>
-      <w:numFmt w:val="bullet"/>
-      <w:lvlText w:val=""/>
-      <w:lvlJc w:val="left"/>
-      <w:pPr>
-        <w:ind w:left="1080" w:hanging="360"/>
-      </w:pPr>
-      <w:rPr>
-        <w:rFonts w:ascii="Symbol" w:hAnsi="Symbol" w:hint="default"/>
-      </w:rPr>
-    </w:lvl>
-    <w:lvl w:ilvl="1" w:tplc="041A0003" w:tentative="1">
-      <w:start w:val="1"/>
-      <w:numFmt w:val="bullet"/>
-      <w:lvlText w:val="o"/>
-      <w:lvlJc w:val="left"/>
-      <w:pPr>
-        <w:ind w:left="1800" w:hanging="360"/>
-      </w:pPr>
-      <w:rPr>
-        <w:rFonts w:ascii="Courier New" w:hAnsi="Courier New" w:cs="Courier New" w:hint="default"/>
-      </w:rPr>
-    </w:lvl>
-    <w:lvl w:ilvl="2" w:tplc="041A0005" w:tentative="1">
-      <w:start w:val="1"/>
-      <w:numFmt w:val="bullet"/>
-      <w:lvlText w:val=""/>
-      <w:lvlJc w:val="left"/>
-      <w:pPr>
-        <w:ind w:left="2520" w:hanging="360"/>
-      </w:pPr>
-      <w:rPr>
-        <w:rFonts w:ascii="Wingdings" w:hAnsi="Wingdings" w:hint="default"/>
-      </w:rPr>
-    </w:lvl>
-    <w:lvl w:ilvl="3" w:tplc="041A0001" w:tentative="1">
-      <w:start w:val="1"/>
-      <w:numFmt w:val="bullet"/>
-      <w:lvlText w:val=""/>
-      <w:lvlJc w:val="left"/>
-      <w:pPr>
-        <w:ind w:left="3240" w:hanging="360"/>
-      </w:pPr>
-      <w:rPr>
-        <w:rFonts w:ascii="Symbol" w:hAnsi="Symbol" w:hint="default"/>
-      </w:rPr>
-    </w:lvl>
-    <w:lvl w:ilvl="4" w:tplc="041A0003" w:tentative="1">
-      <w:start w:val="1"/>
-      <w:numFmt w:val="bullet"/>
-      <w:lvlText w:val="o"/>
-      <w:lvlJc w:val="left"/>
-      <w:pPr>
-        <w:ind w:left="3960" w:hanging="360"/>
-      </w:pPr>
-      <w:rPr>
-        <w:rFonts w:ascii="Courier New" w:hAnsi="Courier New" w:cs="Courier New" w:hint="default"/>
-      </w:rPr>
-    </w:lvl>
-    <w:lvl w:ilvl="5" w:tplc="041A0005" w:tentative="1">
-      <w:start w:val="1"/>
-      <w:numFmt w:val="bullet"/>
-      <w:lvlText w:val=""/>
-      <w:lvlJc w:val="left"/>
-      <w:pPr>
-        <w:ind w:left="4680" w:hanging="360"/>
-      </w:pPr>
-      <w:rPr>
-        <w:rFonts w:ascii="Wingdings" w:hAnsi="Wingdings" w:hint="default"/>
-      </w:rPr>
-    </w:lvl>
-    <w:lvl w:ilvl="6" w:tplc="041A0001" w:tentative="1">
-      <w:start w:val="1"/>
-      <w:numFmt w:val="bullet"/>
-      <w:lvlText w:val=""/>
-      <w:lvlJc w:val="left"/>
-      <w:pPr>
-        <w:ind w:left="5400" w:hanging="360"/>
-      </w:pPr>
-      <w:rPr>
-        <w:rFonts w:ascii="Symbol" w:hAnsi="Symbol" w:hint="default"/>
-      </w:rPr>
-    </w:lvl>
-    <w:lvl w:ilvl="7" w:tplc="041A0003" w:tentative="1">
-      <w:start w:val="1"/>
-      <w:numFmt w:val="bullet"/>
-      <w:lvlText w:val="o"/>
-      <w:lvlJc w:val="left"/>
-      <w:pPr>
-        <w:ind w:left="6120" w:hanging="360"/>
-      </w:pPr>
-      <w:rPr>
-        <w:rFonts w:ascii="Courier New" w:hAnsi="Courier New" w:cs="Courier New" w:hint="default"/>
-      </w:rPr>
-    </w:lvl>
-    <w:lvl w:ilvl="8" w:tplc="041A0005" w:tentative="1">
-      <w:start w:val="1"/>
-      <w:numFmt w:val="bullet"/>
-      <w:lvlText w:val=""/>
-      <w:lvlJc w:val="left"/>
-      <w:pPr>
-        <w:ind w:left="6840" w:hanging="360"/>
-      </w:pPr>
-      <w:rPr>
-        <w:rFonts w:ascii="Wingdings" w:hAnsi="Wingdings" w:hint="default"/>
-      </w:rPr>
-    </w:lvl>
-  </w:abstractNum>
-  <w:abstractNum w:abstractNumId="36" w15:restartNumberingAfterBreak="0">
-    <w:nsid w:val="71EC403B"/>
-    <w:multiLevelType w:val="hybridMultilevel"/>
-    <w:tmpl w:val="9C2A8F84"/>
-    <w:lvl w:ilvl="0" w:tplc="041A0001">
-      <w:start w:val="1"/>
-      <w:numFmt w:val="bullet"/>
-      <w:lvlText w:val=""/>
-      <w:lvlJc w:val="left"/>
-      <w:pPr>
-        <w:ind w:left="720" w:hanging="360"/>
-      </w:pPr>
-      <w:rPr>
-        <w:rFonts w:ascii="Symbol" w:hAnsi="Symbol" w:hint="default"/>
-      </w:rPr>
-    </w:lvl>
-    <w:lvl w:ilvl="1" w:tplc="041A0003" w:tentative="1">
-      <w:start w:val="1"/>
-      <w:numFmt w:val="bullet"/>
-      <w:lvlText w:val="o"/>
-      <w:lvlJc w:val="left"/>
-      <w:pPr>
-        <w:ind w:left="1440" w:hanging="360"/>
-      </w:pPr>
-      <w:rPr>
-        <w:rFonts w:ascii="Courier New" w:hAnsi="Courier New" w:cs="Courier New" w:hint="default"/>
-      </w:rPr>
-    </w:lvl>
-    <w:lvl w:ilvl="2" w:tplc="041A0005" w:tentative="1">
-      <w:start w:val="1"/>
-      <w:numFmt w:val="bullet"/>
-      <w:lvlText w:val=""/>
-      <w:lvlJc w:val="left"/>
-      <w:pPr>
-        <w:ind w:left="2160" w:hanging="360"/>
-      </w:pPr>
-      <w:rPr>
-        <w:rFonts w:ascii="Wingdings" w:hAnsi="Wingdings" w:hint="default"/>
-      </w:rPr>
-    </w:lvl>
-    <w:lvl w:ilvl="3" w:tplc="041A0001" w:tentative="1">
-      <w:start w:val="1"/>
-      <w:numFmt w:val="bullet"/>
-      <w:lvlText w:val=""/>
-      <w:lvlJc w:val="left"/>
-      <w:pPr>
-        <w:ind w:left="2880" w:hanging="360"/>
-      </w:pPr>
-      <w:rPr>
-        <w:rFonts w:ascii="Symbol" w:hAnsi="Symbol" w:hint="default"/>
-      </w:rPr>
-    </w:lvl>
-    <w:lvl w:ilvl="4" w:tplc="041A0003" w:tentative="1">
-      <w:start w:val="1"/>
-      <w:numFmt w:val="bullet"/>
-      <w:lvlText w:val="o"/>
-      <w:lvlJc w:val="left"/>
-      <w:pPr>
-        <w:ind w:left="3600" w:hanging="360"/>
-      </w:pPr>
-      <w:rPr>
-        <w:rFonts w:ascii="Courier New" w:hAnsi="Courier New" w:cs="Courier New" w:hint="default"/>
-      </w:rPr>
-    </w:lvl>
-    <w:lvl w:ilvl="5" w:tplc="041A0005" w:tentative="1">
-      <w:start w:val="1"/>
-      <w:numFmt w:val="bullet"/>
-      <w:lvlText w:val=""/>
-      <w:lvlJc w:val="left"/>
-      <w:pPr>
-        <w:ind w:left="4320" w:hanging="360"/>
-      </w:pPr>
-      <w:rPr>
-        <w:rFonts w:ascii="Wingdings" w:hAnsi="Wingdings" w:hint="default"/>
-      </w:rPr>
-    </w:lvl>
-    <w:lvl w:ilvl="6" w:tplc="041A0001" w:tentative="1">
-      <w:start w:val="1"/>
-      <w:numFmt w:val="bullet"/>
-      <w:lvlText w:val=""/>
-      <w:lvlJc w:val="left"/>
-      <w:pPr>
-        <w:ind w:left="5040" w:hanging="360"/>
-      </w:pPr>
-      <w:rPr>
-        <w:rFonts w:ascii="Symbol" w:hAnsi="Symbol" w:hint="default"/>
-      </w:rPr>
-    </w:lvl>
-    <w:lvl w:ilvl="7" w:tplc="041A0003" w:tentative="1">
-      <w:start w:val="1"/>
-      <w:numFmt w:val="bullet"/>
-      <w:lvlText w:val="o"/>
-      <w:lvlJc w:val="left"/>
-      <w:pPr>
-        <w:ind w:left="5760" w:hanging="360"/>
-      </w:pPr>
-      <w:rPr>
-        <w:rFonts w:ascii="Courier New" w:hAnsi="Courier New" w:cs="Courier New" w:hint="default"/>
-      </w:rPr>
-    </w:lvl>
-    <w:lvl w:ilvl="8" w:tplc="041A0005" w:tentative="1">
-      <w:start w:val="1"/>
-      <w:numFmt w:val="bullet"/>
-      <w:lvlText w:val=""/>
-      <w:lvlJc w:val="left"/>
-      <w:pPr>
-        <w:ind w:left="6480" w:hanging="360"/>
-      </w:pPr>
-      <w:rPr>
-        <w:rFonts w:ascii="Wingdings" w:hAnsi="Wingdings" w:hint="default"/>
-      </w:rPr>
-    </w:lvl>
-  </w:abstractNum>
-  <w:abstractNum w:abstractNumId="37" w15:restartNumberingAfterBreak="0">
-    <w:nsid w:val="73C06714"/>
-    <w:multiLevelType w:val="hybridMultilevel"/>
-    <w:tmpl w:val="6CCC649E"/>
-    <w:lvl w:ilvl="0" w:tplc="041A0001">
-      <w:start w:val="1"/>
-      <w:numFmt w:val="bullet"/>
-      <w:lvlText w:val=""/>
-      <w:lvlJc w:val="left"/>
-      <w:pPr>
-        <w:ind w:left="1080" w:hanging="360"/>
-      </w:pPr>
-      <w:rPr>
-        <w:rFonts w:ascii="Symbol" w:hAnsi="Symbol" w:hint="default"/>
-      </w:rPr>
-    </w:lvl>
-    <w:lvl w:ilvl="1" w:tplc="041A0003" w:tentative="1">
-      <w:start w:val="1"/>
-      <w:numFmt w:val="bullet"/>
-      <w:lvlText w:val="o"/>
-      <w:lvlJc w:val="left"/>
-      <w:pPr>
-        <w:ind w:left="1800" w:hanging="360"/>
-      </w:pPr>
-      <w:rPr>
-        <w:rFonts w:ascii="Courier New" w:hAnsi="Courier New" w:cs="Courier New" w:hint="default"/>
-      </w:rPr>
-    </w:lvl>
-    <w:lvl w:ilvl="2" w:tplc="041A0005" w:tentative="1">
-      <w:start w:val="1"/>
-      <w:numFmt w:val="bullet"/>
-      <w:lvlText w:val=""/>
-      <w:lvlJc w:val="left"/>
-      <w:pPr>
-        <w:ind w:left="2520" w:hanging="360"/>
-      </w:pPr>
-      <w:rPr>
-        <w:rFonts w:ascii="Wingdings" w:hAnsi="Wingdings" w:hint="default"/>
-      </w:rPr>
-    </w:lvl>
-    <w:lvl w:ilvl="3" w:tplc="041A0001" w:tentative="1">
-      <w:start w:val="1"/>
-      <w:numFmt w:val="bullet"/>
-      <w:lvlText w:val=""/>
-      <w:lvlJc w:val="left"/>
-      <w:pPr>
-        <w:ind w:left="3240" w:hanging="360"/>
-      </w:pPr>
-      <w:rPr>
-        <w:rFonts w:ascii="Symbol" w:hAnsi="Symbol" w:hint="default"/>
-      </w:rPr>
-    </w:lvl>
-    <w:lvl w:ilvl="4" w:tplc="041A0003" w:tentative="1">
-      <w:start w:val="1"/>
-      <w:numFmt w:val="bullet"/>
-      <w:lvlText w:val="o"/>
-      <w:lvlJc w:val="left"/>
-      <w:pPr>
-        <w:ind w:left="3960" w:hanging="360"/>
-      </w:pPr>
-      <w:rPr>
-        <w:rFonts w:ascii="Courier New" w:hAnsi="Courier New" w:cs="Courier New" w:hint="default"/>
-      </w:rPr>
-    </w:lvl>
-    <w:lvl w:ilvl="5" w:tplc="041A0005" w:tentative="1">
-      <w:start w:val="1"/>
-      <w:numFmt w:val="bullet"/>
-      <w:lvlText w:val=""/>
-      <w:lvlJc w:val="left"/>
-      <w:pPr>
-        <w:ind w:left="4680" w:hanging="360"/>
-      </w:pPr>
-      <w:rPr>
-        <w:rFonts w:ascii="Wingdings" w:hAnsi="Wingdings" w:hint="default"/>
-      </w:rPr>
-    </w:lvl>
-    <w:lvl w:ilvl="6" w:tplc="041A0001" w:tentative="1">
-      <w:start w:val="1"/>
-      <w:numFmt w:val="bullet"/>
-      <w:lvlText w:val=""/>
-      <w:lvlJc w:val="left"/>
-      <w:pPr>
-        <w:ind w:left="5400" w:hanging="360"/>
-      </w:pPr>
-      <w:rPr>
-        <w:rFonts w:ascii="Symbol" w:hAnsi="Symbol" w:hint="default"/>
-      </w:rPr>
-    </w:lvl>
-    <w:lvl w:ilvl="7" w:tplc="041A0003" w:tentative="1">
-      <w:start w:val="1"/>
-      <w:numFmt w:val="bullet"/>
-      <w:lvlText w:val="o"/>
-      <w:lvlJc w:val="left"/>
-      <w:pPr>
-        <w:ind w:left="6120" w:hanging="360"/>
-      </w:pPr>
-      <w:rPr>
-        <w:rFonts w:ascii="Courier New" w:hAnsi="Courier New" w:cs="Courier New" w:hint="default"/>
-      </w:rPr>
-    </w:lvl>
-    <w:lvl w:ilvl="8" w:tplc="041A0005" w:tentative="1">
-      <w:start w:val="1"/>
-      <w:numFmt w:val="bullet"/>
-      <w:lvlText w:val=""/>
-      <w:lvlJc w:val="left"/>
-      <w:pPr>
-        <w:ind w:left="6840" w:hanging="360"/>
-      </w:pPr>
-      <w:rPr>
-        <w:rFonts w:ascii="Wingdings" w:hAnsi="Wingdings" w:hint="default"/>
-      </w:rPr>
-    </w:lvl>
-  </w:abstractNum>
-  <w:abstractNum w:abstractNumId="38" w15:restartNumberingAfterBreak="0">
-    <w:nsid w:val="77124A7A"/>
-    <w:multiLevelType w:val="hybridMultilevel"/>
-    <w:tmpl w:val="F7FACB18"/>
-    <w:lvl w:ilvl="0" w:tplc="041A0001">
-      <w:start w:val="1"/>
-      <w:numFmt w:val="bullet"/>
-      <w:lvlText w:val=""/>
-      <w:lvlJc w:val="left"/>
-      <w:pPr>
-        <w:ind w:left="1080" w:hanging="360"/>
-      </w:pPr>
-      <w:rPr>
-        <w:rFonts w:ascii="Symbol" w:hAnsi="Symbol" w:hint="default"/>
-      </w:rPr>
-    </w:lvl>
-    <w:lvl w:ilvl="1" w:tplc="041A0003" w:tentative="1">
-      <w:start w:val="1"/>
-      <w:numFmt w:val="bullet"/>
-      <w:lvlText w:val="o"/>
-      <w:lvlJc w:val="left"/>
-      <w:pPr>
-        <w:ind w:left="1800" w:hanging="360"/>
-      </w:pPr>
-      <w:rPr>
-        <w:rFonts w:ascii="Courier New" w:hAnsi="Courier New" w:cs="Courier New" w:hint="default"/>
-      </w:rPr>
-    </w:lvl>
-    <w:lvl w:ilvl="2" w:tplc="041A0005" w:tentative="1">
-      <w:start w:val="1"/>
-      <w:numFmt w:val="bullet"/>
-      <w:lvlText w:val=""/>
-      <w:lvlJc w:val="left"/>
-      <w:pPr>
-        <w:ind w:left="2520" w:hanging="360"/>
-      </w:pPr>
-      <w:rPr>
-        <w:rFonts w:ascii="Wingdings" w:hAnsi="Wingdings" w:hint="default"/>
-      </w:rPr>
-    </w:lvl>
-    <w:lvl w:ilvl="3" w:tplc="041A0001" w:tentative="1">
-      <w:start w:val="1"/>
-      <w:numFmt w:val="bullet"/>
-      <w:lvlText w:val=""/>
-      <w:lvlJc w:val="left"/>
-      <w:pPr>
-        <w:ind w:left="3240" w:hanging="360"/>
-      </w:pPr>
-      <w:rPr>
-        <w:rFonts w:ascii="Symbol" w:hAnsi="Symbol" w:hint="default"/>
-      </w:rPr>
-    </w:lvl>
-    <w:lvl w:ilvl="4" w:tplc="041A0003" w:tentative="1">
-      <w:start w:val="1"/>
-      <w:numFmt w:val="bullet"/>
-      <w:lvlText w:val="o"/>
-      <w:lvlJc w:val="left"/>
-      <w:pPr>
-        <w:ind w:left="3960" w:hanging="360"/>
-      </w:pPr>
-      <w:rPr>
-        <w:rFonts w:ascii="Courier New" w:hAnsi="Courier New" w:cs="Courier New" w:hint="default"/>
-      </w:rPr>
-    </w:lvl>
-    <w:lvl w:ilvl="5" w:tplc="041A0005" w:tentative="1">
-      <w:start w:val="1"/>
-      <w:numFmt w:val="bullet"/>
-      <w:lvlText w:val=""/>
-      <w:lvlJc w:val="left"/>
-      <w:pPr>
-        <w:ind w:left="4680" w:hanging="360"/>
-      </w:pPr>
-      <w:rPr>
-        <w:rFonts w:ascii="Wingdings" w:hAnsi="Wingdings" w:hint="default"/>
-      </w:rPr>
-    </w:lvl>
-    <w:lvl w:ilvl="6" w:tplc="041A0001" w:tentative="1">
-      <w:start w:val="1"/>
-      <w:numFmt w:val="bullet"/>
-      <w:lvlText w:val=""/>
-      <w:lvlJc w:val="left"/>
-      <w:pPr>
-        <w:ind w:left="5400" w:hanging="360"/>
-      </w:pPr>
-      <w:rPr>
-        <w:rFonts w:ascii="Symbol" w:hAnsi="Symbol" w:hint="default"/>
-      </w:rPr>
-    </w:lvl>
-    <w:lvl w:ilvl="7" w:tplc="041A0003" w:tentative="1">
-      <w:start w:val="1"/>
-      <w:numFmt w:val="bullet"/>
-      <w:lvlText w:val="o"/>
-      <w:lvlJc w:val="left"/>
-      <w:pPr>
-        <w:ind w:left="6120" w:hanging="360"/>
-      </w:pPr>
-      <w:rPr>
-        <w:rFonts w:ascii="Courier New" w:hAnsi="Courier New" w:cs="Courier New" w:hint="default"/>
-      </w:rPr>
-    </w:lvl>
-    <w:lvl w:ilvl="8" w:tplc="041A0005" w:tentative="1">
-      <w:start w:val="1"/>
-      <w:numFmt w:val="bullet"/>
-      <w:lvlText w:val=""/>
-      <w:lvlJc w:val="left"/>
-      <w:pPr>
-        <w:ind w:left="6840" w:hanging="360"/>
-      </w:pPr>
-      <w:rPr>
-        <w:rFonts w:ascii="Wingdings" w:hAnsi="Wingdings" w:hint="default"/>
-      </w:rPr>
-    </w:lvl>
-  </w:abstractNum>
-  <w:abstractNum w:abstractNumId="39" w15:restartNumberingAfterBreak="0">
-    <w:nsid w:val="77873DC8"/>
-    <w:multiLevelType w:val="multilevel"/>
-    <w:tmpl w:val="D556DCDA"/>
-    <w:lvl w:ilvl="0">
-      <w:start w:val="1"/>
-      <w:numFmt w:val="bullet"/>
-      <w:lvlText w:val=""/>
-      <w:lvlJc w:val="left"/>
-      <w:pPr>
-        <w:tabs>
-          <w:tab w:val="num" w:pos="720"/>
-        </w:tabs>
-        <w:ind w:left="720" w:hanging="360"/>
-      </w:pPr>
-      <w:rPr>
-        <w:rFonts w:ascii="Symbol" w:hAnsi="Symbol" w:hint="default"/>
-        <w:sz w:val="20"/>
-      </w:rPr>
-    </w:lvl>
-    <w:lvl w:ilvl="1" w:tentative="1">
-      <w:start w:val="1"/>
-      <w:numFmt w:val="bullet"/>
-      <w:lvlText w:val="o"/>
-      <w:lvlJc w:val="left"/>
-      <w:pPr>
-        <w:tabs>
-          <w:tab w:val="num" w:pos="1440"/>
-        </w:tabs>
-        <w:ind w:left="1440" w:hanging="360"/>
-      </w:pPr>
-      <w:rPr>
-        <w:rFonts w:ascii="Courier New" w:hAnsi="Courier New" w:hint="default"/>
-        <w:sz w:val="20"/>
-      </w:rPr>
-    </w:lvl>
-    <w:lvl w:ilvl="2" w:tentative="1">
-      <w:start w:val="1"/>
-      <w:numFmt w:val="bullet"/>
-      <w:lvlText w:val=""/>
-      <w:lvlJc w:val="left"/>
-      <w:pPr>
-        <w:tabs>
-          <w:tab w:val="num" w:pos="2160"/>
-        </w:tabs>
-        <w:ind w:left="2160" w:hanging="360"/>
-      </w:pPr>
-      <w:rPr>
-        <w:rFonts w:ascii="Wingdings" w:hAnsi="Wingdings" w:hint="default"/>
-        <w:sz w:val="20"/>
-      </w:rPr>
-    </w:lvl>
-    <w:lvl w:ilvl="3" w:tentative="1">
-      <w:start w:val="1"/>
-      <w:numFmt w:val="bullet"/>
-      <w:lvlText w:val=""/>
-      <w:lvlJc w:val="left"/>
-      <w:pPr>
-        <w:tabs>
-          <w:tab w:val="num" w:pos="2880"/>
-        </w:tabs>
-        <w:ind w:left="2880" w:hanging="360"/>
-      </w:pPr>
-      <w:rPr>
-        <w:rFonts w:ascii="Wingdings" w:hAnsi="Wingdings" w:hint="default"/>
-        <w:sz w:val="20"/>
-      </w:rPr>
-    </w:lvl>
-    <w:lvl w:ilvl="4" w:tentative="1">
-      <w:start w:val="1"/>
-      <w:numFmt w:val="bullet"/>
-      <w:lvlText w:val=""/>
-      <w:lvlJc w:val="left"/>
-      <w:pPr>
-        <w:tabs>
-          <w:tab w:val="num" w:pos="3600"/>
-        </w:tabs>
-        <w:ind w:left="3600" w:hanging="360"/>
-      </w:pPr>
-      <w:rPr>
-        <w:rFonts w:ascii="Wingdings" w:hAnsi="Wingdings" w:hint="default"/>
-        <w:sz w:val="20"/>
-      </w:rPr>
-    </w:lvl>
-    <w:lvl w:ilvl="5" w:tentative="1">
-      <w:start w:val="1"/>
-      <w:numFmt w:val="bullet"/>
-      <w:lvlText w:val=""/>
-      <w:lvlJc w:val="left"/>
-      <w:pPr>
-        <w:tabs>
-          <w:tab w:val="num" w:pos="4320"/>
-        </w:tabs>
-        <w:ind w:left="4320" w:hanging="360"/>
-      </w:pPr>
-      <w:rPr>
-        <w:rFonts w:ascii="Wingdings" w:hAnsi="Wingdings" w:hint="default"/>
-        <w:sz w:val="20"/>
-      </w:rPr>
-    </w:lvl>
-    <w:lvl w:ilvl="6" w:tentative="1">
-      <w:start w:val="1"/>
-      <w:numFmt w:val="bullet"/>
-      <w:lvlText w:val=""/>
-      <w:lvlJc w:val="left"/>
-      <w:pPr>
-        <w:tabs>
-          <w:tab w:val="num" w:pos="5040"/>
-        </w:tabs>
-        <w:ind w:left="5040" w:hanging="360"/>
-      </w:pPr>
-      <w:rPr>
-        <w:rFonts w:ascii="Wingdings" w:hAnsi="Wingdings" w:hint="default"/>
-        <w:sz w:val="20"/>
-      </w:rPr>
-    </w:lvl>
-    <w:lvl w:ilvl="7" w:tentative="1">
-      <w:start w:val="1"/>
-      <w:numFmt w:val="bullet"/>
-      <w:lvlText w:val=""/>
-      <w:lvlJc w:val="left"/>
-      <w:pPr>
-        <w:tabs>
-          <w:tab w:val="num" w:pos="5760"/>
-        </w:tabs>
-        <w:ind w:left="5760" w:hanging="360"/>
-      </w:pPr>
-      <w:rPr>
-        <w:rFonts w:ascii="Wingdings" w:hAnsi="Wingdings" w:hint="default"/>
-        <w:sz w:val="20"/>
-      </w:rPr>
-    </w:lvl>
-    <w:lvl w:ilvl="8" w:tentative="1">
-      <w:start w:val="1"/>
-      <w:numFmt w:val="bullet"/>
-      <w:lvlText w:val=""/>
-      <w:lvlJc w:val="left"/>
-      <w:pPr>
-        <w:tabs>
-          <w:tab w:val="num" w:pos="6480"/>
-        </w:tabs>
-        <w:ind w:left="6480" w:hanging="360"/>
-      </w:pPr>
-      <w:rPr>
-        <w:rFonts w:ascii="Wingdings" w:hAnsi="Wingdings" w:hint="default"/>
-        <w:sz w:val="20"/>
-      </w:rPr>
-    </w:lvl>
-  </w:abstractNum>
-  <w:abstractNum w:abstractNumId="40" w15:restartNumberingAfterBreak="0">
-    <w:nsid w:val="7CA8126E"/>
-    <w:multiLevelType w:val="multilevel"/>
-    <w:tmpl w:val="6BDE8E5C"/>
-    <w:lvl w:ilvl="0">
-      <w:start w:val="1"/>
-      <w:numFmt w:val="bullet"/>
-      <w:lvlText w:val=""/>
-      <w:lvlJc w:val="left"/>
-      <w:pPr>
-        <w:tabs>
-          <w:tab w:val="num" w:pos="720"/>
-        </w:tabs>
-        <w:ind w:left="720" w:hanging="360"/>
-      </w:pPr>
-      <w:rPr>
-        <w:rFonts w:ascii="Symbol" w:hAnsi="Symbol" w:hint="default"/>
-        <w:sz w:val="20"/>
-      </w:rPr>
-    </w:lvl>
-    <w:lvl w:ilvl="1" w:tentative="1">
-      <w:start w:val="1"/>
-      <w:numFmt w:val="bullet"/>
-      <w:lvlText w:val="o"/>
-      <w:lvlJc w:val="left"/>
-      <w:pPr>
-        <w:tabs>
-          <w:tab w:val="num" w:pos="1440"/>
-        </w:tabs>
-        <w:ind w:left="1440" w:hanging="360"/>
-      </w:pPr>
-      <w:rPr>
-        <w:rFonts w:ascii="Courier New" w:hAnsi="Courier New" w:hint="default"/>
-        <w:sz w:val="20"/>
-      </w:rPr>
-    </w:lvl>
-    <w:lvl w:ilvl="2" w:tentative="1">
-      <w:start w:val="1"/>
-      <w:numFmt w:val="bullet"/>
-      <w:lvlText w:val=""/>
-      <w:lvlJc w:val="left"/>
-      <w:pPr>
-        <w:tabs>
-          <w:tab w:val="num" w:pos="2160"/>
-        </w:tabs>
-        <w:ind w:left="2160" w:hanging="360"/>
-      </w:pPr>
-      <w:rPr>
-        <w:rFonts w:ascii="Wingdings" w:hAnsi="Wingdings" w:hint="default"/>
-        <w:sz w:val="20"/>
-      </w:rPr>
-    </w:lvl>
-    <w:lvl w:ilvl="3" w:tentative="1">
-      <w:start w:val="1"/>
-      <w:numFmt w:val="bullet"/>
-      <w:lvlText w:val=""/>
-      <w:lvlJc w:val="left"/>
-      <w:pPr>
-        <w:tabs>
-          <w:tab w:val="num" w:pos="2880"/>
-        </w:tabs>
-        <w:ind w:left="2880" w:hanging="360"/>
-      </w:pPr>
-      <w:rPr>
-        <w:rFonts w:ascii="Wingdings" w:hAnsi="Wingdings" w:hint="default"/>
-        <w:sz w:val="20"/>
-      </w:rPr>
-    </w:lvl>
-    <w:lvl w:ilvl="4" w:tentative="1">
-      <w:start w:val="1"/>
-      <w:numFmt w:val="bullet"/>
-      <w:lvlText w:val=""/>
-      <w:lvlJc w:val="left"/>
-      <w:pPr>
-        <w:tabs>
-          <w:tab w:val="num" w:pos="3600"/>
-        </w:tabs>
-        <w:ind w:left="3600" w:hanging="360"/>
-      </w:pPr>
-      <w:rPr>
-        <w:rFonts w:ascii="Wingdings" w:hAnsi="Wingdings" w:hint="default"/>
-        <w:sz w:val="20"/>
-      </w:rPr>
-    </w:lvl>
-    <w:lvl w:ilvl="5" w:tentative="1">
-      <w:start w:val="1"/>
-      <w:numFmt w:val="bullet"/>
-      <w:lvlText w:val=""/>
-      <w:lvlJc w:val="left"/>
-      <w:pPr>
-        <w:tabs>
-          <w:tab w:val="num" w:pos="4320"/>
-        </w:tabs>
-        <w:ind w:left="4320" w:hanging="360"/>
-      </w:pPr>
-      <w:rPr>
-        <w:rFonts w:ascii="Wingdings" w:hAnsi="Wingdings" w:hint="default"/>
-        <w:sz w:val="20"/>
-      </w:rPr>
-    </w:lvl>
-    <w:lvl w:ilvl="6" w:tentative="1">
-      <w:start w:val="1"/>
-      <w:numFmt w:val="bullet"/>
-      <w:lvlText w:val=""/>
-      <w:lvlJc w:val="left"/>
-      <w:pPr>
-        <w:tabs>
-          <w:tab w:val="num" w:pos="5040"/>
-        </w:tabs>
-        <w:ind w:left="5040" w:hanging="360"/>
-      </w:pPr>
-      <w:rPr>
-        <w:rFonts w:ascii="Wingdings" w:hAnsi="Wingdings" w:hint="default"/>
-        <w:sz w:val="20"/>
-      </w:rPr>
-    </w:lvl>
-    <w:lvl w:ilvl="7" w:tentative="1">
-      <w:start w:val="1"/>
-      <w:numFmt w:val="bullet"/>
-      <w:lvlText w:val=""/>
-      <w:lvlJc w:val="left"/>
-      <w:pPr>
-        <w:tabs>
-          <w:tab w:val="num" w:pos="5760"/>
-        </w:tabs>
-        <w:ind w:left="5760" w:hanging="360"/>
-      </w:pPr>
-      <w:rPr>
-        <w:rFonts w:ascii="Wingdings" w:hAnsi="Wingdings" w:hint="default"/>
-        <w:sz w:val="20"/>
-      </w:rPr>
-    </w:lvl>
-    <w:lvl w:ilvl="8" w:tentative="1">
-      <w:start w:val="1"/>
-      <w:numFmt w:val="bullet"/>
-      <w:lvlText w:val=""/>
-      <w:lvlJc w:val="left"/>
-      <w:pPr>
-        <w:tabs>
-          <w:tab w:val="num" w:pos="6480"/>
-        </w:tabs>
-        <w:ind w:left="6480" w:hanging="360"/>
-      </w:pPr>
-      <w:rPr>
-        <w:rFonts w:ascii="Wingdings" w:hAnsi="Wingdings" w:hint="default"/>
-        <w:sz w:val="20"/>
-      </w:rPr>
-    </w:lvl>
-  </w:abstractNum>
-  <w:abstractNum w:abstractNumId="41" w15:restartNumberingAfterBreak="0">
-    <w:nsid w:val="7EA71D34"/>
-    <w:multiLevelType w:val="hybridMultilevel"/>
-    <w:tmpl w:val="13E213CA"/>
-    <w:lvl w:ilvl="0" w:tplc="041A0001">
-      <w:start w:val="1"/>
-      <w:numFmt w:val="bullet"/>
-      <w:lvlText w:val=""/>
-      <w:lvlJc w:val="left"/>
-      <w:pPr>
-        <w:ind w:left="720" w:hanging="360"/>
-      </w:pPr>
-      <w:rPr>
-        <w:rFonts w:ascii="Symbol" w:hAnsi="Symbol" w:hint="default"/>
-      </w:rPr>
-    </w:lvl>
-    <w:lvl w:ilvl="1" w:tplc="041A0003" w:tentative="1">
-      <w:start w:val="1"/>
-      <w:numFmt w:val="bullet"/>
-      <w:lvlText w:val="o"/>
-      <w:lvlJc w:val="left"/>
-      <w:pPr>
-        <w:ind w:left="1440" w:hanging="360"/>
-      </w:pPr>
-      <w:rPr>
-        <w:rFonts w:ascii="Courier New" w:hAnsi="Courier New" w:cs="Courier New" w:hint="default"/>
-      </w:rPr>
-    </w:lvl>
-    <w:lvl w:ilvl="2" w:tplc="041A0005" w:tentative="1">
-      <w:start w:val="1"/>
-      <w:numFmt w:val="bullet"/>
-      <w:lvlText w:val=""/>
-      <w:lvlJc w:val="left"/>
-      <w:pPr>
-        <w:ind w:left="2160" w:hanging="360"/>
-      </w:pPr>
-      <w:rPr>
-        <w:rFonts w:ascii="Wingdings" w:hAnsi="Wingdings" w:hint="default"/>
-      </w:rPr>
-    </w:lvl>
-    <w:lvl w:ilvl="3" w:tplc="041A0001" w:tentative="1">
-      <w:start w:val="1"/>
-      <w:numFmt w:val="bullet"/>
-      <w:lvlText w:val=""/>
-      <w:lvlJc w:val="left"/>
-      <w:pPr>
-        <w:ind w:left="2880" w:hanging="360"/>
-      </w:pPr>
-      <w:rPr>
-        <w:rFonts w:ascii="Symbol" w:hAnsi="Symbol" w:hint="default"/>
-      </w:rPr>
-    </w:lvl>
-    <w:lvl w:ilvl="4" w:tplc="041A0003" w:tentative="1">
-      <w:start w:val="1"/>
-      <w:numFmt w:val="bullet"/>
-      <w:lvlText w:val="o"/>
-      <w:lvlJc w:val="left"/>
-      <w:pPr>
-        <w:ind w:left="3600" w:hanging="360"/>
-      </w:pPr>
-      <w:rPr>
-        <w:rFonts w:ascii="Courier New" w:hAnsi="Courier New" w:cs="Courier New" w:hint="default"/>
-      </w:rPr>
-    </w:lvl>
-    <w:lvl w:ilvl="5" w:tplc="041A0005" w:tentative="1">
-      <w:start w:val="1"/>
-      <w:numFmt w:val="bullet"/>
-      <w:lvlText w:val=""/>
-      <w:lvlJc w:val="left"/>
-      <w:pPr>
-        <w:ind w:left="4320" w:hanging="360"/>
-      </w:pPr>
-      <w:rPr>
-        <w:rFonts w:ascii="Wingdings" w:hAnsi="Wingdings" w:hint="default"/>
-      </w:rPr>
-    </w:lvl>
-    <w:lvl w:ilvl="6" w:tplc="041A0001" w:tentative="1">
-      <w:start w:val="1"/>
-      <w:numFmt w:val="bullet"/>
-      <w:lvlText w:val=""/>
-      <w:lvlJc w:val="left"/>
-      <w:pPr>
-        <w:ind w:left="5040" w:hanging="360"/>
-      </w:pPr>
-      <w:rPr>
-        <w:rFonts w:ascii="Symbol" w:hAnsi="Symbol" w:hint="default"/>
-      </w:rPr>
-    </w:lvl>
-    <w:lvl w:ilvl="7" w:tplc="041A0003" w:tentative="1">
-      <w:start w:val="1"/>
-      <w:numFmt w:val="bullet"/>
-      <w:lvlText w:val="o"/>
-      <w:lvlJc w:val="left"/>
-      <w:pPr>
-        <w:ind w:left="5760" w:hanging="360"/>
-      </w:pPr>
-      <w:rPr>
-        <w:rFonts w:ascii="Courier New" w:hAnsi="Courier New" w:cs="Courier New" w:hint="default"/>
-      </w:rPr>
-    </w:lvl>
-    <w:lvl w:ilvl="8" w:tplc="041A0005" w:tentative="1">
-      <w:start w:val="1"/>
-      <w:numFmt w:val="bullet"/>
-      <w:lvlText w:val=""/>
-      <w:lvlJc w:val="left"/>
-      <w:pPr>
-        <w:ind w:left="6480" w:hanging="360"/>
-      </w:pPr>
-      <w:rPr>
-        <w:rFonts w:ascii="Wingdings" w:hAnsi="Wingdings" w:hint="default"/>
-      </w:rPr>
-    </w:lvl>
-  </w:abstractNum>
-  <w:abstractNum w:abstractNumId="42" w15:restartNumberingAfterBreak="0">
-    <w:nsid w:val="7F886227"/>
-    <w:multiLevelType w:val="hybridMultilevel"/>
-    <w:tmpl w:val="A1166D92"/>
-    <w:lvl w:ilvl="0" w:tplc="041A0001">
-      <w:start w:val="1"/>
-      <w:numFmt w:val="bullet"/>
-      <w:lvlText w:val=""/>
-      <w:lvlJc w:val="left"/>
-      <w:pPr>
-        <w:ind w:left="720" w:hanging="360"/>
-      </w:pPr>
-      <w:rPr>
-        <w:rFonts w:ascii="Symbol" w:hAnsi="Symbol" w:hint="default"/>
-      </w:rPr>
-    </w:lvl>
-    <w:lvl w:ilvl="1" w:tplc="041A0003" w:tentative="1">
-      <w:start w:val="1"/>
-      <w:numFmt w:val="bullet"/>
-      <w:lvlText w:val="o"/>
-      <w:lvlJc w:val="left"/>
-      <w:pPr>
-        <w:ind w:left="1440" w:hanging="360"/>
-      </w:pPr>
-      <w:rPr>
-        <w:rFonts w:ascii="Courier New" w:hAnsi="Courier New" w:cs="Courier New" w:hint="default"/>
-      </w:rPr>
-    </w:lvl>
-    <w:lvl w:ilvl="2" w:tplc="041A0005" w:tentative="1">
-      <w:start w:val="1"/>
-      <w:numFmt w:val="bullet"/>
-      <w:lvlText w:val=""/>
-      <w:lvlJc w:val="left"/>
-      <w:pPr>
-        <w:ind w:left="2160" w:hanging="360"/>
-      </w:pPr>
-      <w:rPr>
-        <w:rFonts w:ascii="Wingdings" w:hAnsi="Wingdings" w:hint="default"/>
-      </w:rPr>
-    </w:lvl>
-    <w:lvl w:ilvl="3" w:tplc="041A0001" w:tentative="1">
-      <w:start w:val="1"/>
-      <w:numFmt w:val="bullet"/>
-      <w:lvlText w:val=""/>
-      <w:lvlJc w:val="left"/>
-      <w:pPr>
-        <w:ind w:left="2880" w:hanging="360"/>
-      </w:pPr>
-      <w:rPr>
-        <w:rFonts w:ascii="Symbol" w:hAnsi="Symbol" w:hint="default"/>
-      </w:rPr>
-    </w:lvl>
-    <w:lvl w:ilvl="4" w:tplc="041A0003" w:tentative="1">
-      <w:start w:val="1"/>
-      <w:numFmt w:val="bullet"/>
-      <w:lvlText w:val="o"/>
-      <w:lvlJc w:val="left"/>
-      <w:pPr>
-        <w:ind w:left="3600" w:hanging="360"/>
-      </w:pPr>
-      <w:rPr>
-        <w:rFonts w:ascii="Courier New" w:hAnsi="Courier New" w:cs="Courier New" w:hint="default"/>
-      </w:rPr>
-    </w:lvl>
-    <w:lvl w:ilvl="5" w:tplc="041A0005" w:tentative="1">
-      <w:start w:val="1"/>
-      <w:numFmt w:val="bullet"/>
-      <w:lvlText w:val=""/>
-      <w:lvlJc w:val="left"/>
-      <w:pPr>
-        <w:ind w:left="4320" w:hanging="360"/>
-      </w:pPr>
-      <w:rPr>
-        <w:rFonts w:ascii="Wingdings" w:hAnsi="Wingdings" w:hint="default"/>
-      </w:rPr>
-    </w:lvl>
-    <w:lvl w:ilvl="6" w:tplc="041A0001" w:tentative="1">
-      <w:start w:val="1"/>
-      <w:numFmt w:val="bullet"/>
-      <w:lvlText w:val=""/>
-      <w:lvlJc w:val="left"/>
-      <w:pPr>
-        <w:ind w:left="5040" w:hanging="360"/>
-      </w:pPr>
-      <w:rPr>
-        <w:rFonts w:ascii="Symbol" w:hAnsi="Symbol" w:hint="default"/>
-      </w:rPr>
-    </w:lvl>
-    <w:lvl w:ilvl="7" w:tplc="041A0003" w:tentative="1">
-      <w:start w:val="1"/>
-      <w:numFmt w:val="bullet"/>
-      <w:lvlText w:val="o"/>
-      <w:lvlJc w:val="left"/>
-      <w:pPr>
-        <w:ind w:left="5760" w:hanging="360"/>
-      </w:pPr>
-      <w:rPr>
-        <w:rFonts w:ascii="Courier New" w:hAnsi="Courier New" w:cs="Courier New" w:hint="default"/>
-      </w:rPr>
-    </w:lvl>
-    <w:lvl w:ilvl="8" w:tplc="041A0005" w:tentative="1">
-      <w:start w:val="1"/>
-      <w:numFmt w:val="bullet"/>
-      <w:lvlText w:val=""/>
-      <w:lvlJc w:val="left"/>
-      <w:pPr>
-        <w:ind w:left="6480" w:hanging="360"/>
-      </w:pPr>
-      <w:rPr>
-        <w:rFonts w:ascii="Wingdings" w:hAnsi="Wingdings" w:hint="default"/>
-      </w:rPr>
-    </w:lvl>
-  </w:abstractNum>
-  <w:num w:numId="1" w16cid:durableId="1365866008">
-    <w:abstractNumId w:val="31"/>
+  <w:num w:numId="1" w16cid:durableId="383216967">
+    <w:abstractNumId w:val="1"/>
   </w:num>
-  <w:num w:numId="2" w16cid:durableId="145125229">
+  <w:num w:numId="2" w16cid:durableId="2044624543">
+    <w:abstractNumId w:val="14"/>
+  </w:num>
+  <w:num w:numId="3" w16cid:durableId="958728647">
+    <w:abstractNumId w:val="5"/>
+  </w:num>
+  <w:num w:numId="4" w16cid:durableId="245462540">
+    <w:abstractNumId w:val="11"/>
+  </w:num>
+  <w:num w:numId="5" w16cid:durableId="1352687497">
+    <w:abstractNumId w:val="10"/>
+  </w:num>
+  <w:num w:numId="6" w16cid:durableId="1088191032">
+    <w:abstractNumId w:val="15"/>
+  </w:num>
+  <w:num w:numId="7" w16cid:durableId="2075544913">
+    <w:abstractNumId w:val="12"/>
+  </w:num>
+  <w:num w:numId="8" w16cid:durableId="1907521260">
+    <w:abstractNumId w:val="17"/>
+  </w:num>
+  <w:num w:numId="9" w16cid:durableId="1037391594">
+    <w:abstractNumId w:val="3"/>
+  </w:num>
+  <w:num w:numId="10" w16cid:durableId="151680156">
+    <w:abstractNumId w:val="8"/>
+  </w:num>
+  <w:num w:numId="11" w16cid:durableId="1617101608">
+    <w:abstractNumId w:val="7"/>
+  </w:num>
+  <w:num w:numId="12" w16cid:durableId="608437513">
+    <w:abstractNumId w:val="6"/>
+  </w:num>
+  <w:num w:numId="13" w16cid:durableId="1449812808">
+    <w:abstractNumId w:val="0"/>
+  </w:num>
+  <w:num w:numId="14" w16cid:durableId="983310597">
+    <w:abstractNumId w:val="13"/>
+  </w:num>
+  <w:num w:numId="15" w16cid:durableId="1788700918">
+    <w:abstractNumId w:val="9"/>
+  </w:num>
+  <w:num w:numId="16" w16cid:durableId="1681278644">
     <w:abstractNumId w:val="2"/>
   </w:num>
-  <w:num w:numId="3" w16cid:durableId="623268834">
-    <w:abstractNumId w:val="19"/>
+  <w:num w:numId="17" w16cid:durableId="724332511">
+    <w:abstractNumId w:val="16"/>
   </w:num>
-  <w:num w:numId="4" w16cid:durableId="2007779696">
-    <w:abstractNumId w:val="12"/>
-  </w:num>
-  <w:num w:numId="5" w16cid:durableId="126708248">
-    <w:abstractNumId w:val="28"/>
-  </w:num>
-  <w:num w:numId="6" w16cid:durableId="360472740">
-    <w:abstractNumId w:val="26"/>
-  </w:num>
-  <w:num w:numId="7" w16cid:durableId="1346127087">
-    <w:abstractNumId w:val="27"/>
-  </w:num>
-  <w:num w:numId="8" w16cid:durableId="1603217975">
+  <w:num w:numId="18" w16cid:durableId="2036732489">
     <w:abstractNumId w:val="4"/>
   </w:num>
-  <w:num w:numId="9" w16cid:durableId="494224782">
-    <w:abstractNumId w:val="2"/>
-    <w:lvlOverride w:ilvl="0">
-      <w:startOverride w:val="3"/>
-    </w:lvlOverride>
-    <w:lvlOverride w:ilvl="1">
-      <w:startOverride w:val="1"/>
-    </w:lvlOverride>
-  </w:num>
-  <w:num w:numId="10" w16cid:durableId="750734547">
-    <w:abstractNumId w:val="2"/>
-    <w:lvlOverride w:ilvl="0">
-      <w:startOverride w:val="3"/>
-    </w:lvlOverride>
-    <w:lvlOverride w:ilvl="1">
-      <w:startOverride w:val="1"/>
-    </w:lvlOverride>
-  </w:num>
-  <w:num w:numId="11" w16cid:durableId="1355618801">
-    <w:abstractNumId w:val="2"/>
-    <w:lvlOverride w:ilvl="0">
-      <w:startOverride w:val="3"/>
-    </w:lvlOverride>
-    <w:lvlOverride w:ilvl="1">
-      <w:startOverride w:val="1"/>
-    </w:lvlOverride>
-  </w:num>
-  <w:num w:numId="12" w16cid:durableId="247348761">
-    <w:abstractNumId w:val="2"/>
-    <w:lvlOverride w:ilvl="0">
-      <w:startOverride w:val="3"/>
-    </w:lvlOverride>
-    <w:lvlOverride w:ilvl="1">
-      <w:startOverride w:val="1"/>
-    </w:lvlOverride>
-  </w:num>
-  <w:num w:numId="13" w16cid:durableId="984509774">
-    <w:abstractNumId w:val="2"/>
-    <w:lvlOverride w:ilvl="0">
-      <w:startOverride w:val="3"/>
-    </w:lvlOverride>
-    <w:lvlOverride w:ilvl="1">
-      <w:startOverride w:val="2"/>
-    </w:lvlOverride>
-    <w:lvlOverride w:ilvl="2">
-      <w:startOverride w:val="1"/>
-    </w:lvlOverride>
-  </w:num>
-  <w:num w:numId="14" w16cid:durableId="71122610">
-    <w:abstractNumId w:val="40"/>
-  </w:num>
-  <w:num w:numId="15" w16cid:durableId="1750040107">
-    <w:abstractNumId w:val="9"/>
-  </w:num>
-  <w:num w:numId="16" w16cid:durableId="383216967">
-    <w:abstractNumId w:val="10"/>
-  </w:num>
-  <w:num w:numId="17" w16cid:durableId="1189753883">
-    <w:abstractNumId w:val="18"/>
-  </w:num>
-  <w:num w:numId="18" w16cid:durableId="2044624543">
-    <w:abstractNumId w:val="37"/>
-  </w:num>
-  <w:num w:numId="19" w16cid:durableId="1557739209">
-    <w:abstractNumId w:val="34"/>
-  </w:num>
-  <w:num w:numId="20" w16cid:durableId="958728647">
-    <w:abstractNumId w:val="20"/>
-  </w:num>
-  <w:num w:numId="21" w16cid:durableId="1606496996">
-    <w:abstractNumId w:val="6"/>
-  </w:num>
-  <w:num w:numId="22" w16cid:durableId="399984772">
-    <w:abstractNumId w:val="30"/>
-  </w:num>
-  <w:num w:numId="23" w16cid:durableId="245462540">
-    <w:abstractNumId w:val="33"/>
-  </w:num>
-  <w:num w:numId="24" w16cid:durableId="455562454">
-    <w:abstractNumId w:val="1"/>
-  </w:num>
-  <w:num w:numId="25" w16cid:durableId="1352687497">
-    <w:abstractNumId w:val="32"/>
-  </w:num>
-  <w:num w:numId="26" w16cid:durableId="434404292">
-    <w:abstractNumId w:val="39"/>
-  </w:num>
-  <w:num w:numId="27" w16cid:durableId="1088191032">
-    <w:abstractNumId w:val="38"/>
-  </w:num>
-  <w:num w:numId="28" w16cid:durableId="1969125492">
-    <w:abstractNumId w:val="23"/>
-  </w:num>
-  <w:num w:numId="29" w16cid:durableId="2075544913">
-    <w:abstractNumId w:val="35"/>
-  </w:num>
-  <w:num w:numId="30" w16cid:durableId="1907521260">
-    <w:abstractNumId w:val="42"/>
-  </w:num>
-  <w:num w:numId="31" w16cid:durableId="1738089218">
-    <w:abstractNumId w:val="14"/>
-  </w:num>
-  <w:num w:numId="32" w16cid:durableId="80218857">
-    <w:abstractNumId w:val="25"/>
-  </w:num>
-  <w:num w:numId="33" w16cid:durableId="1242956951">
-    <w:abstractNumId w:val="3"/>
-  </w:num>
-  <w:num w:numId="34" w16cid:durableId="269435625">
-    <w:abstractNumId w:val="17"/>
-  </w:num>
-  <w:num w:numId="35" w16cid:durableId="1037391594">
-    <w:abstractNumId w:val="15"/>
-  </w:num>
-  <w:num w:numId="36" w16cid:durableId="168103095">
-    <w:abstractNumId w:val="16"/>
-  </w:num>
-  <w:num w:numId="37" w16cid:durableId="94373116">
-    <w:abstractNumId w:val="15"/>
-    <w:lvlOverride w:ilvl="0">
-      <w:startOverride w:val="1"/>
-    </w:lvlOverride>
-    <w:lvlOverride w:ilvl="1">
-      <w:startOverride w:val="1"/>
-    </w:lvlOverride>
-    <w:lvlOverride w:ilvl="2">
-      <w:startOverride w:val="1"/>
-    </w:lvlOverride>
-    <w:lvlOverride w:ilvl="3">
-      <w:startOverride w:val="1"/>
-    </w:lvlOverride>
-    <w:lvlOverride w:ilvl="4">
-      <w:startOverride w:val="1"/>
-    </w:lvlOverride>
-    <w:lvlOverride w:ilvl="5">
-      <w:startOverride w:val="1"/>
-    </w:lvlOverride>
-    <w:lvlOverride w:ilvl="6">
-      <w:startOverride w:val="1"/>
-    </w:lvlOverride>
-    <w:lvlOverride w:ilvl="7">
-      <w:startOverride w:val="1"/>
-    </w:lvlOverride>
-    <w:lvlOverride w:ilvl="8">
-      <w:startOverride w:val="1"/>
-    </w:lvlOverride>
-  </w:num>
-  <w:num w:numId="38" w16cid:durableId="151680156">
-    <w:abstractNumId w:val="24"/>
-  </w:num>
-  <w:num w:numId="39" w16cid:durableId="1617101608">
-    <w:abstractNumId w:val="22"/>
-  </w:num>
-  <w:num w:numId="40" w16cid:durableId="1809471547">
-    <w:abstractNumId w:val="11"/>
-  </w:num>
-  <w:num w:numId="41" w16cid:durableId="608437513">
-    <w:abstractNumId w:val="21"/>
-  </w:num>
-  <w:num w:numId="42" w16cid:durableId="1140734418">
-    <w:abstractNumId w:val="2"/>
-    <w:lvlOverride w:ilvl="0">
-      <w:startOverride w:val="5"/>
-    </w:lvlOverride>
-    <w:lvlOverride w:ilvl="1">
-      <w:startOverride w:val="3"/>
-    </w:lvlOverride>
-    <w:lvlOverride w:ilvl="2">
-      <w:startOverride w:val="1"/>
-    </w:lvlOverride>
-  </w:num>
-  <w:num w:numId="43" w16cid:durableId="1449812808">
-    <w:abstractNumId w:val="0"/>
-  </w:num>
-  <w:num w:numId="44" w16cid:durableId="1184514894">
-    <w:abstractNumId w:val="5"/>
-  </w:num>
-  <w:num w:numId="45" w16cid:durableId="983310597">
-    <w:abstractNumId w:val="36"/>
-  </w:num>
-  <w:num w:numId="46" w16cid:durableId="1269973108">
-    <w:abstractNumId w:val="8"/>
-  </w:num>
-  <w:num w:numId="47" w16cid:durableId="1788700918">
-    <w:abstractNumId w:val="29"/>
-  </w:num>
-  <w:num w:numId="48" w16cid:durableId="1681278644">
-    <w:abstractNumId w:val="13"/>
-  </w:num>
-  <w:num w:numId="49" w16cid:durableId="248732194">
-    <w:abstractNumId w:val="7"/>
-  </w:num>
-  <w:num w:numId="50" w16cid:durableId="724332511">
-    <w:abstractNumId w:val="41"/>
-  </w:num>
+  <w:numIdMacAtCleanup w:val="18"/>
 </w:numbering>
 </file>
 
@@ -28793,13 +25639,13 @@
     <w:autoRedefine/>
     <w:uiPriority w:val="9"/>
     <w:qFormat/>
-    <w:rsid w:val="00383222"/>
+    <w:rsid w:val="00F72C53"/>
     <w:pPr>
       <w:keepNext/>
       <w:keepLines/>
       <w:pageBreakBefore/>
       <w:numPr>
-        <w:numId w:val="2"/>
+        <w:numId w:val="18"/>
       </w:numPr>
       <w:spacing w:before="360" w:after="80"/>
       <w:outlineLvl w:val="0"/>
@@ -28819,13 +25665,13 @@
     <w:uiPriority w:val="9"/>
     <w:unhideWhenUsed/>
     <w:qFormat/>
-    <w:rsid w:val="00E120F6"/>
+    <w:rsid w:val="00D061DB"/>
     <w:pPr>
       <w:keepNext/>
       <w:keepLines/>
       <w:numPr>
         <w:ilvl w:val="1"/>
-        <w:numId w:val="2"/>
+        <w:numId w:val="18"/>
       </w:numPr>
       <w:spacing w:before="160" w:after="80"/>
       <w:outlineLvl w:val="1"/>
@@ -28852,7 +25698,7 @@
       <w:keepLines/>
       <w:numPr>
         <w:ilvl w:val="2"/>
-        <w:numId w:val="2"/>
+        <w:numId w:val="18"/>
       </w:numPr>
       <w:spacing w:before="160" w:after="80"/>
       <w:outlineLvl w:val="2"/>
@@ -28879,7 +25725,7 @@
       <w:keepLines/>
       <w:numPr>
         <w:ilvl w:val="3"/>
-        <w:numId w:val="2"/>
+        <w:numId w:val="18"/>
       </w:numPr>
       <w:spacing w:before="80" w:after="40"/>
       <w:outlineLvl w:val="3"/>
@@ -28906,7 +25752,7 @@
       <w:keepLines/>
       <w:numPr>
         <w:ilvl w:val="4"/>
-        <w:numId w:val="2"/>
+        <w:numId w:val="18"/>
       </w:numPr>
       <w:spacing w:before="80" w:after="40"/>
       <w:outlineLvl w:val="4"/>
@@ -28931,7 +25777,7 @@
       <w:keepLines/>
       <w:numPr>
         <w:ilvl w:val="5"/>
-        <w:numId w:val="2"/>
+        <w:numId w:val="18"/>
       </w:numPr>
       <w:spacing w:before="40" w:after="0"/>
       <w:outlineLvl w:val="5"/>
@@ -28958,7 +25804,7 @@
       <w:keepLines/>
       <w:numPr>
         <w:ilvl w:val="6"/>
-        <w:numId w:val="2"/>
+        <w:numId w:val="18"/>
       </w:numPr>
       <w:spacing w:before="40" w:after="0"/>
       <w:outlineLvl w:val="6"/>
@@ -28983,7 +25829,7 @@
       <w:keepLines/>
       <w:numPr>
         <w:ilvl w:val="7"/>
-        <w:numId w:val="2"/>
+        <w:numId w:val="18"/>
       </w:numPr>
       <w:spacing w:after="0"/>
       <w:outlineLvl w:val="7"/>
@@ -29010,7 +25856,7 @@
       <w:keepLines/>
       <w:numPr>
         <w:ilvl w:val="8"/>
-        <w:numId w:val="2"/>
+        <w:numId w:val="18"/>
       </w:numPr>
       <w:spacing w:after="0"/>
       <w:outlineLvl w:val="8"/>
@@ -29051,7 +25897,7 @@
     <w:basedOn w:val="DefaultParagraphFont"/>
     <w:link w:val="Heading1"/>
     <w:uiPriority w:val="9"/>
-    <w:rsid w:val="00383222"/>
+    <w:rsid w:val="00F72C53"/>
     <w:rPr>
       <w:rFonts w:asciiTheme="majorBidi" w:eastAsiaTheme="majorEastAsia" w:hAnsiTheme="majorBidi" w:cstheme="majorBidi"/>
       <w:b/>
@@ -29096,10 +25942,11 @@
     <w:semiHidden/>
     <w:rsid w:val="00567593"/>
     <w:rPr>
-      <w:rFonts w:eastAsiaTheme="majorEastAsia" w:cstheme="majorBidi"/>
+      <w:rFonts w:asciiTheme="majorBidi" w:eastAsiaTheme="majorEastAsia" w:hAnsiTheme="majorBidi" w:cstheme="majorBidi"/>
       <w:i/>
       <w:iCs/>
       <w:color w:val="0F4761" w:themeColor="accent1" w:themeShade="BF"/>
+      <w:sz w:val="24"/>
     </w:rPr>
   </w:style>
   <w:style w:type="character" w:customStyle="1" w:styleId="Heading5Char">
@@ -29110,8 +25957,9 @@
     <w:semiHidden/>
     <w:rsid w:val="00567593"/>
     <w:rPr>
-      <w:rFonts w:eastAsiaTheme="majorEastAsia" w:cstheme="majorBidi"/>
+      <w:rFonts w:asciiTheme="majorBidi" w:eastAsiaTheme="majorEastAsia" w:hAnsiTheme="majorBidi" w:cstheme="majorBidi"/>
       <w:color w:val="0F4761" w:themeColor="accent1" w:themeShade="BF"/>
+      <w:sz w:val="24"/>
     </w:rPr>
   </w:style>
   <w:style w:type="character" w:customStyle="1" w:styleId="Heading6Char">
@@ -29122,10 +25970,11 @@
     <w:semiHidden/>
     <w:rsid w:val="00567593"/>
     <w:rPr>
-      <w:rFonts w:eastAsiaTheme="majorEastAsia" w:cstheme="majorBidi"/>
+      <w:rFonts w:asciiTheme="majorBidi" w:eastAsiaTheme="majorEastAsia" w:hAnsiTheme="majorBidi" w:cstheme="majorBidi"/>
       <w:i/>
       <w:iCs/>
       <w:color w:val="595959" w:themeColor="text1" w:themeTint="A6"/>
+      <w:sz w:val="24"/>
     </w:rPr>
   </w:style>
   <w:style w:type="character" w:customStyle="1" w:styleId="Heading7Char">
@@ -29136,8 +25985,9 @@
     <w:semiHidden/>
     <w:rsid w:val="00567593"/>
     <w:rPr>
-      <w:rFonts w:eastAsiaTheme="majorEastAsia" w:cstheme="majorBidi"/>
+      <w:rFonts w:asciiTheme="majorBidi" w:eastAsiaTheme="majorEastAsia" w:hAnsiTheme="majorBidi" w:cstheme="majorBidi"/>
       <w:color w:val="595959" w:themeColor="text1" w:themeTint="A6"/>
+      <w:sz w:val="24"/>
     </w:rPr>
   </w:style>
   <w:style w:type="character" w:customStyle="1" w:styleId="Heading8Char">
@@ -29148,10 +25998,11 @@
     <w:semiHidden/>
     <w:rsid w:val="00567593"/>
     <w:rPr>
-      <w:rFonts w:eastAsiaTheme="majorEastAsia" w:cstheme="majorBidi"/>
+      <w:rFonts w:asciiTheme="majorBidi" w:eastAsiaTheme="majorEastAsia" w:hAnsiTheme="majorBidi" w:cstheme="majorBidi"/>
       <w:i/>
       <w:iCs/>
       <w:color w:val="272727" w:themeColor="text1" w:themeTint="D8"/>
+      <w:sz w:val="24"/>
     </w:rPr>
   </w:style>
   <w:style w:type="character" w:customStyle="1" w:styleId="Heading9Char">
@@ -29162,8 +26013,9 @@
     <w:semiHidden/>
     <w:rsid w:val="00567593"/>
     <w:rPr>
-      <w:rFonts w:eastAsiaTheme="majorEastAsia" w:cstheme="majorBidi"/>
+      <w:rFonts w:asciiTheme="majorBidi" w:eastAsiaTheme="majorEastAsia" w:hAnsiTheme="majorBidi" w:cstheme="majorBidi"/>
       <w:color w:val="272727" w:themeColor="text1" w:themeTint="D8"/>
+      <w:sz w:val="24"/>
     </w:rPr>
   </w:style>
   <w:style w:type="paragraph" w:styleId="Title">
